--- a/Docs_by_Vikas/Summary.docx
+++ b/Docs_by_Vikas/Summary.docx
@@ -5804,6 +5804,7191 @@
         <w:t xml:space="preserve"> </w:t>
       </w:r>
     </w:p>
+    <w:p/>
+    <w:p/>
+    <w:p/>
+    <w:p/>
+    <w:p/>
+    <w:p/>
+    <w:p>
+      <w:r>
+        <w:rPr>
+          <w:rFonts w:ascii="Mangal" w:hAnsi="Mangal" w:cs="Mangal"/>
+        </w:rPr>
+        <w:lastRenderedPageBreak/>
+        <w:t>हाँ।</w:t>
+      </w:r>
+      <w:r>
+        <w:t xml:space="preserve"> </w:t>
+      </w:r>
+      <w:r>
+        <w:rPr>
+          <w:rFonts w:ascii="Mangal" w:hAnsi="Mangal" w:cs="Mangal"/>
+        </w:rPr>
+        <w:t>मैंने</w:t>
+      </w:r>
+      <w:r>
+        <w:t xml:space="preserve"> Git repository </w:t>
+      </w:r>
+      <w:r>
+        <w:rPr>
+          <w:rFonts w:ascii="Mangal" w:hAnsi="Mangal" w:cs="Mangal"/>
+        </w:rPr>
+        <w:t>में</w:t>
+      </w:r>
+      <w:r>
+        <w:t xml:space="preserve"> </w:t>
+      </w:r>
+      <w:r>
+        <w:rPr>
+          <w:rFonts w:ascii="Mangal" w:hAnsi="Mangal" w:cs="Mangal"/>
+        </w:rPr>
+        <w:t>उपलब्ध</w:t>
+      </w:r>
+      <w:r>
+        <w:t xml:space="preserve"> </w:t>
+      </w:r>
+      <w:r>
+        <w:rPr>
+          <w:b/>
+          <w:bCs/>
+        </w:rPr>
+        <w:t xml:space="preserve">Courtroom Guide </w:t>
+      </w:r>
+      <w:r>
+        <w:rPr>
+          <w:rFonts w:ascii="Mangal" w:hAnsi="Mangal" w:cs="Mangal"/>
+          <w:b/>
+          <w:bCs/>
+        </w:rPr>
+        <w:t>और</w:t>
+      </w:r>
+      <w:r>
+        <w:rPr>
+          <w:b/>
+          <w:bCs/>
+        </w:rPr>
+        <w:t xml:space="preserve"> </w:t>
+      </w:r>
+      <w:r>
+        <w:rPr>
+          <w:rFonts w:ascii="Mangal" w:hAnsi="Mangal" w:cs="Mangal"/>
+          <w:b/>
+          <w:bCs/>
+        </w:rPr>
+        <w:t>उसमें</w:t>
+      </w:r>
+      <w:r>
+        <w:rPr>
+          <w:b/>
+          <w:bCs/>
+        </w:rPr>
+        <w:t xml:space="preserve"> ACKO </w:t>
+      </w:r>
+      <w:r>
+        <w:rPr>
+          <w:rFonts w:ascii="Mangal" w:hAnsi="Mangal" w:cs="Mangal"/>
+          <w:b/>
+          <w:bCs/>
+        </w:rPr>
+        <w:t>के</w:t>
+      </w:r>
+      <w:r>
+        <w:rPr>
+          <w:b/>
+          <w:bCs/>
+        </w:rPr>
+        <w:t xml:space="preserve"> rejection/defence </w:t>
+      </w:r>
+      <w:r>
+        <w:rPr>
+          <w:rFonts w:ascii="Mangal" w:hAnsi="Mangal" w:cs="Mangal"/>
+          <w:b/>
+          <w:bCs/>
+        </w:rPr>
+        <w:t>से</w:t>
+      </w:r>
+      <w:r>
+        <w:rPr>
+          <w:b/>
+          <w:bCs/>
+        </w:rPr>
+        <w:t xml:space="preserve"> </w:t>
+      </w:r>
+      <w:r>
+        <w:rPr>
+          <w:rFonts w:ascii="Mangal" w:hAnsi="Mangal" w:cs="Mangal"/>
+          <w:b/>
+          <w:bCs/>
+        </w:rPr>
+        <w:t>संबंधित</w:t>
+      </w:r>
+      <w:r>
+        <w:rPr>
+          <w:b/>
+          <w:bCs/>
+        </w:rPr>
+        <w:t xml:space="preserve"> chronology </w:t>
+      </w:r>
+      <w:r>
+        <w:rPr>
+          <w:rFonts w:ascii="Mangal" w:hAnsi="Mangal" w:cs="Mangal"/>
+          <w:b/>
+          <w:bCs/>
+        </w:rPr>
+        <w:t>और</w:t>
+      </w:r>
+      <w:r>
+        <w:rPr>
+          <w:b/>
+          <w:bCs/>
+        </w:rPr>
+        <w:t xml:space="preserve"> Ombudsman analysis</w:t>
+      </w:r>
+      <w:r>
+        <w:t xml:space="preserve"> </w:t>
+      </w:r>
+      <w:r>
+        <w:rPr>
+          <w:rFonts w:ascii="Mangal" w:hAnsi="Mangal" w:cs="Mangal"/>
+        </w:rPr>
+        <w:t>को</w:t>
+      </w:r>
+      <w:r>
+        <w:t xml:space="preserve"> </w:t>
+      </w:r>
+      <w:r>
+        <w:rPr>
+          <w:rFonts w:ascii="Mangal" w:hAnsi="Mangal" w:cs="Mangal"/>
+        </w:rPr>
+        <w:t>देखकर</w:t>
+      </w:r>
+      <w:r>
+        <w:t xml:space="preserve">, </w:t>
+      </w:r>
+      <w:r>
+        <w:rPr>
+          <w:rFonts w:ascii="Mangal" w:hAnsi="Mangal" w:cs="Mangal"/>
+        </w:rPr>
+        <w:t>साथ</w:t>
+      </w:r>
+      <w:r>
+        <w:t xml:space="preserve"> </w:t>
+      </w:r>
+      <w:r>
+        <w:rPr>
+          <w:rFonts w:ascii="Mangal" w:hAnsi="Mangal" w:cs="Mangal"/>
+        </w:rPr>
+        <w:t>में</w:t>
+      </w:r>
+      <w:r>
+        <w:t xml:space="preserve"> insurance-policy interpretation </w:t>
+      </w:r>
+      <w:r>
+        <w:rPr>
+          <w:rFonts w:ascii="Mangal" w:hAnsi="Mangal" w:cs="Mangal"/>
+        </w:rPr>
+        <w:t>पर</w:t>
+      </w:r>
+      <w:r>
+        <w:t xml:space="preserve"> Supreme Court </w:t>
+      </w:r>
+      <w:r>
+        <w:rPr>
+          <w:rFonts w:ascii="Mangal" w:hAnsi="Mangal" w:cs="Mangal"/>
+        </w:rPr>
+        <w:t>की</w:t>
+      </w:r>
+      <w:r>
+        <w:t xml:space="preserve"> current authorities </w:t>
+      </w:r>
+      <w:r>
+        <w:rPr>
+          <w:rFonts w:ascii="Mangal" w:hAnsi="Mangal" w:cs="Mangal"/>
+        </w:rPr>
+        <w:t>को</w:t>
+      </w:r>
+      <w:r>
+        <w:t xml:space="preserve"> cross-check </w:t>
+      </w:r>
+      <w:r>
+        <w:rPr>
+          <w:rFonts w:ascii="Mangal" w:hAnsi="Mangal" w:cs="Mangal"/>
+        </w:rPr>
+        <w:t>करके</w:t>
+      </w:r>
+      <w:r>
+        <w:t xml:space="preserve"> </w:t>
+      </w:r>
+      <w:r>
+        <w:rPr>
+          <w:rFonts w:ascii="Mangal" w:hAnsi="Mangal" w:cs="Mangal"/>
+        </w:rPr>
+        <w:t>यह</w:t>
+      </w:r>
+      <w:r>
+        <w:t xml:space="preserve"> </w:t>
+      </w:r>
+      <w:r>
+        <w:rPr>
+          <w:rFonts w:ascii="Mangal" w:hAnsi="Mangal" w:cs="Mangal"/>
+        </w:rPr>
+        <w:t>जवाब</w:t>
+      </w:r>
+      <w:r>
+        <w:t xml:space="preserve"> </w:t>
+      </w:r>
+      <w:r>
+        <w:rPr>
+          <w:rFonts w:ascii="Mangal" w:hAnsi="Mangal" w:cs="Mangal"/>
+        </w:rPr>
+        <w:t>तैयार</w:t>
+      </w:r>
+      <w:r>
+        <w:t xml:space="preserve"> </w:t>
+      </w:r>
+      <w:r>
+        <w:rPr>
+          <w:rFonts w:ascii="Mangal" w:hAnsi="Mangal" w:cs="Mangal"/>
+        </w:rPr>
+        <w:t>किया</w:t>
+      </w:r>
+      <w:r>
+        <w:t xml:space="preserve"> </w:t>
+      </w:r>
+      <w:r>
+        <w:rPr>
+          <w:rFonts w:ascii="Mangal" w:hAnsi="Mangal" w:cs="Mangal"/>
+        </w:rPr>
+        <w:t>है।</w:t>
+      </w:r>
+    </w:p>
+    <w:p>
+      <w:r>
+        <w:rPr>
+          <w:rFonts w:ascii="Mangal" w:hAnsi="Mangal" w:cs="Mangal"/>
+        </w:rPr>
+        <w:t>सबसे</w:t>
+      </w:r>
+      <w:r>
+        <w:t xml:space="preserve"> </w:t>
+      </w:r>
+      <w:r>
+        <w:rPr>
+          <w:rFonts w:ascii="Mangal" w:hAnsi="Mangal" w:cs="Mangal"/>
+        </w:rPr>
+        <w:t>पहले</w:t>
+      </w:r>
+      <w:r>
+        <w:t xml:space="preserve"> </w:t>
+      </w:r>
+      <w:r>
+        <w:rPr>
+          <w:rFonts w:ascii="Mangal" w:hAnsi="Mangal" w:cs="Mangal"/>
+        </w:rPr>
+        <w:t>एक</w:t>
+      </w:r>
+      <w:r>
+        <w:t xml:space="preserve"> </w:t>
+      </w:r>
+      <w:r>
+        <w:rPr>
+          <w:rFonts w:ascii="Mangal" w:hAnsi="Mangal" w:cs="Mangal"/>
+        </w:rPr>
+        <w:t>बात</w:t>
+      </w:r>
+      <w:r>
+        <w:t xml:space="preserve"> </w:t>
+      </w:r>
+      <w:r>
+        <w:rPr>
+          <w:rFonts w:ascii="Mangal" w:hAnsi="Mangal" w:cs="Mangal"/>
+        </w:rPr>
+        <w:t>स्पष्ट</w:t>
+      </w:r>
+      <w:r>
+        <w:t xml:space="preserve">: </w:t>
+      </w:r>
+      <w:r>
+        <w:rPr>
+          <w:b/>
+          <w:bCs/>
+        </w:rPr>
+        <w:t xml:space="preserve">Git repository </w:t>
+      </w:r>
+      <w:r>
+        <w:rPr>
+          <w:rFonts w:ascii="Mangal" w:hAnsi="Mangal" w:cs="Mangal"/>
+          <w:b/>
+          <w:bCs/>
+        </w:rPr>
+        <w:t>में</w:t>
+      </w:r>
+      <w:r>
+        <w:rPr>
+          <w:b/>
+          <w:bCs/>
+        </w:rPr>
+        <w:t xml:space="preserve"> ACKO </w:t>
+      </w:r>
+      <w:r>
+        <w:rPr>
+          <w:rFonts w:ascii="Mangal" w:hAnsi="Mangal" w:cs="Mangal"/>
+          <w:b/>
+          <w:bCs/>
+        </w:rPr>
+        <w:t>का</w:t>
+      </w:r>
+      <w:r>
+        <w:rPr>
+          <w:b/>
+          <w:bCs/>
+        </w:rPr>
+        <w:t xml:space="preserve"> </w:t>
+      </w:r>
+      <w:r>
+        <w:rPr>
+          <w:rFonts w:ascii="Mangal" w:hAnsi="Mangal" w:cs="Mangal"/>
+          <w:b/>
+          <w:bCs/>
+        </w:rPr>
+        <w:t>कोई</w:t>
+      </w:r>
+      <w:r>
+        <w:rPr>
+          <w:b/>
+          <w:bCs/>
+        </w:rPr>
+        <w:t xml:space="preserve"> </w:t>
+      </w:r>
+      <w:r>
+        <w:rPr>
+          <w:rFonts w:ascii="Mangal" w:hAnsi="Mangal" w:cs="Mangal"/>
+          <w:b/>
+          <w:bCs/>
+        </w:rPr>
+        <w:t>अलग</w:t>
+      </w:r>
+      <w:r>
+        <w:rPr>
+          <w:b/>
+          <w:bCs/>
+        </w:rPr>
+        <w:t xml:space="preserve">, detailed written pleading/reply </w:t>
+      </w:r>
+      <w:r>
+        <w:rPr>
+          <w:rFonts w:ascii="Mangal" w:hAnsi="Mangal" w:cs="Mangal"/>
+          <w:b/>
+          <w:bCs/>
+        </w:rPr>
+        <w:t>मुझे</w:t>
+      </w:r>
+      <w:r>
+        <w:rPr>
+          <w:b/>
+          <w:bCs/>
+        </w:rPr>
+        <w:t xml:space="preserve"> text-search </w:t>
+      </w:r>
+      <w:r>
+        <w:rPr>
+          <w:rFonts w:ascii="Mangal" w:hAnsi="Mangal" w:cs="Mangal"/>
+          <w:b/>
+          <w:bCs/>
+        </w:rPr>
+        <w:t>में</w:t>
+      </w:r>
+      <w:r>
+        <w:rPr>
+          <w:b/>
+          <w:bCs/>
+        </w:rPr>
+        <w:t xml:space="preserve"> </w:t>
+      </w:r>
+      <w:r>
+        <w:rPr>
+          <w:rFonts w:ascii="Mangal" w:hAnsi="Mangal" w:cs="Mangal"/>
+          <w:b/>
+          <w:bCs/>
+        </w:rPr>
+        <w:t>उपलब्ध</w:t>
+      </w:r>
+      <w:r>
+        <w:rPr>
+          <w:b/>
+          <w:bCs/>
+        </w:rPr>
+        <w:t xml:space="preserve"> </w:t>
+      </w:r>
+      <w:r>
+        <w:rPr>
+          <w:rFonts w:ascii="Mangal" w:hAnsi="Mangal" w:cs="Mangal"/>
+          <w:b/>
+          <w:bCs/>
+        </w:rPr>
+        <w:t>नहीं</w:t>
+      </w:r>
+      <w:r>
+        <w:rPr>
+          <w:b/>
+          <w:bCs/>
+        </w:rPr>
+        <w:t xml:space="preserve"> </w:t>
+      </w:r>
+      <w:r>
+        <w:rPr>
+          <w:rFonts w:ascii="Mangal" w:hAnsi="Mangal" w:cs="Mangal"/>
+          <w:b/>
+          <w:bCs/>
+        </w:rPr>
+        <w:t>मिला।</w:t>
+      </w:r>
+      <w:r>
+        <w:t xml:space="preserve"> </w:t>
+      </w:r>
+      <w:r>
+        <w:rPr>
+          <w:rFonts w:ascii="Mangal" w:hAnsi="Mangal" w:cs="Mangal"/>
+        </w:rPr>
+        <w:t>इसलिए</w:t>
+      </w:r>
+      <w:r>
+        <w:t xml:space="preserve"> ACKO </w:t>
+      </w:r>
+      <w:r>
+        <w:rPr>
+          <w:rFonts w:ascii="Mangal" w:hAnsi="Mangal" w:cs="Mangal"/>
+        </w:rPr>
+        <w:t>का</w:t>
+      </w:r>
+      <w:r>
+        <w:t xml:space="preserve"> “exact pleading” quote </w:t>
+      </w:r>
+      <w:r>
+        <w:rPr>
+          <w:rFonts w:ascii="Mangal" w:hAnsi="Mangal" w:cs="Mangal"/>
+        </w:rPr>
+        <w:t>करना</w:t>
+      </w:r>
+      <w:r>
+        <w:t xml:space="preserve"> </w:t>
+      </w:r>
+      <w:r>
+        <w:rPr>
+          <w:rFonts w:ascii="Mangal" w:hAnsi="Mangal" w:cs="Mangal"/>
+        </w:rPr>
+        <w:t>उचित</w:t>
+      </w:r>
+      <w:r>
+        <w:t xml:space="preserve"> </w:t>
+      </w:r>
+      <w:r>
+        <w:rPr>
+          <w:rFonts w:ascii="Mangal" w:hAnsi="Mangal" w:cs="Mangal"/>
+        </w:rPr>
+        <w:t>नहीं</w:t>
+      </w:r>
+      <w:r>
+        <w:t xml:space="preserve"> </w:t>
+      </w:r>
+      <w:r>
+        <w:rPr>
+          <w:rFonts w:ascii="Mangal" w:hAnsi="Mangal" w:cs="Mangal"/>
+        </w:rPr>
+        <w:t>होगा।</w:t>
+      </w:r>
+      <w:r>
+        <w:t xml:space="preserve"> </w:t>
+      </w:r>
+      <w:r>
+        <w:rPr>
+          <w:rFonts w:ascii="Mangal" w:hAnsi="Mangal" w:cs="Mangal"/>
+        </w:rPr>
+        <w:t>लेकिन</w:t>
+      </w:r>
+      <w:r>
+        <w:t xml:space="preserve"> </w:t>
+      </w:r>
+      <w:r>
+        <w:rPr>
+          <w:rFonts w:ascii="Mangal" w:hAnsi="Mangal" w:cs="Mangal"/>
+        </w:rPr>
+        <w:t>आपकी</w:t>
+      </w:r>
+      <w:r>
+        <w:t xml:space="preserve"> file </w:t>
+      </w:r>
+      <w:r>
+        <w:rPr>
+          <w:rFonts w:ascii="Mangal" w:hAnsi="Mangal" w:cs="Mangal"/>
+        </w:rPr>
+        <w:t>में</w:t>
+      </w:r>
+      <w:r>
+        <w:t xml:space="preserve"> </w:t>
+      </w:r>
+      <w:r>
+        <w:rPr>
+          <w:rFonts w:ascii="Mangal" w:hAnsi="Mangal" w:cs="Mangal"/>
+        </w:rPr>
+        <w:t>दर्ज</w:t>
+      </w:r>
+      <w:r>
+        <w:t xml:space="preserve"> ACKO rejection </w:t>
+      </w:r>
+      <w:r>
+        <w:rPr>
+          <w:rFonts w:ascii="Mangal" w:hAnsi="Mangal" w:cs="Mangal"/>
+        </w:rPr>
+        <w:t>और</w:t>
+      </w:r>
+      <w:r>
+        <w:t xml:space="preserve"> Ombudsman proceedings </w:t>
+      </w:r>
+      <w:r>
+        <w:rPr>
+          <w:rFonts w:ascii="Mangal" w:hAnsi="Mangal" w:cs="Mangal"/>
+        </w:rPr>
+        <w:t>से</w:t>
+      </w:r>
+      <w:r>
+        <w:t xml:space="preserve"> </w:t>
+      </w:r>
+      <w:r>
+        <w:rPr>
+          <w:rFonts w:ascii="Mangal" w:hAnsi="Mangal" w:cs="Mangal"/>
+        </w:rPr>
+        <w:t>उनका</w:t>
+      </w:r>
+      <w:r>
+        <w:t xml:space="preserve"> </w:t>
+      </w:r>
+      <w:r>
+        <w:rPr>
+          <w:b/>
+          <w:bCs/>
+        </w:rPr>
+        <w:t>actual position/inference</w:t>
+      </w:r>
+      <w:r>
+        <w:t xml:space="preserve"> </w:t>
+      </w:r>
+      <w:r>
+        <w:rPr>
+          <w:rFonts w:ascii="Mangal" w:hAnsi="Mangal" w:cs="Mangal"/>
+        </w:rPr>
+        <w:t>काफी</w:t>
+      </w:r>
+      <w:r>
+        <w:t xml:space="preserve"> </w:t>
+      </w:r>
+      <w:r>
+        <w:rPr>
+          <w:rFonts w:ascii="Mangal" w:hAnsi="Mangal" w:cs="Mangal"/>
+        </w:rPr>
+        <w:t>साफ़</w:t>
+      </w:r>
+      <w:r>
+        <w:t xml:space="preserve"> </w:t>
+      </w:r>
+      <w:r>
+        <w:rPr>
+          <w:rFonts w:ascii="Mangal" w:hAnsi="Mangal" w:cs="Mangal"/>
+        </w:rPr>
+        <w:t>निकलता</w:t>
+      </w:r>
+      <w:r>
+        <w:t xml:space="preserve"> </w:t>
+      </w:r>
+      <w:r>
+        <w:rPr>
+          <w:rFonts w:ascii="Mangal" w:hAnsi="Mangal" w:cs="Mangal"/>
+        </w:rPr>
+        <w:t>है।</w:t>
+      </w:r>
+    </w:p>
+    <w:p>
+      <w:pPr>
+        <w:rPr>
+          <w:b/>
+          <w:bCs/>
+        </w:rPr>
+      </w:pPr>
+      <w:r>
+        <w:rPr>
+          <w:rFonts w:ascii="Mangal" w:hAnsi="Mangal" w:cs="Mangal"/>
+          <w:b/>
+          <w:bCs/>
+        </w:rPr>
+        <w:t>अगर</w:t>
+      </w:r>
+      <w:r>
+        <w:rPr>
+          <w:b/>
+          <w:bCs/>
+        </w:rPr>
+        <w:t xml:space="preserve"> Judge </w:t>
+      </w:r>
+      <w:r>
+        <w:rPr>
+          <w:rFonts w:ascii="Mangal" w:hAnsi="Mangal" w:cs="Mangal"/>
+          <w:b/>
+          <w:bCs/>
+        </w:rPr>
+        <w:t>पूछें</w:t>
+      </w:r>
+      <w:r>
+        <w:rPr>
+          <w:b/>
+          <w:bCs/>
+        </w:rPr>
+        <w:t>:</w:t>
+      </w:r>
+    </w:p>
+    <w:p>
+      <w:r>
+        <w:rPr>
+          <w:b/>
+          <w:bCs/>
+        </w:rPr>
+        <w:t xml:space="preserve">“ACKO </w:t>
+      </w:r>
+      <w:r>
+        <w:rPr>
+          <w:rFonts w:ascii="Mangal" w:hAnsi="Mangal" w:cs="Mangal"/>
+          <w:b/>
+          <w:bCs/>
+        </w:rPr>
+        <w:t>का</w:t>
+      </w:r>
+      <w:r>
+        <w:rPr>
+          <w:b/>
+          <w:bCs/>
+        </w:rPr>
+        <w:t xml:space="preserve"> </w:t>
+      </w:r>
+      <w:r>
+        <w:rPr>
+          <w:rFonts w:ascii="Mangal" w:hAnsi="Mangal" w:cs="Mangal"/>
+          <w:b/>
+          <w:bCs/>
+        </w:rPr>
+        <w:t>इस</w:t>
+      </w:r>
+      <w:r>
+        <w:rPr>
+          <w:b/>
+          <w:bCs/>
+        </w:rPr>
+        <w:t xml:space="preserve"> clause </w:t>
+      </w:r>
+      <w:r>
+        <w:rPr>
+          <w:rFonts w:ascii="Mangal" w:hAnsi="Mangal" w:cs="Mangal"/>
+          <w:b/>
+          <w:bCs/>
+        </w:rPr>
+        <w:t>के</w:t>
+      </w:r>
+      <w:r>
+        <w:rPr>
+          <w:b/>
+          <w:bCs/>
+        </w:rPr>
+        <w:t xml:space="preserve"> </w:t>
+      </w:r>
+      <w:r>
+        <w:rPr>
+          <w:rFonts w:ascii="Mangal" w:hAnsi="Mangal" w:cs="Mangal"/>
+          <w:b/>
+          <w:bCs/>
+        </w:rPr>
+        <w:t>बारे</w:t>
+      </w:r>
+      <w:r>
+        <w:rPr>
+          <w:b/>
+          <w:bCs/>
+        </w:rPr>
+        <w:t xml:space="preserve"> </w:t>
+      </w:r>
+      <w:r>
+        <w:rPr>
+          <w:rFonts w:ascii="Mangal" w:hAnsi="Mangal" w:cs="Mangal"/>
+          <w:b/>
+          <w:bCs/>
+        </w:rPr>
+        <w:t>में</w:t>
+      </w:r>
+      <w:r>
+        <w:rPr>
+          <w:b/>
+          <w:bCs/>
+        </w:rPr>
+        <w:t xml:space="preserve"> </w:t>
+      </w:r>
+      <w:r>
+        <w:rPr>
+          <w:rFonts w:ascii="Mangal" w:hAnsi="Mangal" w:cs="Mangal"/>
+          <w:b/>
+          <w:bCs/>
+        </w:rPr>
+        <w:t>क्या</w:t>
+      </w:r>
+      <w:r>
+        <w:rPr>
+          <w:b/>
+          <w:bCs/>
+        </w:rPr>
+        <w:t xml:space="preserve"> </w:t>
+      </w:r>
+      <w:r>
+        <w:rPr>
+          <w:rFonts w:ascii="Mangal" w:hAnsi="Mangal" w:cs="Mangal"/>
+          <w:b/>
+          <w:bCs/>
+        </w:rPr>
+        <w:t>कहना</w:t>
+      </w:r>
+      <w:r>
+        <w:rPr>
+          <w:b/>
+          <w:bCs/>
+        </w:rPr>
+        <w:t xml:space="preserve"> </w:t>
+      </w:r>
+      <w:r>
+        <w:rPr>
+          <w:rFonts w:ascii="Mangal" w:hAnsi="Mangal" w:cs="Mangal"/>
+          <w:b/>
+          <w:bCs/>
+        </w:rPr>
+        <w:t>है</w:t>
+      </w:r>
+      <w:r>
+        <w:rPr>
+          <w:b/>
+          <w:bCs/>
+        </w:rPr>
+        <w:t>?”</w:t>
+      </w:r>
+    </w:p>
+    <w:p>
+      <w:r>
+        <w:rPr>
+          <w:rFonts w:ascii="Mangal" w:hAnsi="Mangal" w:cs="Mangal"/>
+        </w:rPr>
+        <w:t>तो</w:t>
+      </w:r>
+      <w:r>
+        <w:t xml:space="preserve"> </w:t>
+      </w:r>
+      <w:r>
+        <w:rPr>
+          <w:rFonts w:ascii="Mangal" w:hAnsi="Mangal" w:cs="Mangal"/>
+          <w:b/>
+          <w:bCs/>
+        </w:rPr>
+        <w:t>बहस</w:t>
+      </w:r>
+      <w:r>
+        <w:rPr>
+          <w:b/>
+          <w:bCs/>
+        </w:rPr>
+        <w:t xml:space="preserve"> </w:t>
+      </w:r>
+      <w:r>
+        <w:rPr>
+          <w:rFonts w:ascii="Mangal" w:hAnsi="Mangal" w:cs="Mangal"/>
+          <w:b/>
+          <w:bCs/>
+        </w:rPr>
+        <w:t>मत</w:t>
+      </w:r>
+      <w:r>
+        <w:rPr>
+          <w:b/>
+          <w:bCs/>
+        </w:rPr>
+        <w:t xml:space="preserve"> </w:t>
+      </w:r>
+      <w:r>
+        <w:rPr>
+          <w:rFonts w:ascii="Mangal" w:hAnsi="Mangal" w:cs="Mangal"/>
+          <w:b/>
+          <w:bCs/>
+        </w:rPr>
+        <w:t>शुरू</w:t>
+      </w:r>
+      <w:r>
+        <w:rPr>
+          <w:b/>
+          <w:bCs/>
+        </w:rPr>
+        <w:t xml:space="preserve"> </w:t>
+      </w:r>
+      <w:r>
+        <w:rPr>
+          <w:rFonts w:ascii="Mangal" w:hAnsi="Mangal" w:cs="Mangal"/>
+          <w:b/>
+          <w:bCs/>
+        </w:rPr>
+        <w:t>कीजिए।</w:t>
+      </w:r>
+      <w:r>
+        <w:rPr>
+          <w:b/>
+          <w:bCs/>
+        </w:rPr>
+        <w:t xml:space="preserve"> </w:t>
+      </w:r>
+      <w:r>
+        <w:rPr>
+          <w:rFonts w:ascii="Mangal" w:hAnsi="Mangal" w:cs="Mangal"/>
+          <w:b/>
+          <w:bCs/>
+        </w:rPr>
+        <w:t>पहले</w:t>
+      </w:r>
+      <w:r>
+        <w:rPr>
+          <w:b/>
+          <w:bCs/>
+        </w:rPr>
+        <w:t xml:space="preserve"> </w:t>
+      </w:r>
+      <w:r>
+        <w:rPr>
+          <w:rFonts w:ascii="Mangal" w:hAnsi="Mangal" w:cs="Mangal"/>
+          <w:b/>
+          <w:bCs/>
+        </w:rPr>
+        <w:t>बहुत</w:t>
+      </w:r>
+      <w:r>
+        <w:rPr>
+          <w:b/>
+          <w:bCs/>
+        </w:rPr>
+        <w:t xml:space="preserve"> </w:t>
+      </w:r>
+      <w:r>
+        <w:rPr>
+          <w:rFonts w:ascii="Mangal" w:hAnsi="Mangal" w:cs="Mangal"/>
+          <w:b/>
+          <w:bCs/>
+        </w:rPr>
+        <w:t>शांत</w:t>
+      </w:r>
+      <w:r>
+        <w:rPr>
+          <w:b/>
+          <w:bCs/>
+        </w:rPr>
+        <w:t xml:space="preserve"> </w:t>
+      </w:r>
+      <w:r>
+        <w:rPr>
+          <w:rFonts w:ascii="Mangal" w:hAnsi="Mangal" w:cs="Mangal"/>
+          <w:b/>
+          <w:bCs/>
+        </w:rPr>
+        <w:t>होकर</w:t>
+      </w:r>
+      <w:r>
+        <w:rPr>
+          <w:b/>
+          <w:bCs/>
+        </w:rPr>
+        <w:t xml:space="preserve"> </w:t>
+      </w:r>
+      <w:r>
+        <w:rPr>
+          <w:rFonts w:ascii="Mangal" w:hAnsi="Mangal" w:cs="Mangal"/>
+          <w:b/>
+          <w:bCs/>
+        </w:rPr>
+        <w:t>यह</w:t>
+      </w:r>
+      <w:r>
+        <w:rPr>
+          <w:b/>
+          <w:bCs/>
+        </w:rPr>
+        <w:t xml:space="preserve"> </w:t>
+      </w:r>
+      <w:r>
+        <w:rPr>
+          <w:rFonts w:ascii="Mangal" w:hAnsi="Mangal" w:cs="Mangal"/>
+          <w:b/>
+          <w:bCs/>
+        </w:rPr>
+        <w:t>कहिए</w:t>
+      </w:r>
+      <w:r>
+        <w:rPr>
+          <w:b/>
+          <w:bCs/>
+        </w:rPr>
+        <w:t>:</w:t>
+      </w:r>
+    </w:p>
+    <w:p>
+      <w:r>
+        <w:rPr>
+          <w:b/>
+          <w:bCs/>
+        </w:rPr>
+        <w:t xml:space="preserve">“Sir, ACKO </w:t>
+      </w:r>
+      <w:r>
+        <w:rPr>
+          <w:rFonts w:ascii="Mangal" w:hAnsi="Mangal" w:cs="Mangal"/>
+          <w:b/>
+          <w:bCs/>
+        </w:rPr>
+        <w:t>का</w:t>
+      </w:r>
+      <w:r>
+        <w:rPr>
+          <w:b/>
+          <w:bCs/>
+        </w:rPr>
+        <w:t xml:space="preserve"> </w:t>
+      </w:r>
+      <w:r>
+        <w:rPr>
+          <w:rFonts w:ascii="Mangal" w:hAnsi="Mangal" w:cs="Mangal"/>
+          <w:b/>
+          <w:bCs/>
+        </w:rPr>
+        <w:t>मूल</w:t>
+      </w:r>
+      <w:r>
+        <w:rPr>
+          <w:b/>
+          <w:bCs/>
+        </w:rPr>
+        <w:t xml:space="preserve"> stand </w:t>
+      </w:r>
+      <w:r>
+        <w:rPr>
+          <w:rFonts w:ascii="Mangal" w:hAnsi="Mangal" w:cs="Mangal"/>
+          <w:b/>
+          <w:bCs/>
+        </w:rPr>
+        <w:t>यह</w:t>
+      </w:r>
+      <w:r>
+        <w:rPr>
+          <w:b/>
+          <w:bCs/>
+        </w:rPr>
+        <w:t xml:space="preserve"> </w:t>
+      </w:r>
+      <w:r>
+        <w:rPr>
+          <w:rFonts w:ascii="Mangal" w:hAnsi="Mangal" w:cs="Mangal"/>
+          <w:b/>
+          <w:bCs/>
+        </w:rPr>
+        <w:t>है</w:t>
+      </w:r>
+      <w:r>
+        <w:rPr>
+          <w:b/>
+          <w:bCs/>
+        </w:rPr>
+        <w:t xml:space="preserve"> </w:t>
+      </w:r>
+      <w:r>
+        <w:rPr>
+          <w:rFonts w:ascii="Mangal" w:hAnsi="Mangal" w:cs="Mangal"/>
+          <w:b/>
+          <w:bCs/>
+        </w:rPr>
+        <w:t>कि</w:t>
+      </w:r>
+      <w:r>
+        <w:rPr>
+          <w:b/>
+          <w:bCs/>
+        </w:rPr>
+        <w:t xml:space="preserve"> </w:t>
+      </w:r>
+      <w:r>
+        <w:rPr>
+          <w:rFonts w:ascii="Mangal" w:hAnsi="Mangal" w:cs="Mangal"/>
+          <w:b/>
+          <w:bCs/>
+        </w:rPr>
+        <w:t>मेरी</w:t>
+      </w:r>
+      <w:r>
+        <w:rPr>
+          <w:b/>
+          <w:bCs/>
+        </w:rPr>
+        <w:t xml:space="preserve"> surgery genitourinary system </w:t>
+      </w:r>
+      <w:r>
+        <w:rPr>
+          <w:rFonts w:ascii="Mangal" w:hAnsi="Mangal" w:cs="Mangal"/>
+          <w:b/>
+          <w:bCs/>
+        </w:rPr>
+        <w:t>की</w:t>
+      </w:r>
+      <w:r>
+        <w:rPr>
+          <w:b/>
+          <w:bCs/>
+        </w:rPr>
+        <w:t xml:space="preserve"> surgery </w:t>
+      </w:r>
+      <w:r>
+        <w:rPr>
+          <w:rFonts w:ascii="Mangal" w:hAnsi="Mangal" w:cs="Mangal"/>
+          <w:b/>
+          <w:bCs/>
+        </w:rPr>
+        <w:t>थी</w:t>
+      </w:r>
+      <w:r>
+        <w:rPr>
+          <w:b/>
+          <w:bCs/>
+        </w:rPr>
+        <w:t xml:space="preserve"> </w:t>
+      </w:r>
+      <w:r>
+        <w:rPr>
+          <w:rFonts w:ascii="Mangal" w:hAnsi="Mangal" w:cs="Mangal"/>
+          <w:b/>
+          <w:bCs/>
+        </w:rPr>
+        <w:t>और</w:t>
+      </w:r>
+      <w:r>
+        <w:rPr>
+          <w:b/>
+          <w:bCs/>
+        </w:rPr>
+        <w:t xml:space="preserve"> policy </w:t>
+      </w:r>
+      <w:r>
+        <w:rPr>
+          <w:rFonts w:ascii="Mangal" w:hAnsi="Mangal" w:cs="Mangal"/>
+          <w:b/>
+          <w:bCs/>
+        </w:rPr>
+        <w:t>में</w:t>
+      </w:r>
+      <w:r>
+        <w:rPr>
+          <w:b/>
+          <w:bCs/>
+        </w:rPr>
+        <w:t xml:space="preserve"> </w:t>
+      </w:r>
+      <w:r>
+        <w:rPr>
+          <w:rFonts w:ascii="Mangal" w:hAnsi="Mangal" w:cs="Mangal"/>
+          <w:b/>
+          <w:bCs/>
+        </w:rPr>
+        <w:t>ऐसी</w:t>
+      </w:r>
+      <w:r>
+        <w:rPr>
+          <w:b/>
+          <w:bCs/>
+        </w:rPr>
+        <w:t xml:space="preserve"> surgery waiting period </w:t>
+      </w:r>
+      <w:r>
+        <w:rPr>
+          <w:rFonts w:ascii="Mangal" w:hAnsi="Mangal" w:cs="Mangal"/>
+          <w:b/>
+          <w:bCs/>
+        </w:rPr>
+        <w:t>के</w:t>
+      </w:r>
+      <w:r>
+        <w:rPr>
+          <w:b/>
+          <w:bCs/>
+        </w:rPr>
+        <w:t xml:space="preserve"> </w:t>
+      </w:r>
+      <w:r>
+        <w:rPr>
+          <w:rFonts w:ascii="Mangal" w:hAnsi="Mangal" w:cs="Mangal"/>
+          <w:b/>
+          <w:bCs/>
+        </w:rPr>
+        <w:t>अधीन</w:t>
+      </w:r>
+      <w:r>
+        <w:rPr>
+          <w:b/>
+          <w:bCs/>
+        </w:rPr>
+        <w:t xml:space="preserve"> </w:t>
+      </w:r>
+      <w:r>
+        <w:rPr>
+          <w:rFonts w:ascii="Mangal" w:hAnsi="Mangal" w:cs="Mangal"/>
+          <w:b/>
+          <w:bCs/>
+        </w:rPr>
+        <w:t>है।</w:t>
+      </w:r>
+      <w:r>
+        <w:rPr>
+          <w:b/>
+          <w:bCs/>
+        </w:rPr>
+        <w:t xml:space="preserve"> ACKO </w:t>
+      </w:r>
+      <w:r>
+        <w:rPr>
+          <w:rFonts w:ascii="Mangal" w:hAnsi="Mangal" w:cs="Mangal"/>
+          <w:b/>
+          <w:bCs/>
+        </w:rPr>
+        <w:t>का</w:t>
+      </w:r>
+      <w:r>
+        <w:rPr>
+          <w:b/>
+          <w:bCs/>
+        </w:rPr>
+        <w:t xml:space="preserve"> </w:t>
+      </w:r>
+      <w:r>
+        <w:rPr>
+          <w:rFonts w:ascii="Mangal" w:hAnsi="Mangal" w:cs="Mangal"/>
+          <w:b/>
+          <w:bCs/>
+        </w:rPr>
+        <w:t>कहना</w:t>
+      </w:r>
+      <w:r>
+        <w:rPr>
+          <w:b/>
+          <w:bCs/>
+        </w:rPr>
+        <w:t xml:space="preserve"> </w:t>
+      </w:r>
+      <w:r>
+        <w:rPr>
+          <w:rFonts w:ascii="Mangal" w:hAnsi="Mangal" w:cs="Mangal"/>
+          <w:b/>
+          <w:bCs/>
+        </w:rPr>
+        <w:t>है</w:t>
+      </w:r>
+      <w:r>
+        <w:rPr>
+          <w:b/>
+          <w:bCs/>
+        </w:rPr>
+        <w:t xml:space="preserve"> </w:t>
+      </w:r>
+      <w:r>
+        <w:rPr>
+          <w:rFonts w:ascii="Mangal" w:hAnsi="Mangal" w:cs="Mangal"/>
+          <w:b/>
+          <w:bCs/>
+        </w:rPr>
+        <w:t>कि</w:t>
+      </w:r>
+      <w:r>
+        <w:rPr>
+          <w:b/>
+          <w:bCs/>
+        </w:rPr>
+        <w:t xml:space="preserve"> ‘unless necessitated by malignancy’ </w:t>
+      </w:r>
+      <w:r>
+        <w:rPr>
+          <w:rFonts w:ascii="Mangal" w:hAnsi="Mangal" w:cs="Mangal"/>
+          <w:b/>
+          <w:bCs/>
+        </w:rPr>
+        <w:t>वाला</w:t>
+      </w:r>
+      <w:r>
+        <w:rPr>
+          <w:b/>
+          <w:bCs/>
+        </w:rPr>
+        <w:t xml:space="preserve"> exception </w:t>
+      </w:r>
+      <w:r>
+        <w:rPr>
+          <w:rFonts w:ascii="Mangal" w:hAnsi="Mangal" w:cs="Mangal"/>
+          <w:b/>
+          <w:bCs/>
+        </w:rPr>
+        <w:t>मेरे</w:t>
+      </w:r>
+      <w:r>
+        <w:rPr>
+          <w:b/>
+          <w:bCs/>
+        </w:rPr>
+        <w:t xml:space="preserve"> case </w:t>
+      </w:r>
+      <w:r>
+        <w:rPr>
+          <w:rFonts w:ascii="Mangal" w:hAnsi="Mangal" w:cs="Mangal"/>
+          <w:b/>
+          <w:bCs/>
+        </w:rPr>
+        <w:t>में</w:t>
+      </w:r>
+      <w:r>
+        <w:rPr>
+          <w:b/>
+          <w:bCs/>
+        </w:rPr>
+        <w:t xml:space="preserve"> </w:t>
+      </w:r>
+      <w:r>
+        <w:rPr>
+          <w:rFonts w:ascii="Mangal" w:hAnsi="Mangal" w:cs="Mangal"/>
+          <w:b/>
+          <w:bCs/>
+        </w:rPr>
+        <w:t>लागू</w:t>
+      </w:r>
+      <w:r>
+        <w:rPr>
+          <w:b/>
+          <w:bCs/>
+        </w:rPr>
+        <w:t xml:space="preserve"> </w:t>
+      </w:r>
+      <w:r>
+        <w:rPr>
+          <w:rFonts w:ascii="Mangal" w:hAnsi="Mangal" w:cs="Mangal"/>
+          <w:b/>
+          <w:bCs/>
+        </w:rPr>
+        <w:t>नहीं</w:t>
+      </w:r>
+      <w:r>
+        <w:rPr>
+          <w:b/>
+          <w:bCs/>
+        </w:rPr>
+        <w:t xml:space="preserve"> </w:t>
+      </w:r>
+      <w:r>
+        <w:rPr>
+          <w:rFonts w:ascii="Mangal" w:hAnsi="Mangal" w:cs="Mangal"/>
+          <w:b/>
+          <w:bCs/>
+        </w:rPr>
+        <w:t>होता</w:t>
+      </w:r>
+      <w:r>
+        <w:rPr>
+          <w:b/>
+          <w:bCs/>
+        </w:rPr>
+        <w:t xml:space="preserve">, </w:t>
+      </w:r>
+      <w:r>
+        <w:rPr>
+          <w:rFonts w:ascii="Mangal" w:hAnsi="Mangal" w:cs="Mangal"/>
+          <w:b/>
+          <w:bCs/>
+        </w:rPr>
+        <w:t>क्योंकि</w:t>
+      </w:r>
+      <w:r>
+        <w:rPr>
+          <w:b/>
+          <w:bCs/>
+        </w:rPr>
+        <w:t xml:space="preserve"> </w:t>
+      </w:r>
+      <w:r>
+        <w:rPr>
+          <w:rFonts w:ascii="Mangal" w:hAnsi="Mangal" w:cs="Mangal"/>
+          <w:b/>
+          <w:bCs/>
+        </w:rPr>
+        <w:t>मेरी</w:t>
+      </w:r>
+      <w:r>
+        <w:rPr>
+          <w:b/>
+          <w:bCs/>
+        </w:rPr>
+        <w:t xml:space="preserve"> biopsy </w:t>
+      </w:r>
+      <w:r>
+        <w:rPr>
+          <w:rFonts w:ascii="Mangal" w:hAnsi="Mangal" w:cs="Mangal"/>
+          <w:b/>
+          <w:bCs/>
+        </w:rPr>
+        <w:t>में</w:t>
+      </w:r>
+      <w:r>
+        <w:rPr>
+          <w:b/>
+          <w:bCs/>
+        </w:rPr>
+        <w:t xml:space="preserve"> actual malignancy </w:t>
+      </w:r>
+      <w:r>
+        <w:rPr>
+          <w:rFonts w:ascii="Mangal" w:hAnsi="Mangal" w:cs="Mangal"/>
+          <w:b/>
+          <w:bCs/>
+        </w:rPr>
+        <w:t>या</w:t>
+      </w:r>
+      <w:r>
+        <w:rPr>
+          <w:b/>
+          <w:bCs/>
+        </w:rPr>
+        <w:t xml:space="preserve"> cancer </w:t>
+      </w:r>
+      <w:r>
+        <w:rPr>
+          <w:rFonts w:ascii="Mangal" w:hAnsi="Mangal" w:cs="Mangal"/>
+          <w:b/>
+          <w:bCs/>
+        </w:rPr>
+        <w:t>नहीं</w:t>
+      </w:r>
+      <w:r>
+        <w:rPr>
+          <w:b/>
+          <w:bCs/>
+        </w:rPr>
+        <w:t xml:space="preserve"> </w:t>
+      </w:r>
+      <w:r>
+        <w:rPr>
+          <w:rFonts w:ascii="Mangal" w:hAnsi="Mangal" w:cs="Mangal"/>
+          <w:b/>
+          <w:bCs/>
+        </w:rPr>
+        <w:t>पाया</w:t>
+      </w:r>
+      <w:r>
+        <w:rPr>
+          <w:b/>
+          <w:bCs/>
+        </w:rPr>
+        <w:t xml:space="preserve"> </w:t>
+      </w:r>
+      <w:r>
+        <w:rPr>
+          <w:rFonts w:ascii="Mangal" w:hAnsi="Mangal" w:cs="Mangal"/>
+          <w:b/>
+          <w:bCs/>
+        </w:rPr>
+        <w:t>गया</w:t>
+      </w:r>
+      <w:r>
+        <w:rPr>
+          <w:b/>
+          <w:bCs/>
+        </w:rPr>
+        <w:t xml:space="preserve"> </w:t>
+      </w:r>
+      <w:r>
+        <w:rPr>
+          <w:rFonts w:ascii="Mangal" w:hAnsi="Mangal" w:cs="Mangal"/>
+          <w:b/>
+          <w:bCs/>
+        </w:rPr>
+        <w:t>था।</w:t>
+      </w:r>
+    </w:p>
+    <w:p>
+      <w:r>
+        <w:rPr>
+          <w:rFonts w:ascii="Mangal" w:hAnsi="Mangal" w:cs="Mangal"/>
+          <w:b/>
+          <w:bCs/>
+        </w:rPr>
+        <w:t>मैं</w:t>
+      </w:r>
+      <w:r>
+        <w:rPr>
+          <w:b/>
+          <w:bCs/>
+        </w:rPr>
+        <w:t xml:space="preserve"> </w:t>
+      </w:r>
+      <w:r>
+        <w:rPr>
+          <w:rFonts w:ascii="Mangal" w:hAnsi="Mangal" w:cs="Mangal"/>
+          <w:b/>
+          <w:bCs/>
+        </w:rPr>
+        <w:t>इस</w:t>
+      </w:r>
+      <w:r>
+        <w:rPr>
+          <w:b/>
+          <w:bCs/>
+        </w:rPr>
+        <w:t xml:space="preserve"> point </w:t>
+      </w:r>
+      <w:r>
+        <w:rPr>
+          <w:rFonts w:ascii="Mangal" w:hAnsi="Mangal" w:cs="Mangal"/>
+          <w:b/>
+          <w:bCs/>
+        </w:rPr>
+        <w:t>पर</w:t>
+      </w:r>
+      <w:r>
+        <w:rPr>
+          <w:b/>
+          <w:bCs/>
+        </w:rPr>
+        <w:t xml:space="preserve"> ACKO </w:t>
+      </w:r>
+      <w:r>
+        <w:rPr>
+          <w:rFonts w:ascii="Mangal" w:hAnsi="Mangal" w:cs="Mangal"/>
+          <w:b/>
+          <w:bCs/>
+        </w:rPr>
+        <w:t>से</w:t>
+      </w:r>
+      <w:r>
+        <w:rPr>
+          <w:b/>
+          <w:bCs/>
+        </w:rPr>
+        <w:t xml:space="preserve"> </w:t>
+      </w:r>
+      <w:r>
+        <w:rPr>
+          <w:rFonts w:ascii="Mangal" w:hAnsi="Mangal" w:cs="Mangal"/>
+          <w:b/>
+          <w:bCs/>
+        </w:rPr>
+        <w:t>पूरी</w:t>
+      </w:r>
+      <w:r>
+        <w:rPr>
+          <w:b/>
+          <w:bCs/>
+        </w:rPr>
+        <w:t xml:space="preserve"> </w:t>
+      </w:r>
+      <w:r>
+        <w:rPr>
+          <w:rFonts w:ascii="Mangal" w:hAnsi="Mangal" w:cs="Mangal"/>
+          <w:b/>
+          <w:bCs/>
+        </w:rPr>
+        <w:t>तरह</w:t>
+      </w:r>
+      <w:r>
+        <w:rPr>
+          <w:b/>
+          <w:bCs/>
+        </w:rPr>
+        <w:t xml:space="preserve"> </w:t>
+      </w:r>
+      <w:r>
+        <w:rPr>
+          <w:rFonts w:ascii="Mangal" w:hAnsi="Mangal" w:cs="Mangal"/>
+          <w:b/>
+          <w:bCs/>
+        </w:rPr>
+        <w:t>असहमत</w:t>
+      </w:r>
+      <w:r>
+        <w:rPr>
+          <w:b/>
+          <w:bCs/>
+        </w:rPr>
+        <w:t xml:space="preserve"> </w:t>
+      </w:r>
+      <w:r>
+        <w:rPr>
+          <w:rFonts w:ascii="Mangal" w:hAnsi="Mangal" w:cs="Mangal"/>
+          <w:b/>
+          <w:bCs/>
+        </w:rPr>
+        <w:t>नहीं</w:t>
+      </w:r>
+      <w:r>
+        <w:rPr>
+          <w:b/>
+          <w:bCs/>
+        </w:rPr>
+        <w:t xml:space="preserve"> </w:t>
+      </w:r>
+      <w:r>
+        <w:rPr>
+          <w:rFonts w:ascii="Mangal" w:hAnsi="Mangal" w:cs="Mangal"/>
+          <w:b/>
+          <w:bCs/>
+        </w:rPr>
+        <w:t>हूँ</w:t>
+      </w:r>
+      <w:r>
+        <w:rPr>
+          <w:b/>
+          <w:bCs/>
+        </w:rPr>
+        <w:t xml:space="preserve"> </w:t>
+      </w:r>
+      <w:r>
+        <w:rPr>
+          <w:rFonts w:ascii="Mangal" w:hAnsi="Mangal" w:cs="Mangal"/>
+          <w:b/>
+          <w:bCs/>
+        </w:rPr>
+        <w:t>कि</w:t>
+      </w:r>
+      <w:r>
+        <w:rPr>
+          <w:b/>
+          <w:bCs/>
+        </w:rPr>
+        <w:t xml:space="preserve"> BXO </w:t>
+      </w:r>
+      <w:r>
+        <w:rPr>
+          <w:rFonts w:ascii="Mangal" w:hAnsi="Mangal" w:cs="Mangal"/>
+          <w:b/>
+          <w:bCs/>
+        </w:rPr>
+        <w:t>स्वयं</w:t>
+      </w:r>
+      <w:r>
+        <w:rPr>
+          <w:b/>
+          <w:bCs/>
+        </w:rPr>
+        <w:t xml:space="preserve"> malignancy </w:t>
+      </w:r>
+      <w:r>
+        <w:rPr>
+          <w:rFonts w:ascii="Mangal" w:hAnsi="Mangal" w:cs="Mangal"/>
+          <w:b/>
+          <w:bCs/>
+        </w:rPr>
+        <w:t>नहीं</w:t>
+      </w:r>
+      <w:r>
+        <w:rPr>
+          <w:b/>
+          <w:bCs/>
+        </w:rPr>
+        <w:t xml:space="preserve"> </w:t>
+      </w:r>
+      <w:r>
+        <w:rPr>
+          <w:rFonts w:ascii="Mangal" w:hAnsi="Mangal" w:cs="Mangal"/>
+          <w:b/>
+          <w:bCs/>
+        </w:rPr>
+        <w:t>है।</w:t>
+      </w:r>
+      <w:r>
+        <w:rPr>
+          <w:b/>
+          <w:bCs/>
+        </w:rPr>
+        <w:t xml:space="preserve"> </w:t>
+      </w:r>
+      <w:r>
+        <w:rPr>
+          <w:rFonts w:ascii="Mangal" w:hAnsi="Mangal" w:cs="Mangal"/>
+          <w:b/>
+          <w:bCs/>
+        </w:rPr>
+        <w:t>मैं</w:t>
+      </w:r>
+      <w:r>
+        <w:rPr>
+          <w:b/>
+          <w:bCs/>
+        </w:rPr>
+        <w:t xml:space="preserve"> </w:t>
+      </w:r>
+      <w:r>
+        <w:rPr>
+          <w:rFonts w:ascii="Mangal" w:hAnsi="Mangal" w:cs="Mangal"/>
+          <w:b/>
+          <w:bCs/>
+        </w:rPr>
+        <w:t>भी</w:t>
+      </w:r>
+      <w:r>
+        <w:rPr>
+          <w:b/>
+          <w:bCs/>
+        </w:rPr>
+        <w:t xml:space="preserve"> </w:t>
+      </w:r>
+      <w:r>
+        <w:rPr>
+          <w:rFonts w:ascii="Mangal" w:hAnsi="Mangal" w:cs="Mangal"/>
+          <w:b/>
+          <w:bCs/>
+        </w:rPr>
+        <w:t>यही</w:t>
+      </w:r>
+      <w:r>
+        <w:rPr>
+          <w:b/>
+          <w:bCs/>
+        </w:rPr>
+        <w:t xml:space="preserve"> </w:t>
+      </w:r>
+      <w:r>
+        <w:rPr>
+          <w:rFonts w:ascii="Mangal" w:hAnsi="Mangal" w:cs="Mangal"/>
+          <w:b/>
+          <w:bCs/>
+        </w:rPr>
+        <w:t>कह</w:t>
+      </w:r>
+      <w:r>
+        <w:rPr>
+          <w:b/>
+          <w:bCs/>
+        </w:rPr>
+        <w:t xml:space="preserve"> </w:t>
+      </w:r>
+      <w:r>
+        <w:rPr>
+          <w:rFonts w:ascii="Mangal" w:hAnsi="Mangal" w:cs="Mangal"/>
+          <w:b/>
+          <w:bCs/>
+        </w:rPr>
+        <w:t>रहा</w:t>
+      </w:r>
+      <w:r>
+        <w:rPr>
+          <w:b/>
+          <w:bCs/>
+        </w:rPr>
+        <w:t xml:space="preserve"> </w:t>
+      </w:r>
+      <w:r>
+        <w:rPr>
+          <w:rFonts w:ascii="Mangal" w:hAnsi="Mangal" w:cs="Mangal"/>
+          <w:b/>
+          <w:bCs/>
+        </w:rPr>
+        <w:t>हूँ।</w:t>
+      </w:r>
+    </w:p>
+    <w:p>
+      <w:r>
+        <w:rPr>
+          <w:rFonts w:ascii="Mangal" w:hAnsi="Mangal" w:cs="Mangal"/>
+          <w:b/>
+          <w:bCs/>
+        </w:rPr>
+        <w:t>मेरा</w:t>
+      </w:r>
+      <w:r>
+        <w:rPr>
+          <w:b/>
+          <w:bCs/>
+        </w:rPr>
+        <w:t xml:space="preserve"> limited point </w:t>
+      </w:r>
+      <w:r>
+        <w:rPr>
+          <w:rFonts w:ascii="Mangal" w:hAnsi="Mangal" w:cs="Mangal"/>
+          <w:b/>
+          <w:bCs/>
+        </w:rPr>
+        <w:t>यह</w:t>
+      </w:r>
+      <w:r>
+        <w:rPr>
+          <w:b/>
+          <w:bCs/>
+        </w:rPr>
+        <w:t xml:space="preserve"> </w:t>
+      </w:r>
+      <w:r>
+        <w:rPr>
+          <w:rFonts w:ascii="Mangal" w:hAnsi="Mangal" w:cs="Mangal"/>
+          <w:b/>
+          <w:bCs/>
+        </w:rPr>
+        <w:t>है</w:t>
+      </w:r>
+      <w:r>
+        <w:rPr>
+          <w:b/>
+          <w:bCs/>
+        </w:rPr>
+        <w:t xml:space="preserve"> </w:t>
+      </w:r>
+      <w:r>
+        <w:rPr>
+          <w:rFonts w:ascii="Mangal" w:hAnsi="Mangal" w:cs="Mangal"/>
+          <w:b/>
+          <w:bCs/>
+        </w:rPr>
+        <w:t>कि</w:t>
+      </w:r>
+      <w:r>
+        <w:rPr>
+          <w:b/>
+          <w:bCs/>
+        </w:rPr>
+        <w:t xml:space="preserve"> BXO </w:t>
+      </w:r>
+      <w:r>
+        <w:rPr>
+          <w:rFonts w:ascii="Mangal" w:hAnsi="Mangal" w:cs="Mangal"/>
+          <w:b/>
+          <w:bCs/>
+        </w:rPr>
+        <w:t>एक</w:t>
+      </w:r>
+      <w:r>
+        <w:rPr>
+          <w:b/>
+          <w:bCs/>
+        </w:rPr>
+        <w:t xml:space="preserve"> medically recognised pre-malignant condition </w:t>
+      </w:r>
+      <w:r>
+        <w:rPr>
+          <w:rFonts w:ascii="Mangal" w:hAnsi="Mangal" w:cs="Mangal"/>
+          <w:b/>
+          <w:bCs/>
+        </w:rPr>
+        <w:t>है</w:t>
+      </w:r>
+      <w:r>
+        <w:rPr>
+          <w:b/>
+          <w:bCs/>
+        </w:rPr>
+        <w:t xml:space="preserve">, </w:t>
+      </w:r>
+      <w:r>
+        <w:rPr>
+          <w:rFonts w:ascii="Mangal" w:hAnsi="Mangal" w:cs="Mangal"/>
+          <w:b/>
+          <w:bCs/>
+        </w:rPr>
+        <w:t>जिसमें</w:t>
+      </w:r>
+      <w:r>
+        <w:rPr>
+          <w:b/>
+          <w:bCs/>
+        </w:rPr>
+        <w:t xml:space="preserve"> </w:t>
+      </w:r>
+      <w:r>
+        <w:rPr>
+          <w:rFonts w:ascii="Mangal" w:hAnsi="Mangal" w:cs="Mangal"/>
+          <w:b/>
+          <w:bCs/>
+        </w:rPr>
+        <w:t>आगे</w:t>
+      </w:r>
+      <w:r>
+        <w:rPr>
+          <w:b/>
+          <w:bCs/>
+        </w:rPr>
+        <w:t xml:space="preserve"> penile malignancy </w:t>
+      </w:r>
+      <w:r>
+        <w:rPr>
+          <w:rFonts w:ascii="Mangal" w:hAnsi="Mangal" w:cs="Mangal"/>
+          <w:b/>
+          <w:bCs/>
+        </w:rPr>
+        <w:t>का</w:t>
+      </w:r>
+      <w:r>
+        <w:rPr>
+          <w:b/>
+          <w:bCs/>
+        </w:rPr>
+        <w:t xml:space="preserve"> risk </w:t>
+      </w:r>
+      <w:r>
+        <w:rPr>
+          <w:rFonts w:ascii="Mangal" w:hAnsi="Mangal" w:cs="Mangal"/>
+          <w:b/>
+          <w:bCs/>
+        </w:rPr>
+        <w:t>होता</w:t>
+      </w:r>
+      <w:r>
+        <w:rPr>
+          <w:b/>
+          <w:bCs/>
+        </w:rPr>
+        <w:t xml:space="preserve"> </w:t>
+      </w:r>
+      <w:r>
+        <w:rPr>
+          <w:rFonts w:ascii="Mangal" w:hAnsi="Mangal" w:cs="Mangal"/>
+          <w:b/>
+          <w:bCs/>
+        </w:rPr>
+        <w:t>है</w:t>
+      </w:r>
+      <w:r>
+        <w:rPr>
+          <w:b/>
+          <w:bCs/>
+        </w:rPr>
+        <w:t xml:space="preserve">, </w:t>
+      </w:r>
+      <w:r>
+        <w:rPr>
+          <w:rFonts w:ascii="Mangal" w:hAnsi="Mangal" w:cs="Mangal"/>
+          <w:b/>
+          <w:bCs/>
+        </w:rPr>
+        <w:t>और</w:t>
+      </w:r>
+      <w:r>
+        <w:rPr>
+          <w:b/>
+          <w:bCs/>
+        </w:rPr>
+        <w:t xml:space="preserve"> </w:t>
+      </w:r>
+      <w:r>
+        <w:rPr>
+          <w:rFonts w:ascii="Mangal" w:hAnsi="Mangal" w:cs="Mangal"/>
+          <w:b/>
+          <w:bCs/>
+        </w:rPr>
+        <w:t>मेरे</w:t>
+      </w:r>
+      <w:r>
+        <w:rPr>
+          <w:b/>
+          <w:bCs/>
+        </w:rPr>
+        <w:t xml:space="preserve"> treating specialist </w:t>
+      </w:r>
+      <w:r>
+        <w:rPr>
+          <w:rFonts w:ascii="Mangal" w:hAnsi="Mangal" w:cs="Mangal"/>
+          <w:b/>
+          <w:bCs/>
+        </w:rPr>
+        <w:t>ने</w:t>
+      </w:r>
+      <w:r>
+        <w:rPr>
+          <w:b/>
+          <w:bCs/>
+        </w:rPr>
+        <w:t xml:space="preserve"> </w:t>
+      </w:r>
+      <w:r>
+        <w:rPr>
+          <w:rFonts w:ascii="Mangal" w:hAnsi="Mangal" w:cs="Mangal"/>
+          <w:b/>
+          <w:bCs/>
+        </w:rPr>
+        <w:t>इसे</w:t>
+      </w:r>
+      <w:r>
+        <w:rPr>
+          <w:b/>
+          <w:bCs/>
+        </w:rPr>
+        <w:t xml:space="preserve"> specifically ‘pre-malignant condition’ </w:t>
+      </w:r>
+      <w:r>
+        <w:rPr>
+          <w:rFonts w:ascii="Mangal" w:hAnsi="Mangal" w:cs="Mangal"/>
+          <w:b/>
+          <w:bCs/>
+        </w:rPr>
+        <w:t>बताया</w:t>
+      </w:r>
+      <w:r>
+        <w:rPr>
+          <w:b/>
+          <w:bCs/>
+        </w:rPr>
+        <w:t xml:space="preserve"> </w:t>
+      </w:r>
+      <w:r>
+        <w:rPr>
+          <w:rFonts w:ascii="Mangal" w:hAnsi="Mangal" w:cs="Mangal"/>
+          <w:b/>
+          <w:bCs/>
+        </w:rPr>
+        <w:t>है</w:t>
+      </w:r>
+      <w:r>
+        <w:rPr>
+          <w:b/>
+          <w:bCs/>
+        </w:rPr>
+        <w:t xml:space="preserve"> </w:t>
+      </w:r>
+      <w:r>
+        <w:rPr>
+          <w:rFonts w:ascii="Mangal" w:hAnsi="Mangal" w:cs="Mangal"/>
+          <w:b/>
+          <w:bCs/>
+        </w:rPr>
+        <w:t>तथा</w:t>
+      </w:r>
+      <w:r>
+        <w:rPr>
+          <w:b/>
+          <w:bCs/>
+        </w:rPr>
+        <w:t xml:space="preserve"> surgery </w:t>
+      </w:r>
+      <w:r>
+        <w:rPr>
+          <w:rFonts w:ascii="Mangal" w:hAnsi="Mangal" w:cs="Mangal"/>
+          <w:b/>
+          <w:bCs/>
+        </w:rPr>
+        <w:t>को</w:t>
+      </w:r>
+      <w:r>
+        <w:rPr>
+          <w:b/>
+          <w:bCs/>
+        </w:rPr>
+        <w:t xml:space="preserve"> necessary </w:t>
+      </w:r>
+      <w:r>
+        <w:rPr>
+          <w:rFonts w:ascii="Mangal" w:hAnsi="Mangal" w:cs="Mangal"/>
+          <w:b/>
+          <w:bCs/>
+        </w:rPr>
+        <w:t>बताया</w:t>
+      </w:r>
+      <w:r>
+        <w:rPr>
+          <w:b/>
+          <w:bCs/>
+        </w:rPr>
+        <w:t xml:space="preserve"> </w:t>
+      </w:r>
+      <w:r>
+        <w:rPr>
+          <w:rFonts w:ascii="Mangal" w:hAnsi="Mangal" w:cs="Mangal"/>
+          <w:b/>
+          <w:bCs/>
+        </w:rPr>
+        <w:t>है।</w:t>
+      </w:r>
+    </w:p>
+    <w:p>
+      <w:r>
+        <w:rPr>
+          <w:rFonts w:ascii="Mangal" w:hAnsi="Mangal" w:cs="Mangal"/>
+          <w:b/>
+          <w:bCs/>
+        </w:rPr>
+        <w:t>इसलिए</w:t>
+      </w:r>
+      <w:r>
+        <w:rPr>
+          <w:b/>
+          <w:bCs/>
+        </w:rPr>
+        <w:t xml:space="preserve"> </w:t>
+      </w:r>
+      <w:r>
+        <w:rPr>
+          <w:rFonts w:ascii="Mangal" w:hAnsi="Mangal" w:cs="Mangal"/>
+          <w:b/>
+          <w:bCs/>
+        </w:rPr>
+        <w:t>मेरा</w:t>
+      </w:r>
+      <w:r>
+        <w:rPr>
+          <w:b/>
+          <w:bCs/>
+        </w:rPr>
+        <w:t xml:space="preserve"> submission </w:t>
+      </w:r>
+      <w:r>
+        <w:rPr>
+          <w:rFonts w:ascii="Mangal" w:hAnsi="Mangal" w:cs="Mangal"/>
+          <w:b/>
+          <w:bCs/>
+        </w:rPr>
+        <w:t>यह</w:t>
+      </w:r>
+      <w:r>
+        <w:rPr>
+          <w:b/>
+          <w:bCs/>
+        </w:rPr>
+        <w:t xml:space="preserve"> </w:t>
+      </w:r>
+      <w:r>
+        <w:rPr>
+          <w:rFonts w:ascii="Mangal" w:hAnsi="Mangal" w:cs="Mangal"/>
+          <w:b/>
+          <w:bCs/>
+        </w:rPr>
+        <w:t>है</w:t>
+      </w:r>
+      <w:r>
+        <w:rPr>
+          <w:b/>
+          <w:bCs/>
+        </w:rPr>
+        <w:t xml:space="preserve"> </w:t>
+      </w:r>
+      <w:r>
+        <w:rPr>
+          <w:rFonts w:ascii="Mangal" w:hAnsi="Mangal" w:cs="Mangal"/>
+          <w:b/>
+          <w:bCs/>
+        </w:rPr>
+        <w:t>कि</w:t>
+      </w:r>
+      <w:r>
+        <w:rPr>
+          <w:b/>
+          <w:bCs/>
+        </w:rPr>
+        <w:t xml:space="preserve"> </w:t>
+      </w:r>
+      <w:r>
+        <w:rPr>
+          <w:rFonts w:ascii="Mangal" w:hAnsi="Mangal" w:cs="Mangal"/>
+          <w:b/>
+          <w:bCs/>
+        </w:rPr>
+        <w:t>इस</w:t>
+      </w:r>
+      <w:r>
+        <w:rPr>
+          <w:b/>
+          <w:bCs/>
+        </w:rPr>
+        <w:t xml:space="preserve"> medical evidence </w:t>
+      </w:r>
+      <w:r>
+        <w:rPr>
+          <w:rFonts w:ascii="Mangal" w:hAnsi="Mangal" w:cs="Mangal"/>
+          <w:b/>
+          <w:bCs/>
+        </w:rPr>
+        <w:t>को</w:t>
+      </w:r>
+      <w:r>
+        <w:rPr>
+          <w:b/>
+          <w:bCs/>
+        </w:rPr>
+        <w:t xml:space="preserve"> </w:t>
+      </w:r>
+      <w:r>
+        <w:rPr>
+          <w:rFonts w:ascii="Mangal" w:hAnsi="Mangal" w:cs="Mangal"/>
+          <w:b/>
+          <w:bCs/>
+        </w:rPr>
+        <w:t>केवल</w:t>
+      </w:r>
+      <w:r>
+        <w:rPr>
+          <w:b/>
+          <w:bCs/>
+        </w:rPr>
+        <w:t xml:space="preserve"> </w:t>
+      </w:r>
+      <w:r>
+        <w:rPr>
+          <w:rFonts w:ascii="Mangal" w:hAnsi="Mangal" w:cs="Mangal"/>
+          <w:b/>
+          <w:bCs/>
+        </w:rPr>
+        <w:t>यह</w:t>
+      </w:r>
+      <w:r>
+        <w:rPr>
+          <w:b/>
+          <w:bCs/>
+        </w:rPr>
+        <w:t xml:space="preserve"> </w:t>
+      </w:r>
+      <w:r>
+        <w:rPr>
+          <w:rFonts w:ascii="Mangal" w:hAnsi="Mangal" w:cs="Mangal"/>
+          <w:b/>
+          <w:bCs/>
+        </w:rPr>
+        <w:t>कहकर</w:t>
+      </w:r>
+      <w:r>
+        <w:rPr>
+          <w:b/>
+          <w:bCs/>
+        </w:rPr>
+        <w:t xml:space="preserve"> ignore </w:t>
+      </w:r>
+      <w:r>
+        <w:rPr>
+          <w:rFonts w:ascii="Mangal" w:hAnsi="Mangal" w:cs="Mangal"/>
+          <w:b/>
+          <w:bCs/>
+        </w:rPr>
+        <w:t>नहीं</w:t>
+      </w:r>
+      <w:r>
+        <w:rPr>
+          <w:b/>
+          <w:bCs/>
+        </w:rPr>
+        <w:t xml:space="preserve"> </w:t>
+      </w:r>
+      <w:r>
+        <w:rPr>
+          <w:rFonts w:ascii="Mangal" w:hAnsi="Mangal" w:cs="Mangal"/>
+          <w:b/>
+          <w:bCs/>
+        </w:rPr>
+        <w:t>किया</w:t>
+      </w:r>
+      <w:r>
+        <w:rPr>
+          <w:b/>
+          <w:bCs/>
+        </w:rPr>
+        <w:t xml:space="preserve"> </w:t>
+      </w:r>
+      <w:r>
+        <w:rPr>
+          <w:rFonts w:ascii="Mangal" w:hAnsi="Mangal" w:cs="Mangal"/>
+          <w:b/>
+          <w:bCs/>
+        </w:rPr>
+        <w:t>जा</w:t>
+      </w:r>
+      <w:r>
+        <w:rPr>
+          <w:b/>
+          <w:bCs/>
+        </w:rPr>
+        <w:t xml:space="preserve"> </w:t>
+      </w:r>
+      <w:r>
+        <w:rPr>
+          <w:rFonts w:ascii="Mangal" w:hAnsi="Mangal" w:cs="Mangal"/>
+          <w:b/>
+          <w:bCs/>
+        </w:rPr>
+        <w:t>सकता</w:t>
+      </w:r>
+      <w:r>
+        <w:rPr>
+          <w:b/>
+          <w:bCs/>
+        </w:rPr>
+        <w:t xml:space="preserve"> </w:t>
+      </w:r>
+      <w:r>
+        <w:rPr>
+          <w:rFonts w:ascii="Mangal" w:hAnsi="Mangal" w:cs="Mangal"/>
+          <w:b/>
+          <w:bCs/>
+        </w:rPr>
+        <w:t>कि</w:t>
+      </w:r>
+      <w:r>
+        <w:rPr>
+          <w:b/>
+          <w:bCs/>
+        </w:rPr>
+        <w:t xml:space="preserve"> biopsy </w:t>
+      </w:r>
+      <w:r>
+        <w:rPr>
+          <w:rFonts w:ascii="Mangal" w:hAnsi="Mangal" w:cs="Mangal"/>
+          <w:b/>
+          <w:bCs/>
+        </w:rPr>
+        <w:t>में</w:t>
+      </w:r>
+      <w:r>
+        <w:rPr>
+          <w:b/>
+          <w:bCs/>
+        </w:rPr>
+        <w:t xml:space="preserve"> established cancer </w:t>
+      </w:r>
+      <w:r>
+        <w:rPr>
+          <w:rFonts w:ascii="Mangal" w:hAnsi="Mangal" w:cs="Mangal"/>
+          <w:b/>
+          <w:bCs/>
+        </w:rPr>
+        <w:t>नहीं</w:t>
+      </w:r>
+      <w:r>
+        <w:rPr>
+          <w:b/>
+          <w:bCs/>
+        </w:rPr>
+        <w:t xml:space="preserve"> </w:t>
+      </w:r>
+      <w:r>
+        <w:rPr>
+          <w:rFonts w:ascii="Mangal" w:hAnsi="Mangal" w:cs="Mangal"/>
+          <w:b/>
+          <w:bCs/>
+        </w:rPr>
+        <w:t>था।</w:t>
+      </w:r>
+    </w:p>
+    <w:p>
+      <w:r>
+        <w:rPr>
+          <w:rFonts w:ascii="Mangal" w:hAnsi="Mangal" w:cs="Mangal"/>
+          <w:b/>
+          <w:bCs/>
+        </w:rPr>
+        <w:t>और</w:t>
+      </w:r>
+      <w:r>
+        <w:rPr>
+          <w:b/>
+          <w:bCs/>
+        </w:rPr>
+        <w:t xml:space="preserve"> </w:t>
+      </w:r>
+      <w:r>
+        <w:rPr>
+          <w:rFonts w:ascii="Mangal" w:hAnsi="Mangal" w:cs="Mangal"/>
+          <w:b/>
+          <w:bCs/>
+        </w:rPr>
+        <w:t>यदि</w:t>
+      </w:r>
+      <w:r>
+        <w:rPr>
+          <w:b/>
+          <w:bCs/>
+        </w:rPr>
+        <w:t xml:space="preserve"> </w:t>
+      </w:r>
+      <w:r>
+        <w:rPr>
+          <w:rFonts w:ascii="Mangal" w:hAnsi="Mangal" w:cs="Mangal"/>
+          <w:b/>
+          <w:bCs/>
+        </w:rPr>
+        <w:t>माननीय</w:t>
+      </w:r>
+      <w:r>
+        <w:rPr>
+          <w:b/>
+          <w:bCs/>
+        </w:rPr>
+        <w:t xml:space="preserve"> </w:t>
+      </w:r>
+      <w:r>
+        <w:rPr>
+          <w:rFonts w:ascii="Mangal" w:hAnsi="Mangal" w:cs="Mangal"/>
+          <w:b/>
+          <w:bCs/>
+        </w:rPr>
+        <w:t>आयोग</w:t>
+      </w:r>
+      <w:r>
+        <w:rPr>
+          <w:b/>
+          <w:bCs/>
+        </w:rPr>
+        <w:t xml:space="preserve"> </w:t>
+      </w:r>
+      <w:r>
+        <w:rPr>
+          <w:rFonts w:ascii="Mangal" w:hAnsi="Mangal" w:cs="Mangal"/>
+          <w:b/>
+          <w:bCs/>
+        </w:rPr>
+        <w:t>को</w:t>
+      </w:r>
+      <w:r>
+        <w:rPr>
+          <w:b/>
+          <w:bCs/>
+        </w:rPr>
+        <w:t xml:space="preserve"> policy wording </w:t>
+      </w:r>
+      <w:r>
+        <w:rPr>
+          <w:rFonts w:ascii="Mangal" w:hAnsi="Mangal" w:cs="Mangal"/>
+          <w:b/>
+          <w:bCs/>
+        </w:rPr>
+        <w:t>में</w:t>
+      </w:r>
+      <w:r>
+        <w:rPr>
+          <w:b/>
+          <w:bCs/>
+        </w:rPr>
+        <w:t xml:space="preserve"> </w:t>
+      </w:r>
+      <w:r>
+        <w:rPr>
+          <w:rFonts w:ascii="Mangal" w:hAnsi="Mangal" w:cs="Mangal"/>
+          <w:b/>
+          <w:bCs/>
+        </w:rPr>
+        <w:t>इस</w:t>
+      </w:r>
+      <w:r>
+        <w:rPr>
+          <w:b/>
+          <w:bCs/>
+        </w:rPr>
+        <w:t xml:space="preserve"> exception </w:t>
+      </w:r>
+      <w:r>
+        <w:rPr>
+          <w:rFonts w:ascii="Mangal" w:hAnsi="Mangal" w:cs="Mangal"/>
+          <w:b/>
+          <w:bCs/>
+        </w:rPr>
+        <w:t>की</w:t>
+      </w:r>
+      <w:r>
+        <w:rPr>
+          <w:b/>
+          <w:bCs/>
+        </w:rPr>
+        <w:t xml:space="preserve"> interpretation </w:t>
+      </w:r>
+      <w:r>
+        <w:rPr>
+          <w:rFonts w:ascii="Mangal" w:hAnsi="Mangal" w:cs="Mangal"/>
+          <w:b/>
+          <w:bCs/>
+        </w:rPr>
+        <w:t>को</w:t>
+      </w:r>
+      <w:r>
+        <w:rPr>
+          <w:b/>
+          <w:bCs/>
+        </w:rPr>
+        <w:t xml:space="preserve"> </w:t>
+      </w:r>
+      <w:r>
+        <w:rPr>
+          <w:rFonts w:ascii="Mangal" w:hAnsi="Mangal" w:cs="Mangal"/>
+          <w:b/>
+          <w:bCs/>
+        </w:rPr>
+        <w:t>लेकर</w:t>
+      </w:r>
+      <w:r>
+        <w:rPr>
+          <w:b/>
+          <w:bCs/>
+        </w:rPr>
+        <w:t xml:space="preserve"> </w:t>
+      </w:r>
+      <w:r>
+        <w:rPr>
+          <w:rFonts w:ascii="Mangal" w:hAnsi="Mangal" w:cs="Mangal"/>
+          <w:b/>
+          <w:bCs/>
+        </w:rPr>
+        <w:t>कोई</w:t>
+      </w:r>
+      <w:r>
+        <w:rPr>
+          <w:b/>
+          <w:bCs/>
+        </w:rPr>
+        <w:t xml:space="preserve"> genuine ambiguity </w:t>
+      </w:r>
+      <w:r>
+        <w:rPr>
+          <w:rFonts w:ascii="Mangal" w:hAnsi="Mangal" w:cs="Mangal"/>
+          <w:b/>
+          <w:bCs/>
+        </w:rPr>
+        <w:t>दिखाई</w:t>
+      </w:r>
+      <w:r>
+        <w:rPr>
+          <w:b/>
+          <w:bCs/>
+        </w:rPr>
+        <w:t xml:space="preserve"> </w:t>
+      </w:r>
+      <w:r>
+        <w:rPr>
+          <w:rFonts w:ascii="Mangal" w:hAnsi="Mangal" w:cs="Mangal"/>
+          <w:b/>
+          <w:bCs/>
+        </w:rPr>
+        <w:t>देती</w:t>
+      </w:r>
+      <w:r>
+        <w:rPr>
+          <w:b/>
+          <w:bCs/>
+        </w:rPr>
+        <w:t xml:space="preserve"> </w:t>
+      </w:r>
+      <w:r>
+        <w:rPr>
+          <w:rFonts w:ascii="Mangal" w:hAnsi="Mangal" w:cs="Mangal"/>
+          <w:b/>
+          <w:bCs/>
+        </w:rPr>
+        <w:t>है</w:t>
+      </w:r>
+      <w:r>
+        <w:rPr>
+          <w:b/>
+          <w:bCs/>
+        </w:rPr>
+        <w:t xml:space="preserve">, </w:t>
+      </w:r>
+      <w:r>
+        <w:rPr>
+          <w:rFonts w:ascii="Mangal" w:hAnsi="Mangal" w:cs="Mangal"/>
+          <w:b/>
+          <w:bCs/>
+        </w:rPr>
+        <w:t>तो</w:t>
+      </w:r>
+      <w:r>
+        <w:rPr>
+          <w:b/>
+          <w:bCs/>
+        </w:rPr>
+        <w:t xml:space="preserve"> </w:t>
+      </w:r>
+      <w:r>
+        <w:rPr>
+          <w:rFonts w:ascii="Mangal" w:hAnsi="Mangal" w:cs="Mangal"/>
+          <w:b/>
+          <w:bCs/>
+        </w:rPr>
+        <w:t>मैं</w:t>
+      </w:r>
+      <w:r>
+        <w:rPr>
+          <w:b/>
+          <w:bCs/>
+        </w:rPr>
+        <w:t xml:space="preserve"> alternative submission </w:t>
+      </w:r>
+      <w:r>
+        <w:rPr>
+          <w:rFonts w:ascii="Mangal" w:hAnsi="Mangal" w:cs="Mangal"/>
+          <w:b/>
+          <w:bCs/>
+        </w:rPr>
+        <w:t>के</w:t>
+      </w:r>
+      <w:r>
+        <w:rPr>
+          <w:b/>
+          <w:bCs/>
+        </w:rPr>
+        <w:t xml:space="preserve"> </w:t>
+      </w:r>
+      <w:r>
+        <w:rPr>
+          <w:rFonts w:ascii="Mangal" w:hAnsi="Mangal" w:cs="Mangal"/>
+          <w:b/>
+          <w:bCs/>
+        </w:rPr>
+        <w:t>रूप</w:t>
+      </w:r>
+      <w:r>
+        <w:rPr>
+          <w:b/>
+          <w:bCs/>
+        </w:rPr>
+        <w:t xml:space="preserve"> </w:t>
+      </w:r>
+      <w:r>
+        <w:rPr>
+          <w:rFonts w:ascii="Mangal" w:hAnsi="Mangal" w:cs="Mangal"/>
+          <w:b/>
+          <w:bCs/>
+        </w:rPr>
+        <w:t>में</w:t>
+      </w:r>
+      <w:r>
+        <w:rPr>
+          <w:b/>
+          <w:bCs/>
+        </w:rPr>
+        <w:t xml:space="preserve"> contra proferentem </w:t>
+      </w:r>
+      <w:r>
+        <w:rPr>
+          <w:rFonts w:ascii="Mangal" w:hAnsi="Mangal" w:cs="Mangal"/>
+          <w:b/>
+          <w:bCs/>
+        </w:rPr>
+        <w:t>का</w:t>
+      </w:r>
+      <w:r>
+        <w:rPr>
+          <w:b/>
+          <w:bCs/>
+        </w:rPr>
+        <w:t xml:space="preserve"> principle </w:t>
+      </w:r>
+      <w:r>
+        <w:rPr>
+          <w:rFonts w:ascii="Mangal" w:hAnsi="Mangal" w:cs="Mangal"/>
+          <w:b/>
+          <w:bCs/>
+        </w:rPr>
+        <w:t>भी</w:t>
+      </w:r>
+      <w:r>
+        <w:rPr>
+          <w:b/>
+          <w:bCs/>
+        </w:rPr>
+        <w:t xml:space="preserve"> respectfully rely </w:t>
+      </w:r>
+      <w:r>
+        <w:rPr>
+          <w:rFonts w:ascii="Mangal" w:hAnsi="Mangal" w:cs="Mangal"/>
+          <w:b/>
+          <w:bCs/>
+        </w:rPr>
+        <w:t>करता</w:t>
+      </w:r>
+      <w:r>
+        <w:rPr>
+          <w:b/>
+          <w:bCs/>
+        </w:rPr>
+        <w:t xml:space="preserve"> </w:t>
+      </w:r>
+      <w:r>
+        <w:rPr>
+          <w:rFonts w:ascii="Mangal" w:hAnsi="Mangal" w:cs="Mangal"/>
+          <w:b/>
+          <w:bCs/>
+        </w:rPr>
+        <w:t>हूँ</w:t>
+      </w:r>
+      <w:r>
+        <w:rPr>
+          <w:b/>
+          <w:bCs/>
+        </w:rPr>
+        <w:t xml:space="preserve"> — </w:t>
+      </w:r>
+      <w:r>
+        <w:rPr>
+          <w:rFonts w:ascii="Mangal" w:hAnsi="Mangal" w:cs="Mangal"/>
+          <w:b/>
+          <w:bCs/>
+        </w:rPr>
+        <w:t>अर्थात</w:t>
+      </w:r>
+      <w:r>
+        <w:rPr>
+          <w:b/>
+          <w:bCs/>
+        </w:rPr>
+        <w:t xml:space="preserve"> ambiguity, if any, should be construed against the insurer who drafted the policy and in favour of the insured.”</w:t>
+      </w:r>
+    </w:p>
+    <w:p>
+      <w:pPr>
+        <w:rPr>
+          <w:b/>
+          <w:bCs/>
+        </w:rPr>
+      </w:pPr>
+      <w:r>
+        <w:rPr>
+          <w:rFonts w:ascii="Mangal" w:hAnsi="Mangal" w:cs="Mangal"/>
+          <w:b/>
+          <w:bCs/>
+        </w:rPr>
+        <w:lastRenderedPageBreak/>
+        <w:t>लेकिन</w:t>
+      </w:r>
+      <w:r>
+        <w:rPr>
+          <w:b/>
+          <w:bCs/>
+        </w:rPr>
+        <w:t xml:space="preserve"> </w:t>
+      </w:r>
+      <w:r>
+        <w:rPr>
+          <w:rFonts w:ascii="Mangal" w:hAnsi="Mangal" w:cs="Mangal"/>
+          <w:b/>
+          <w:bCs/>
+        </w:rPr>
+        <w:t>अगर</w:t>
+      </w:r>
+      <w:r>
+        <w:rPr>
+          <w:b/>
+          <w:bCs/>
+        </w:rPr>
+        <w:t xml:space="preserve"> Judge </w:t>
+      </w:r>
+      <w:r>
+        <w:rPr>
+          <w:rFonts w:ascii="Mangal" w:hAnsi="Mangal" w:cs="Mangal"/>
+          <w:b/>
+          <w:bCs/>
+        </w:rPr>
+        <w:t>तुरंत</w:t>
+      </w:r>
+      <w:r>
+        <w:rPr>
+          <w:b/>
+          <w:bCs/>
+        </w:rPr>
+        <w:t xml:space="preserve"> </w:t>
+      </w:r>
+      <w:r>
+        <w:rPr>
+          <w:rFonts w:ascii="Mangal" w:hAnsi="Mangal" w:cs="Mangal"/>
+          <w:b/>
+          <w:bCs/>
+        </w:rPr>
+        <w:t>पूछें</w:t>
+      </w:r>
+      <w:r>
+        <w:rPr>
+          <w:b/>
+          <w:bCs/>
+        </w:rPr>
+        <w:t>:</w:t>
+      </w:r>
+    </w:p>
+    <w:p>
+      <w:r>
+        <w:rPr>
+          <w:b/>
+          <w:bCs/>
+        </w:rPr>
+        <w:t>“</w:t>
+      </w:r>
+      <w:r>
+        <w:rPr>
+          <w:rFonts w:ascii="Mangal" w:hAnsi="Mangal" w:cs="Mangal"/>
+          <w:b/>
+          <w:bCs/>
+        </w:rPr>
+        <w:t>लेकिन</w:t>
+      </w:r>
+      <w:r>
+        <w:rPr>
+          <w:b/>
+          <w:bCs/>
+        </w:rPr>
+        <w:t xml:space="preserve"> clause </w:t>
+      </w:r>
+      <w:r>
+        <w:rPr>
+          <w:rFonts w:ascii="Mangal" w:hAnsi="Mangal" w:cs="Mangal"/>
+          <w:b/>
+          <w:bCs/>
+        </w:rPr>
+        <w:t>में</w:t>
+      </w:r>
+      <w:r>
+        <w:rPr>
+          <w:b/>
+          <w:bCs/>
+        </w:rPr>
+        <w:t xml:space="preserve"> </w:t>
+      </w:r>
+      <w:r>
+        <w:rPr>
+          <w:rFonts w:ascii="Mangal" w:hAnsi="Mangal" w:cs="Mangal"/>
+          <w:b/>
+          <w:bCs/>
+        </w:rPr>
+        <w:t>तो</w:t>
+      </w:r>
+      <w:r>
+        <w:rPr>
+          <w:b/>
+          <w:bCs/>
+        </w:rPr>
+        <w:t xml:space="preserve"> ‘malignancy’ </w:t>
+      </w:r>
+      <w:r>
+        <w:rPr>
+          <w:rFonts w:ascii="Mangal" w:hAnsi="Mangal" w:cs="Mangal"/>
+          <w:b/>
+          <w:bCs/>
+        </w:rPr>
+        <w:t>लिखा</w:t>
+      </w:r>
+      <w:r>
+        <w:rPr>
+          <w:b/>
+          <w:bCs/>
+        </w:rPr>
+        <w:t xml:space="preserve"> </w:t>
+      </w:r>
+      <w:r>
+        <w:rPr>
+          <w:rFonts w:ascii="Mangal" w:hAnsi="Mangal" w:cs="Mangal"/>
+          <w:b/>
+          <w:bCs/>
+        </w:rPr>
+        <w:t>है।</w:t>
+      </w:r>
+      <w:r>
+        <w:rPr>
+          <w:b/>
+          <w:bCs/>
+        </w:rPr>
+        <w:t xml:space="preserve"> BXO malignancy </w:t>
+      </w:r>
+      <w:r>
+        <w:rPr>
+          <w:rFonts w:ascii="Mangal" w:hAnsi="Mangal" w:cs="Mangal"/>
+          <w:b/>
+          <w:bCs/>
+        </w:rPr>
+        <w:t>नहीं</w:t>
+      </w:r>
+      <w:r>
+        <w:rPr>
+          <w:b/>
+          <w:bCs/>
+        </w:rPr>
+        <w:t xml:space="preserve"> </w:t>
+      </w:r>
+      <w:r>
+        <w:rPr>
+          <w:rFonts w:ascii="Mangal" w:hAnsi="Mangal" w:cs="Mangal"/>
+          <w:b/>
+          <w:bCs/>
+        </w:rPr>
+        <w:t>है।</w:t>
+      </w:r>
+      <w:r>
+        <w:rPr>
+          <w:b/>
+          <w:bCs/>
+        </w:rPr>
+        <w:t xml:space="preserve"> </w:t>
+      </w:r>
+      <w:r>
+        <w:rPr>
+          <w:rFonts w:ascii="Mangal" w:hAnsi="Mangal" w:cs="Mangal"/>
+          <w:b/>
+          <w:bCs/>
+        </w:rPr>
+        <w:t>फिर</w:t>
+      </w:r>
+      <w:r>
+        <w:rPr>
+          <w:b/>
+          <w:bCs/>
+        </w:rPr>
+        <w:t xml:space="preserve"> exception </w:t>
+      </w:r>
+      <w:r>
+        <w:rPr>
+          <w:rFonts w:ascii="Mangal" w:hAnsi="Mangal" w:cs="Mangal"/>
+          <w:b/>
+          <w:bCs/>
+        </w:rPr>
+        <w:t>कैसे</w:t>
+      </w:r>
+      <w:r>
+        <w:rPr>
+          <w:b/>
+          <w:bCs/>
+        </w:rPr>
+        <w:t xml:space="preserve"> </w:t>
+      </w:r>
+      <w:r>
+        <w:rPr>
+          <w:rFonts w:ascii="Mangal" w:hAnsi="Mangal" w:cs="Mangal"/>
+          <w:b/>
+          <w:bCs/>
+        </w:rPr>
+        <w:t>लगेगा</w:t>
+      </w:r>
+      <w:r>
+        <w:rPr>
+          <w:b/>
+          <w:bCs/>
+        </w:rPr>
+        <w:t>?”</w:t>
+      </w:r>
+    </w:p>
+    <w:p>
+      <w:r>
+        <w:rPr>
+          <w:rFonts w:ascii="Mangal" w:hAnsi="Mangal" w:cs="Mangal"/>
+        </w:rPr>
+        <w:t>यह</w:t>
+      </w:r>
+      <w:r>
+        <w:t xml:space="preserve"> </w:t>
+      </w:r>
+      <w:r>
+        <w:rPr>
+          <w:rFonts w:ascii="Mangal" w:hAnsi="Mangal" w:cs="Mangal"/>
+          <w:b/>
+          <w:bCs/>
+        </w:rPr>
+        <w:t>सबसे</w:t>
+      </w:r>
+      <w:r>
+        <w:rPr>
+          <w:b/>
+          <w:bCs/>
+        </w:rPr>
+        <w:t xml:space="preserve"> </w:t>
+      </w:r>
+      <w:r>
+        <w:rPr>
+          <w:rFonts w:ascii="Mangal" w:hAnsi="Mangal" w:cs="Mangal"/>
+          <w:b/>
+          <w:bCs/>
+        </w:rPr>
+        <w:t>कठिन</w:t>
+      </w:r>
+      <w:r>
+        <w:rPr>
+          <w:b/>
+          <w:bCs/>
+        </w:rPr>
+        <w:t xml:space="preserve"> </w:t>
+      </w:r>
+      <w:r>
+        <w:rPr>
+          <w:rFonts w:ascii="Mangal" w:hAnsi="Mangal" w:cs="Mangal"/>
+          <w:b/>
+          <w:bCs/>
+        </w:rPr>
+        <w:t>सवाल</w:t>
+      </w:r>
+      <w:r>
+        <w:t xml:space="preserve"> </w:t>
+      </w:r>
+      <w:r>
+        <w:rPr>
+          <w:rFonts w:ascii="Mangal" w:hAnsi="Mangal" w:cs="Mangal"/>
+        </w:rPr>
+        <w:t>है।</w:t>
+      </w:r>
+      <w:r>
+        <w:t xml:space="preserve"> </w:t>
+      </w:r>
+      <w:r>
+        <w:rPr>
+          <w:rFonts w:ascii="Mangal" w:hAnsi="Mangal" w:cs="Mangal"/>
+        </w:rPr>
+        <w:t>इसका</w:t>
+      </w:r>
+      <w:r>
+        <w:t xml:space="preserve"> </w:t>
+      </w:r>
+      <w:r>
+        <w:rPr>
+          <w:rFonts w:ascii="Mangal" w:hAnsi="Mangal" w:cs="Mangal"/>
+        </w:rPr>
+        <w:t>जवाब</w:t>
+      </w:r>
+      <w:r>
+        <w:t xml:space="preserve"> </w:t>
+      </w:r>
+      <w:r>
+        <w:rPr>
+          <w:rFonts w:ascii="Mangal" w:hAnsi="Mangal" w:cs="Mangal"/>
+        </w:rPr>
+        <w:t>बहुत</w:t>
+      </w:r>
+      <w:r>
+        <w:t xml:space="preserve"> carefully </w:t>
+      </w:r>
+      <w:r>
+        <w:rPr>
+          <w:rFonts w:ascii="Mangal" w:hAnsi="Mangal" w:cs="Mangal"/>
+        </w:rPr>
+        <w:t>देना</w:t>
+      </w:r>
+      <w:r>
+        <w:t xml:space="preserve"> </w:t>
+      </w:r>
+      <w:r>
+        <w:rPr>
+          <w:rFonts w:ascii="Mangal" w:hAnsi="Mangal" w:cs="Mangal"/>
+        </w:rPr>
+        <w:t>है</w:t>
+      </w:r>
+      <w:r>
+        <w:t>:</w:t>
+      </w:r>
+    </w:p>
+    <w:p>
+      <w:r>
+        <w:rPr>
+          <w:b/>
+          <w:bCs/>
+        </w:rPr>
+        <w:t xml:space="preserve">“Sir, </w:t>
+      </w:r>
+      <w:r>
+        <w:rPr>
+          <w:rFonts w:ascii="Mangal" w:hAnsi="Mangal" w:cs="Mangal"/>
+          <w:b/>
+          <w:bCs/>
+        </w:rPr>
+        <w:t>बिल्कुल</w:t>
+      </w:r>
+      <w:r>
+        <w:rPr>
+          <w:b/>
+          <w:bCs/>
+        </w:rPr>
+        <w:t xml:space="preserve"> — BXO </w:t>
+      </w:r>
+      <w:r>
+        <w:rPr>
+          <w:rFonts w:ascii="Mangal" w:hAnsi="Mangal" w:cs="Mangal"/>
+          <w:b/>
+          <w:bCs/>
+        </w:rPr>
+        <w:t>को</w:t>
+      </w:r>
+      <w:r>
+        <w:rPr>
+          <w:b/>
+          <w:bCs/>
+        </w:rPr>
+        <w:t xml:space="preserve"> </w:t>
+      </w:r>
+      <w:r>
+        <w:rPr>
+          <w:rFonts w:ascii="Mangal" w:hAnsi="Mangal" w:cs="Mangal"/>
+          <w:b/>
+          <w:bCs/>
+        </w:rPr>
+        <w:t>मैं</w:t>
+      </w:r>
+      <w:r>
+        <w:rPr>
+          <w:b/>
+          <w:bCs/>
+        </w:rPr>
+        <w:t xml:space="preserve"> malignancy </w:t>
+      </w:r>
+      <w:r>
+        <w:rPr>
+          <w:rFonts w:ascii="Mangal" w:hAnsi="Mangal" w:cs="Mangal"/>
+          <w:b/>
+          <w:bCs/>
+        </w:rPr>
+        <w:t>नहीं</w:t>
+      </w:r>
+      <w:r>
+        <w:rPr>
+          <w:b/>
+          <w:bCs/>
+        </w:rPr>
+        <w:t xml:space="preserve"> </w:t>
+      </w:r>
+      <w:r>
+        <w:rPr>
+          <w:rFonts w:ascii="Mangal" w:hAnsi="Mangal" w:cs="Mangal"/>
+          <w:b/>
+          <w:bCs/>
+        </w:rPr>
+        <w:t>कह</w:t>
+      </w:r>
+      <w:r>
+        <w:rPr>
+          <w:b/>
+          <w:bCs/>
+        </w:rPr>
+        <w:t xml:space="preserve"> </w:t>
+      </w:r>
+      <w:r>
+        <w:rPr>
+          <w:rFonts w:ascii="Mangal" w:hAnsi="Mangal" w:cs="Mangal"/>
+          <w:b/>
+          <w:bCs/>
+        </w:rPr>
+        <w:t>रहा</w:t>
+      </w:r>
+      <w:r>
+        <w:rPr>
+          <w:b/>
+          <w:bCs/>
+        </w:rPr>
+        <w:t xml:space="preserve"> </w:t>
+      </w:r>
+      <w:r>
+        <w:rPr>
+          <w:rFonts w:ascii="Mangal" w:hAnsi="Mangal" w:cs="Mangal"/>
+          <w:b/>
+          <w:bCs/>
+        </w:rPr>
+        <w:t>हूँ।</w:t>
+      </w:r>
+    </w:p>
+    <w:p>
+      <w:r>
+        <w:rPr>
+          <w:rFonts w:ascii="Mangal" w:hAnsi="Mangal" w:cs="Mangal"/>
+          <w:b/>
+          <w:bCs/>
+        </w:rPr>
+        <w:t>मेरा</w:t>
+      </w:r>
+      <w:r>
+        <w:rPr>
+          <w:b/>
+          <w:bCs/>
+        </w:rPr>
+        <w:t xml:space="preserve"> submission </w:t>
+      </w:r>
+      <w:r>
+        <w:rPr>
+          <w:rFonts w:ascii="Mangal" w:hAnsi="Mangal" w:cs="Mangal"/>
+          <w:b/>
+          <w:bCs/>
+        </w:rPr>
+        <w:t>यह</w:t>
+      </w:r>
+      <w:r>
+        <w:rPr>
+          <w:b/>
+          <w:bCs/>
+        </w:rPr>
+        <w:t xml:space="preserve"> </w:t>
+      </w:r>
+      <w:r>
+        <w:rPr>
+          <w:rFonts w:ascii="Mangal" w:hAnsi="Mangal" w:cs="Mangal"/>
+          <w:b/>
+          <w:bCs/>
+        </w:rPr>
+        <w:t>नहीं</w:t>
+      </w:r>
+      <w:r>
+        <w:rPr>
+          <w:b/>
+          <w:bCs/>
+        </w:rPr>
+        <w:t xml:space="preserve"> </w:t>
+      </w:r>
+      <w:r>
+        <w:rPr>
+          <w:rFonts w:ascii="Mangal" w:hAnsi="Mangal" w:cs="Mangal"/>
+          <w:b/>
+          <w:bCs/>
+        </w:rPr>
+        <w:t>है</w:t>
+      </w:r>
+      <w:r>
+        <w:rPr>
+          <w:b/>
+          <w:bCs/>
+        </w:rPr>
+        <w:t xml:space="preserve"> </w:t>
+      </w:r>
+      <w:r>
+        <w:rPr>
+          <w:rFonts w:ascii="Mangal" w:hAnsi="Mangal" w:cs="Mangal"/>
+          <w:b/>
+          <w:bCs/>
+        </w:rPr>
+        <w:t>कि</w:t>
+      </w:r>
+      <w:r>
+        <w:rPr>
+          <w:b/>
+          <w:bCs/>
+        </w:rPr>
+        <w:t xml:space="preserve"> BXO = cancer.</w:t>
+      </w:r>
+    </w:p>
+    <w:p>
+      <w:r>
+        <w:rPr>
+          <w:rFonts w:ascii="Mangal" w:hAnsi="Mangal" w:cs="Mangal"/>
+          <w:b/>
+          <w:bCs/>
+        </w:rPr>
+        <w:t>मेरा</w:t>
+      </w:r>
+      <w:r>
+        <w:rPr>
+          <w:b/>
+          <w:bCs/>
+        </w:rPr>
+        <w:t xml:space="preserve"> submission </w:t>
+      </w:r>
+      <w:r>
+        <w:rPr>
+          <w:rFonts w:ascii="Mangal" w:hAnsi="Mangal" w:cs="Mangal"/>
+          <w:b/>
+          <w:bCs/>
+        </w:rPr>
+        <w:t>यह</w:t>
+      </w:r>
+      <w:r>
+        <w:rPr>
+          <w:b/>
+          <w:bCs/>
+        </w:rPr>
+        <w:t xml:space="preserve"> </w:t>
+      </w:r>
+      <w:r>
+        <w:rPr>
+          <w:rFonts w:ascii="Mangal" w:hAnsi="Mangal" w:cs="Mangal"/>
+          <w:b/>
+          <w:bCs/>
+        </w:rPr>
+        <w:t>है</w:t>
+      </w:r>
+      <w:r>
+        <w:rPr>
+          <w:b/>
+          <w:bCs/>
+        </w:rPr>
+        <w:t xml:space="preserve"> </w:t>
+      </w:r>
+      <w:r>
+        <w:rPr>
+          <w:rFonts w:ascii="Mangal" w:hAnsi="Mangal" w:cs="Mangal"/>
+          <w:b/>
+          <w:bCs/>
+        </w:rPr>
+        <w:t>कि</w:t>
+      </w:r>
+      <w:r>
+        <w:rPr>
+          <w:b/>
+          <w:bCs/>
+        </w:rPr>
+        <w:t xml:space="preserve"> BXO </w:t>
+      </w:r>
+      <w:r>
+        <w:rPr>
+          <w:rFonts w:ascii="Mangal" w:hAnsi="Mangal" w:cs="Mangal"/>
+          <w:b/>
+          <w:bCs/>
+        </w:rPr>
+        <w:t>एक</w:t>
+      </w:r>
+      <w:r>
+        <w:rPr>
+          <w:b/>
+          <w:bCs/>
+        </w:rPr>
+        <w:t xml:space="preserve"> pre-malignant condition </w:t>
+      </w:r>
+      <w:r>
+        <w:rPr>
+          <w:rFonts w:ascii="Mangal" w:hAnsi="Mangal" w:cs="Mangal"/>
+          <w:b/>
+          <w:bCs/>
+        </w:rPr>
+        <w:t>है</w:t>
+      </w:r>
+      <w:r>
+        <w:rPr>
+          <w:b/>
+          <w:bCs/>
+        </w:rPr>
+        <w:t xml:space="preserve">, </w:t>
+      </w:r>
+      <w:r>
+        <w:rPr>
+          <w:rFonts w:ascii="Mangal" w:hAnsi="Mangal" w:cs="Mangal"/>
+          <w:b/>
+          <w:bCs/>
+        </w:rPr>
+        <w:t>और</w:t>
+      </w:r>
+      <w:r>
+        <w:rPr>
+          <w:b/>
+          <w:bCs/>
+        </w:rPr>
+        <w:t xml:space="preserve"> </w:t>
+      </w:r>
+      <w:r>
+        <w:rPr>
+          <w:rFonts w:ascii="Mangal" w:hAnsi="Mangal" w:cs="Mangal"/>
+          <w:b/>
+          <w:bCs/>
+        </w:rPr>
+        <w:t>मेरे</w:t>
+      </w:r>
+      <w:r>
+        <w:rPr>
+          <w:b/>
+          <w:bCs/>
+        </w:rPr>
+        <w:t xml:space="preserve"> treating specialist </w:t>
+      </w:r>
+      <w:r>
+        <w:rPr>
+          <w:rFonts w:ascii="Mangal" w:hAnsi="Mangal" w:cs="Mangal"/>
+          <w:b/>
+          <w:bCs/>
+        </w:rPr>
+        <w:t>ने</w:t>
+      </w:r>
+      <w:r>
+        <w:rPr>
+          <w:b/>
+          <w:bCs/>
+        </w:rPr>
+        <w:t xml:space="preserve"> specifically certify </w:t>
+      </w:r>
+      <w:r>
+        <w:rPr>
+          <w:rFonts w:ascii="Mangal" w:hAnsi="Mangal" w:cs="Mangal"/>
+          <w:b/>
+          <w:bCs/>
+        </w:rPr>
+        <w:t>किया</w:t>
+      </w:r>
+      <w:r>
+        <w:rPr>
+          <w:b/>
+          <w:bCs/>
+        </w:rPr>
+        <w:t xml:space="preserve"> </w:t>
+      </w:r>
+      <w:r>
+        <w:rPr>
+          <w:rFonts w:ascii="Mangal" w:hAnsi="Mangal" w:cs="Mangal"/>
+          <w:b/>
+          <w:bCs/>
+        </w:rPr>
+        <w:t>है</w:t>
+      </w:r>
+      <w:r>
+        <w:rPr>
+          <w:b/>
+          <w:bCs/>
+        </w:rPr>
+        <w:t xml:space="preserve"> </w:t>
+      </w:r>
+      <w:r>
+        <w:rPr>
+          <w:rFonts w:ascii="Mangal" w:hAnsi="Mangal" w:cs="Mangal"/>
+          <w:b/>
+          <w:bCs/>
+        </w:rPr>
+        <w:t>कि</w:t>
+      </w:r>
+      <w:r>
+        <w:rPr>
+          <w:b/>
+          <w:bCs/>
+        </w:rPr>
+        <w:t xml:space="preserve"> untreated </w:t>
+      </w:r>
+      <w:r>
+        <w:rPr>
+          <w:rFonts w:ascii="Mangal" w:hAnsi="Mangal" w:cs="Mangal"/>
+          <w:b/>
+          <w:bCs/>
+        </w:rPr>
+        <w:t>रहने</w:t>
+      </w:r>
+      <w:r>
+        <w:rPr>
+          <w:b/>
+          <w:bCs/>
+        </w:rPr>
+        <w:t xml:space="preserve"> </w:t>
+      </w:r>
+      <w:r>
+        <w:rPr>
+          <w:rFonts w:ascii="Mangal" w:hAnsi="Mangal" w:cs="Mangal"/>
+          <w:b/>
+          <w:bCs/>
+        </w:rPr>
+        <w:t>पर</w:t>
+      </w:r>
+      <w:r>
+        <w:rPr>
+          <w:b/>
+          <w:bCs/>
+        </w:rPr>
+        <w:t xml:space="preserve"> penile cancer </w:t>
+      </w:r>
+      <w:r>
+        <w:rPr>
+          <w:rFonts w:ascii="Mangal" w:hAnsi="Mangal" w:cs="Mangal"/>
+          <w:b/>
+          <w:bCs/>
+        </w:rPr>
+        <w:t>का</w:t>
+      </w:r>
+      <w:r>
+        <w:rPr>
+          <w:b/>
+          <w:bCs/>
+        </w:rPr>
+        <w:t xml:space="preserve"> risk </w:t>
+      </w:r>
+      <w:r>
+        <w:rPr>
+          <w:rFonts w:ascii="Mangal" w:hAnsi="Mangal" w:cs="Mangal"/>
+          <w:b/>
+          <w:bCs/>
+        </w:rPr>
+        <w:t>था</w:t>
+      </w:r>
+      <w:r>
+        <w:rPr>
+          <w:b/>
+          <w:bCs/>
+        </w:rPr>
+        <w:t xml:space="preserve"> </w:t>
+      </w:r>
+      <w:r>
+        <w:rPr>
+          <w:rFonts w:ascii="Mangal" w:hAnsi="Mangal" w:cs="Mangal"/>
+          <w:b/>
+          <w:bCs/>
+        </w:rPr>
+        <w:t>और</w:t>
+      </w:r>
+      <w:r>
+        <w:rPr>
+          <w:b/>
+          <w:bCs/>
+        </w:rPr>
+        <w:t xml:space="preserve"> surgery was must.</w:t>
+      </w:r>
+    </w:p>
+    <w:p>
+      <w:r>
+        <w:rPr>
+          <w:rFonts w:ascii="Mangal" w:hAnsi="Mangal" w:cs="Mangal"/>
+          <w:b/>
+          <w:bCs/>
+        </w:rPr>
+        <w:t>इसलिए</w:t>
+      </w:r>
+      <w:r>
+        <w:rPr>
+          <w:b/>
+          <w:bCs/>
+        </w:rPr>
+        <w:t xml:space="preserve"> </w:t>
+      </w:r>
+      <w:r>
+        <w:rPr>
+          <w:rFonts w:ascii="Mangal" w:hAnsi="Mangal" w:cs="Mangal"/>
+          <w:b/>
+          <w:bCs/>
+        </w:rPr>
+        <w:t>मैं</w:t>
+      </w:r>
+      <w:r>
+        <w:rPr>
+          <w:b/>
+          <w:bCs/>
+        </w:rPr>
+        <w:t xml:space="preserve"> </w:t>
+      </w:r>
+      <w:r>
+        <w:rPr>
+          <w:rFonts w:ascii="Mangal" w:hAnsi="Mangal" w:cs="Mangal"/>
+          <w:b/>
+          <w:bCs/>
+        </w:rPr>
+        <w:t>माननीय</w:t>
+      </w:r>
+      <w:r>
+        <w:rPr>
+          <w:b/>
+          <w:bCs/>
+        </w:rPr>
+        <w:t xml:space="preserve"> </w:t>
+      </w:r>
+      <w:r>
+        <w:rPr>
+          <w:rFonts w:ascii="Mangal" w:hAnsi="Mangal" w:cs="Mangal"/>
+          <w:b/>
+          <w:bCs/>
+        </w:rPr>
+        <w:t>आयोग</w:t>
+      </w:r>
+      <w:r>
+        <w:rPr>
+          <w:b/>
+          <w:bCs/>
+        </w:rPr>
+        <w:t xml:space="preserve"> </w:t>
+      </w:r>
+      <w:r>
+        <w:rPr>
+          <w:rFonts w:ascii="Mangal" w:hAnsi="Mangal" w:cs="Mangal"/>
+          <w:b/>
+          <w:bCs/>
+        </w:rPr>
+        <w:t>से</w:t>
+      </w:r>
+      <w:r>
+        <w:rPr>
+          <w:b/>
+          <w:bCs/>
+        </w:rPr>
+        <w:t xml:space="preserve"> </w:t>
+      </w:r>
+      <w:r>
+        <w:rPr>
+          <w:rFonts w:ascii="Mangal" w:hAnsi="Mangal" w:cs="Mangal"/>
+          <w:b/>
+          <w:bCs/>
+        </w:rPr>
+        <w:t>उस</w:t>
+      </w:r>
+      <w:r>
+        <w:rPr>
+          <w:b/>
+          <w:bCs/>
+        </w:rPr>
+        <w:t xml:space="preserve"> medical evidence </w:t>
+      </w:r>
+      <w:r>
+        <w:rPr>
+          <w:rFonts w:ascii="Mangal" w:hAnsi="Mangal" w:cs="Mangal"/>
+          <w:b/>
+          <w:bCs/>
+        </w:rPr>
+        <w:t>को</w:t>
+      </w:r>
+      <w:r>
+        <w:rPr>
+          <w:b/>
+          <w:bCs/>
+        </w:rPr>
+        <w:t xml:space="preserve"> policy exception </w:t>
+      </w:r>
+      <w:r>
+        <w:rPr>
+          <w:rFonts w:ascii="Mangal" w:hAnsi="Mangal" w:cs="Mangal"/>
+          <w:b/>
+          <w:bCs/>
+        </w:rPr>
+        <w:t>की</w:t>
+      </w:r>
+      <w:r>
+        <w:rPr>
+          <w:b/>
+          <w:bCs/>
+        </w:rPr>
+        <w:t xml:space="preserve"> interpretation </w:t>
+      </w:r>
+      <w:r>
+        <w:rPr>
+          <w:rFonts w:ascii="Mangal" w:hAnsi="Mangal" w:cs="Mangal"/>
+          <w:b/>
+          <w:bCs/>
+        </w:rPr>
+        <w:t>में</w:t>
+      </w:r>
+      <w:r>
+        <w:rPr>
+          <w:b/>
+          <w:bCs/>
+        </w:rPr>
+        <w:t xml:space="preserve"> consider </w:t>
+      </w:r>
+      <w:r>
+        <w:rPr>
+          <w:rFonts w:ascii="Mangal" w:hAnsi="Mangal" w:cs="Mangal"/>
+          <w:b/>
+          <w:bCs/>
+        </w:rPr>
+        <w:t>करने</w:t>
+      </w:r>
+      <w:r>
+        <w:rPr>
+          <w:b/>
+          <w:bCs/>
+        </w:rPr>
+        <w:t xml:space="preserve"> </w:t>
+      </w:r>
+      <w:r>
+        <w:rPr>
+          <w:rFonts w:ascii="Mangal" w:hAnsi="Mangal" w:cs="Mangal"/>
+          <w:b/>
+          <w:bCs/>
+        </w:rPr>
+        <w:t>का</w:t>
+      </w:r>
+      <w:r>
+        <w:rPr>
+          <w:b/>
+          <w:bCs/>
+        </w:rPr>
+        <w:t xml:space="preserve"> </w:t>
+      </w:r>
+      <w:r>
+        <w:rPr>
+          <w:rFonts w:ascii="Mangal" w:hAnsi="Mangal" w:cs="Mangal"/>
+          <w:b/>
+          <w:bCs/>
+        </w:rPr>
+        <w:t>निवेदन</w:t>
+      </w:r>
+      <w:r>
+        <w:rPr>
+          <w:b/>
+          <w:bCs/>
+        </w:rPr>
+        <w:t xml:space="preserve"> </w:t>
+      </w:r>
+      <w:r>
+        <w:rPr>
+          <w:rFonts w:ascii="Mangal" w:hAnsi="Mangal" w:cs="Mangal"/>
+          <w:b/>
+          <w:bCs/>
+        </w:rPr>
+        <w:t>कर</w:t>
+      </w:r>
+      <w:r>
+        <w:rPr>
+          <w:b/>
+          <w:bCs/>
+        </w:rPr>
+        <w:t xml:space="preserve"> </w:t>
+      </w:r>
+      <w:r>
+        <w:rPr>
+          <w:rFonts w:ascii="Mangal" w:hAnsi="Mangal" w:cs="Mangal"/>
+          <w:b/>
+          <w:bCs/>
+        </w:rPr>
+        <w:t>रहा</w:t>
+      </w:r>
+      <w:r>
+        <w:rPr>
+          <w:b/>
+          <w:bCs/>
+        </w:rPr>
+        <w:t xml:space="preserve"> </w:t>
+      </w:r>
+      <w:r>
+        <w:rPr>
+          <w:rFonts w:ascii="Mangal" w:hAnsi="Mangal" w:cs="Mangal"/>
+          <w:b/>
+          <w:bCs/>
+        </w:rPr>
+        <w:t>हूँ।</w:t>
+      </w:r>
+    </w:p>
+    <w:p>
+      <w:r>
+        <w:rPr>
+          <w:rFonts w:ascii="Mangal" w:hAnsi="Mangal" w:cs="Mangal"/>
+          <w:b/>
+          <w:bCs/>
+        </w:rPr>
+        <w:t>यदि</w:t>
+      </w:r>
+      <w:r>
+        <w:rPr>
+          <w:b/>
+          <w:bCs/>
+        </w:rPr>
+        <w:t xml:space="preserve"> </w:t>
+      </w:r>
+      <w:r>
+        <w:rPr>
+          <w:rFonts w:ascii="Mangal" w:hAnsi="Mangal" w:cs="Mangal"/>
+          <w:b/>
+          <w:bCs/>
+        </w:rPr>
+        <w:t>माननीय</w:t>
+      </w:r>
+      <w:r>
+        <w:rPr>
+          <w:b/>
+          <w:bCs/>
+        </w:rPr>
+        <w:t xml:space="preserve"> </w:t>
+      </w:r>
+      <w:r>
+        <w:rPr>
+          <w:rFonts w:ascii="Mangal" w:hAnsi="Mangal" w:cs="Mangal"/>
+          <w:b/>
+          <w:bCs/>
+        </w:rPr>
+        <w:t>आयोग</w:t>
+      </w:r>
+      <w:r>
+        <w:rPr>
+          <w:b/>
+          <w:bCs/>
+        </w:rPr>
+        <w:t xml:space="preserve"> </w:t>
+      </w:r>
+      <w:r>
+        <w:rPr>
+          <w:rFonts w:ascii="Mangal" w:hAnsi="Mangal" w:cs="Mangal"/>
+          <w:b/>
+          <w:bCs/>
+        </w:rPr>
+        <w:t>यह</w:t>
+      </w:r>
+      <w:r>
+        <w:rPr>
+          <w:b/>
+          <w:bCs/>
+        </w:rPr>
+        <w:t xml:space="preserve"> </w:t>
+      </w:r>
+      <w:r>
+        <w:rPr>
+          <w:rFonts w:ascii="Mangal" w:hAnsi="Mangal" w:cs="Mangal"/>
+          <w:b/>
+          <w:bCs/>
+        </w:rPr>
+        <w:t>मानता</w:t>
+      </w:r>
+      <w:r>
+        <w:rPr>
+          <w:b/>
+          <w:bCs/>
+        </w:rPr>
+        <w:t xml:space="preserve"> </w:t>
+      </w:r>
+      <w:r>
+        <w:rPr>
+          <w:rFonts w:ascii="Mangal" w:hAnsi="Mangal" w:cs="Mangal"/>
+          <w:b/>
+          <w:bCs/>
+        </w:rPr>
+        <w:t>है</w:t>
+      </w:r>
+      <w:r>
+        <w:rPr>
+          <w:b/>
+          <w:bCs/>
+        </w:rPr>
+        <w:t xml:space="preserve"> </w:t>
+      </w:r>
+      <w:r>
+        <w:rPr>
+          <w:rFonts w:ascii="Mangal" w:hAnsi="Mangal" w:cs="Mangal"/>
+          <w:b/>
+          <w:bCs/>
+        </w:rPr>
+        <w:t>कि</w:t>
+      </w:r>
+      <w:r>
+        <w:rPr>
+          <w:b/>
+          <w:bCs/>
+        </w:rPr>
+        <w:t xml:space="preserve"> ‘malignancy’ </w:t>
+      </w:r>
+      <w:r>
+        <w:rPr>
+          <w:rFonts w:ascii="Mangal" w:hAnsi="Mangal" w:cs="Mangal"/>
+          <w:b/>
+          <w:bCs/>
+        </w:rPr>
+        <w:t>का</w:t>
+      </w:r>
+      <w:r>
+        <w:rPr>
+          <w:b/>
+          <w:bCs/>
+        </w:rPr>
+        <w:t xml:space="preserve"> </w:t>
+      </w:r>
+      <w:r>
+        <w:rPr>
+          <w:rFonts w:ascii="Mangal" w:hAnsi="Mangal" w:cs="Mangal"/>
+          <w:b/>
+          <w:bCs/>
+        </w:rPr>
+        <w:t>केवल</w:t>
+      </w:r>
+      <w:r>
+        <w:rPr>
+          <w:b/>
+          <w:bCs/>
+        </w:rPr>
+        <w:t xml:space="preserve"> </w:t>
+      </w:r>
+      <w:r>
+        <w:rPr>
+          <w:rFonts w:ascii="Mangal" w:hAnsi="Mangal" w:cs="Mangal"/>
+          <w:b/>
+          <w:bCs/>
+        </w:rPr>
+        <w:t>एक</w:t>
+      </w:r>
+      <w:r>
+        <w:rPr>
+          <w:b/>
+          <w:bCs/>
+        </w:rPr>
+        <w:t xml:space="preserve"> </w:t>
+      </w:r>
+      <w:r>
+        <w:rPr>
+          <w:rFonts w:ascii="Mangal" w:hAnsi="Mangal" w:cs="Mangal"/>
+          <w:b/>
+          <w:bCs/>
+        </w:rPr>
+        <w:t>ही</w:t>
+      </w:r>
+      <w:r>
+        <w:rPr>
+          <w:b/>
+          <w:bCs/>
+        </w:rPr>
+        <w:t xml:space="preserve"> </w:t>
+      </w:r>
+      <w:r>
+        <w:rPr>
+          <w:rFonts w:ascii="Mangal" w:hAnsi="Mangal" w:cs="Mangal"/>
+          <w:b/>
+          <w:bCs/>
+        </w:rPr>
+        <w:t>अर्थ</w:t>
+      </w:r>
+      <w:r>
+        <w:rPr>
+          <w:b/>
+          <w:bCs/>
+        </w:rPr>
+        <w:t xml:space="preserve"> — established cancer — </w:t>
+      </w:r>
+      <w:r>
+        <w:rPr>
+          <w:rFonts w:ascii="Mangal" w:hAnsi="Mangal" w:cs="Mangal"/>
+          <w:b/>
+          <w:bCs/>
+        </w:rPr>
+        <w:t>हो</w:t>
+      </w:r>
+      <w:r>
+        <w:rPr>
+          <w:b/>
+          <w:bCs/>
+        </w:rPr>
+        <w:t xml:space="preserve"> </w:t>
+      </w:r>
+      <w:r>
+        <w:rPr>
+          <w:rFonts w:ascii="Mangal" w:hAnsi="Mangal" w:cs="Mangal"/>
+          <w:b/>
+          <w:bCs/>
+        </w:rPr>
+        <w:t>सकता</w:t>
+      </w:r>
+      <w:r>
+        <w:rPr>
+          <w:b/>
+          <w:bCs/>
+        </w:rPr>
+        <w:t xml:space="preserve"> </w:t>
+      </w:r>
+      <w:r>
+        <w:rPr>
+          <w:rFonts w:ascii="Mangal" w:hAnsi="Mangal" w:cs="Mangal"/>
+          <w:b/>
+          <w:bCs/>
+        </w:rPr>
+        <w:t>है</w:t>
+      </w:r>
+      <w:r>
+        <w:rPr>
+          <w:b/>
+          <w:bCs/>
+        </w:rPr>
+        <w:t xml:space="preserve">, </w:t>
+      </w:r>
+      <w:r>
+        <w:rPr>
+          <w:rFonts w:ascii="Mangal" w:hAnsi="Mangal" w:cs="Mangal"/>
+          <w:b/>
+          <w:bCs/>
+        </w:rPr>
+        <w:t>तो</w:t>
+      </w:r>
+      <w:r>
+        <w:rPr>
+          <w:b/>
+          <w:bCs/>
+        </w:rPr>
+        <w:t xml:space="preserve"> </w:t>
+      </w:r>
+      <w:r>
+        <w:rPr>
+          <w:rFonts w:ascii="Mangal" w:hAnsi="Mangal" w:cs="Mangal"/>
+          <w:b/>
+          <w:bCs/>
+        </w:rPr>
+        <w:t>मैं</w:t>
+      </w:r>
+      <w:r>
+        <w:rPr>
+          <w:b/>
+          <w:bCs/>
+        </w:rPr>
+        <w:t xml:space="preserve"> </w:t>
+      </w:r>
+      <w:r>
+        <w:rPr>
+          <w:rFonts w:ascii="Mangal" w:hAnsi="Mangal" w:cs="Mangal"/>
+          <w:b/>
+          <w:bCs/>
+        </w:rPr>
+        <w:t>उस</w:t>
+      </w:r>
+      <w:r>
+        <w:rPr>
+          <w:b/>
+          <w:bCs/>
+        </w:rPr>
+        <w:t xml:space="preserve"> interpretation </w:t>
+      </w:r>
+      <w:r>
+        <w:rPr>
+          <w:rFonts w:ascii="Mangal" w:hAnsi="Mangal" w:cs="Mangal"/>
+          <w:b/>
+          <w:bCs/>
+        </w:rPr>
+        <w:t>को</w:t>
+      </w:r>
+      <w:r>
+        <w:rPr>
+          <w:b/>
+          <w:bCs/>
+        </w:rPr>
+        <w:t xml:space="preserve"> Commission </w:t>
+      </w:r>
+      <w:r>
+        <w:rPr>
+          <w:rFonts w:ascii="Mangal" w:hAnsi="Mangal" w:cs="Mangal"/>
+          <w:b/>
+          <w:bCs/>
+        </w:rPr>
+        <w:t>के</w:t>
+      </w:r>
+      <w:r>
+        <w:rPr>
+          <w:b/>
+          <w:bCs/>
+        </w:rPr>
+        <w:t xml:space="preserve"> consideration </w:t>
+      </w:r>
+      <w:r>
+        <w:rPr>
+          <w:rFonts w:ascii="Mangal" w:hAnsi="Mangal" w:cs="Mangal"/>
+          <w:b/>
+          <w:bCs/>
+        </w:rPr>
+        <w:t>के</w:t>
+      </w:r>
+      <w:r>
+        <w:rPr>
+          <w:b/>
+          <w:bCs/>
+        </w:rPr>
+        <w:t xml:space="preserve"> </w:t>
+      </w:r>
+      <w:r>
+        <w:rPr>
+          <w:rFonts w:ascii="Mangal" w:hAnsi="Mangal" w:cs="Mangal"/>
+          <w:b/>
+          <w:bCs/>
+        </w:rPr>
+        <w:t>लिए</w:t>
+      </w:r>
+      <w:r>
+        <w:rPr>
+          <w:b/>
+          <w:bCs/>
+        </w:rPr>
+        <w:t xml:space="preserve"> </w:t>
+      </w:r>
+      <w:r>
+        <w:rPr>
+          <w:rFonts w:ascii="Mangal" w:hAnsi="Mangal" w:cs="Mangal"/>
+          <w:b/>
+          <w:bCs/>
+        </w:rPr>
+        <w:t>छोड़ता</w:t>
+      </w:r>
+      <w:r>
+        <w:rPr>
+          <w:b/>
+          <w:bCs/>
+        </w:rPr>
+        <w:t xml:space="preserve"> </w:t>
+      </w:r>
+      <w:r>
+        <w:rPr>
+          <w:rFonts w:ascii="Mangal" w:hAnsi="Mangal" w:cs="Mangal"/>
+          <w:b/>
+          <w:bCs/>
+        </w:rPr>
+        <w:t>हूँ।</w:t>
+      </w:r>
+      <w:r>
+        <w:rPr>
+          <w:b/>
+          <w:bCs/>
+        </w:rPr>
+        <w:t xml:space="preserve"> </w:t>
+      </w:r>
+      <w:r>
+        <w:rPr>
+          <w:rFonts w:ascii="Mangal" w:hAnsi="Mangal" w:cs="Mangal"/>
+          <w:b/>
+          <w:bCs/>
+        </w:rPr>
+        <w:t>लेकिन</w:t>
+      </w:r>
+      <w:r>
+        <w:rPr>
+          <w:b/>
+          <w:bCs/>
+        </w:rPr>
+        <w:t xml:space="preserve"> </w:t>
+      </w:r>
+      <w:r>
+        <w:rPr>
+          <w:rFonts w:ascii="Mangal" w:hAnsi="Mangal" w:cs="Mangal"/>
+          <w:b/>
+          <w:bCs/>
+        </w:rPr>
+        <w:t>यदि</w:t>
+      </w:r>
+      <w:r>
+        <w:rPr>
+          <w:b/>
+          <w:bCs/>
+        </w:rPr>
+        <w:t xml:space="preserve"> clause </w:t>
+      </w:r>
+      <w:r>
+        <w:rPr>
+          <w:rFonts w:ascii="Mangal" w:hAnsi="Mangal" w:cs="Mangal"/>
+          <w:b/>
+          <w:bCs/>
+        </w:rPr>
+        <w:t>और</w:t>
+      </w:r>
+      <w:r>
+        <w:rPr>
+          <w:b/>
+          <w:bCs/>
+        </w:rPr>
+        <w:t xml:space="preserve"> </w:t>
+      </w:r>
+      <w:r>
+        <w:rPr>
+          <w:rFonts w:ascii="Mangal" w:hAnsi="Mangal" w:cs="Mangal"/>
+          <w:b/>
+          <w:bCs/>
+        </w:rPr>
+        <w:t>पूरे</w:t>
+      </w:r>
+      <w:r>
+        <w:rPr>
+          <w:b/>
+          <w:bCs/>
+        </w:rPr>
+        <w:t xml:space="preserve"> medical context </w:t>
+      </w:r>
+      <w:r>
+        <w:rPr>
+          <w:rFonts w:ascii="Mangal" w:hAnsi="Mangal" w:cs="Mangal"/>
+          <w:b/>
+          <w:bCs/>
+        </w:rPr>
+        <w:t>को</w:t>
+      </w:r>
+      <w:r>
+        <w:rPr>
+          <w:b/>
+          <w:bCs/>
+        </w:rPr>
+        <w:t xml:space="preserve"> </w:t>
+      </w:r>
+      <w:r>
+        <w:rPr>
+          <w:rFonts w:ascii="Mangal" w:hAnsi="Mangal" w:cs="Mangal"/>
+          <w:b/>
+          <w:bCs/>
+        </w:rPr>
+        <w:t>पढ़ने</w:t>
+      </w:r>
+      <w:r>
+        <w:rPr>
+          <w:b/>
+          <w:bCs/>
+        </w:rPr>
+        <w:t xml:space="preserve"> </w:t>
+      </w:r>
+      <w:r>
+        <w:rPr>
+          <w:rFonts w:ascii="Mangal" w:hAnsi="Mangal" w:cs="Mangal"/>
+          <w:b/>
+          <w:bCs/>
+        </w:rPr>
+        <w:t>पर</w:t>
+      </w:r>
+      <w:r>
+        <w:rPr>
+          <w:b/>
+          <w:bCs/>
+        </w:rPr>
+        <w:t xml:space="preserve"> genuine ambiguity </w:t>
+      </w:r>
+      <w:r>
+        <w:rPr>
+          <w:rFonts w:ascii="Mangal" w:hAnsi="Mangal" w:cs="Mangal"/>
+          <w:b/>
+          <w:bCs/>
+        </w:rPr>
+        <w:t>रहती</w:t>
+      </w:r>
+      <w:r>
+        <w:rPr>
+          <w:b/>
+          <w:bCs/>
+        </w:rPr>
+        <w:t xml:space="preserve"> </w:t>
+      </w:r>
+      <w:r>
+        <w:rPr>
+          <w:rFonts w:ascii="Mangal" w:hAnsi="Mangal" w:cs="Mangal"/>
+          <w:b/>
+          <w:bCs/>
+        </w:rPr>
+        <w:t>है</w:t>
+      </w:r>
+      <w:r>
+        <w:rPr>
+          <w:b/>
+          <w:bCs/>
+        </w:rPr>
+        <w:t xml:space="preserve">, </w:t>
+      </w:r>
+      <w:r>
+        <w:rPr>
+          <w:rFonts w:ascii="Mangal" w:hAnsi="Mangal" w:cs="Mangal"/>
+          <w:b/>
+          <w:bCs/>
+        </w:rPr>
+        <w:t>तो</w:t>
+      </w:r>
+      <w:r>
+        <w:rPr>
+          <w:b/>
+          <w:bCs/>
+        </w:rPr>
+        <w:t xml:space="preserve"> contra proferentem </w:t>
+      </w:r>
+      <w:r>
+        <w:rPr>
+          <w:rFonts w:ascii="Mangal" w:hAnsi="Mangal" w:cs="Mangal"/>
+          <w:b/>
+          <w:bCs/>
+        </w:rPr>
+        <w:t>के</w:t>
+      </w:r>
+      <w:r>
+        <w:rPr>
+          <w:b/>
+          <w:bCs/>
+        </w:rPr>
+        <w:t xml:space="preserve"> </w:t>
+      </w:r>
+      <w:r>
+        <w:rPr>
+          <w:rFonts w:ascii="Mangal" w:hAnsi="Mangal" w:cs="Mangal"/>
+          <w:b/>
+          <w:bCs/>
+        </w:rPr>
+        <w:t>सिद्धान्त</w:t>
+      </w:r>
+      <w:r>
+        <w:rPr>
+          <w:b/>
+          <w:bCs/>
+        </w:rPr>
+        <w:t xml:space="preserve"> </w:t>
+      </w:r>
+      <w:r>
+        <w:rPr>
+          <w:rFonts w:ascii="Mangal" w:hAnsi="Mangal" w:cs="Mangal"/>
+          <w:b/>
+          <w:bCs/>
+        </w:rPr>
+        <w:t>के</w:t>
+      </w:r>
+      <w:r>
+        <w:rPr>
+          <w:b/>
+          <w:bCs/>
+        </w:rPr>
+        <w:t xml:space="preserve"> </w:t>
+      </w:r>
+      <w:r>
+        <w:rPr>
+          <w:rFonts w:ascii="Mangal" w:hAnsi="Mangal" w:cs="Mangal"/>
+          <w:b/>
+          <w:bCs/>
+        </w:rPr>
+        <w:t>अनुसार</w:t>
+      </w:r>
+      <w:r>
+        <w:rPr>
+          <w:b/>
+          <w:bCs/>
+        </w:rPr>
+        <w:t xml:space="preserve"> ambiguity </w:t>
+      </w:r>
+      <w:r>
+        <w:rPr>
+          <w:rFonts w:ascii="Mangal" w:hAnsi="Mangal" w:cs="Mangal"/>
+          <w:b/>
+          <w:bCs/>
+        </w:rPr>
+        <w:t>को</w:t>
+      </w:r>
+      <w:r>
+        <w:rPr>
+          <w:b/>
+          <w:bCs/>
+        </w:rPr>
+        <w:t xml:space="preserve"> insured </w:t>
+      </w:r>
+      <w:r>
+        <w:rPr>
+          <w:rFonts w:ascii="Mangal" w:hAnsi="Mangal" w:cs="Mangal"/>
+          <w:b/>
+          <w:bCs/>
+        </w:rPr>
+        <w:t>के</w:t>
+      </w:r>
+      <w:r>
+        <w:rPr>
+          <w:b/>
+          <w:bCs/>
+        </w:rPr>
+        <w:t xml:space="preserve"> </w:t>
+      </w:r>
+      <w:r>
+        <w:rPr>
+          <w:rFonts w:ascii="Mangal" w:hAnsi="Mangal" w:cs="Mangal"/>
+          <w:b/>
+          <w:bCs/>
+        </w:rPr>
+        <w:t>पक्ष</w:t>
+      </w:r>
+      <w:r>
+        <w:rPr>
+          <w:b/>
+          <w:bCs/>
+        </w:rPr>
+        <w:t xml:space="preserve"> </w:t>
+      </w:r>
+      <w:r>
+        <w:rPr>
+          <w:rFonts w:ascii="Mangal" w:hAnsi="Mangal" w:cs="Mangal"/>
+          <w:b/>
+          <w:bCs/>
+        </w:rPr>
+        <w:t>में</w:t>
+      </w:r>
+      <w:r>
+        <w:rPr>
+          <w:b/>
+          <w:bCs/>
+        </w:rPr>
+        <w:t xml:space="preserve"> resolve </w:t>
+      </w:r>
+      <w:r>
+        <w:rPr>
+          <w:rFonts w:ascii="Mangal" w:hAnsi="Mangal" w:cs="Mangal"/>
+          <w:b/>
+          <w:bCs/>
+        </w:rPr>
+        <w:t>किया</w:t>
+      </w:r>
+      <w:r>
+        <w:rPr>
+          <w:b/>
+          <w:bCs/>
+        </w:rPr>
+        <w:t xml:space="preserve"> </w:t>
+      </w:r>
+      <w:r>
+        <w:rPr>
+          <w:rFonts w:ascii="Mangal" w:hAnsi="Mangal" w:cs="Mangal"/>
+          <w:b/>
+          <w:bCs/>
+        </w:rPr>
+        <w:t>जा</w:t>
+      </w:r>
+      <w:r>
+        <w:rPr>
+          <w:b/>
+          <w:bCs/>
+        </w:rPr>
+        <w:t xml:space="preserve"> </w:t>
+      </w:r>
+      <w:r>
+        <w:rPr>
+          <w:rFonts w:ascii="Mangal" w:hAnsi="Mangal" w:cs="Mangal"/>
+          <w:b/>
+          <w:bCs/>
+        </w:rPr>
+        <w:t>सकता</w:t>
+      </w:r>
+      <w:r>
+        <w:rPr>
+          <w:b/>
+          <w:bCs/>
+        </w:rPr>
+        <w:t xml:space="preserve"> </w:t>
+      </w:r>
+      <w:r>
+        <w:rPr>
+          <w:rFonts w:ascii="Mangal" w:hAnsi="Mangal" w:cs="Mangal"/>
+          <w:b/>
+          <w:bCs/>
+        </w:rPr>
+        <w:t>है।</w:t>
+      </w:r>
+    </w:p>
+    <w:p>
+      <w:r>
+        <w:rPr>
+          <w:rFonts w:ascii="Mangal" w:hAnsi="Mangal" w:cs="Mangal"/>
+          <w:b/>
+          <w:bCs/>
+        </w:rPr>
+        <w:t>और</w:t>
+      </w:r>
+      <w:r>
+        <w:rPr>
+          <w:b/>
+          <w:bCs/>
+        </w:rPr>
+        <w:t xml:space="preserve"> </w:t>
+      </w:r>
+      <w:r>
+        <w:rPr>
+          <w:rFonts w:ascii="Mangal" w:hAnsi="Mangal" w:cs="Mangal"/>
+          <w:b/>
+          <w:bCs/>
+        </w:rPr>
+        <w:t>मेरा</w:t>
+      </w:r>
+      <w:r>
+        <w:rPr>
+          <w:b/>
+          <w:bCs/>
+        </w:rPr>
+        <w:t xml:space="preserve"> independent point </w:t>
+      </w:r>
+      <w:r>
+        <w:rPr>
+          <w:rFonts w:ascii="Mangal" w:hAnsi="Mangal" w:cs="Mangal"/>
+          <w:b/>
+          <w:bCs/>
+        </w:rPr>
+        <w:t>यह</w:t>
+      </w:r>
+      <w:r>
+        <w:rPr>
+          <w:b/>
+          <w:bCs/>
+        </w:rPr>
+        <w:t xml:space="preserve"> </w:t>
+      </w:r>
+      <w:r>
+        <w:rPr>
+          <w:rFonts w:ascii="Mangal" w:hAnsi="Mangal" w:cs="Mangal"/>
+          <w:b/>
+          <w:bCs/>
+        </w:rPr>
+        <w:t>है</w:t>
+      </w:r>
+      <w:r>
+        <w:rPr>
+          <w:b/>
+          <w:bCs/>
+        </w:rPr>
+        <w:t xml:space="preserve"> </w:t>
+      </w:r>
+      <w:r>
+        <w:rPr>
+          <w:rFonts w:ascii="Mangal" w:hAnsi="Mangal" w:cs="Mangal"/>
+          <w:b/>
+          <w:bCs/>
+        </w:rPr>
+        <w:t>कि</w:t>
+      </w:r>
+      <w:r>
+        <w:rPr>
+          <w:b/>
+          <w:bCs/>
+        </w:rPr>
+        <w:t xml:space="preserve"> surgery medically necessary </w:t>
+      </w:r>
+      <w:r>
+        <w:rPr>
+          <w:rFonts w:ascii="Mangal" w:hAnsi="Mangal" w:cs="Mangal"/>
+          <w:b/>
+          <w:bCs/>
+        </w:rPr>
+        <w:t>थी</w:t>
+      </w:r>
+      <w:r>
+        <w:rPr>
+          <w:b/>
+          <w:bCs/>
+        </w:rPr>
+        <w:t xml:space="preserve">, cosmetic </w:t>
+      </w:r>
+      <w:r>
+        <w:rPr>
+          <w:rFonts w:ascii="Mangal" w:hAnsi="Mangal" w:cs="Mangal"/>
+          <w:b/>
+          <w:bCs/>
+        </w:rPr>
+        <w:t>या</w:t>
+      </w:r>
+      <w:r>
+        <w:rPr>
+          <w:b/>
+          <w:bCs/>
+        </w:rPr>
+        <w:t xml:space="preserve"> elective </w:t>
+      </w:r>
+      <w:r>
+        <w:rPr>
+          <w:rFonts w:ascii="Mangal" w:hAnsi="Mangal" w:cs="Mangal"/>
+          <w:b/>
+          <w:bCs/>
+        </w:rPr>
+        <w:t>नहीं</w:t>
+      </w:r>
+      <w:r>
+        <w:rPr>
+          <w:b/>
+          <w:bCs/>
+        </w:rPr>
+        <w:t xml:space="preserve"> </w:t>
+      </w:r>
+      <w:r>
+        <w:rPr>
+          <w:rFonts w:ascii="Mangal" w:hAnsi="Mangal" w:cs="Mangal"/>
+          <w:b/>
+          <w:bCs/>
+        </w:rPr>
+        <w:t>थी</w:t>
+      </w:r>
+      <w:r>
+        <w:rPr>
+          <w:b/>
+          <w:bCs/>
+        </w:rPr>
+        <w:t xml:space="preserve"> — </w:t>
+      </w:r>
+      <w:r>
+        <w:rPr>
+          <w:rFonts w:ascii="Mangal" w:hAnsi="Mangal" w:cs="Mangal"/>
+          <w:b/>
+          <w:bCs/>
+        </w:rPr>
+        <w:t>जिसे</w:t>
+      </w:r>
+      <w:r>
+        <w:rPr>
+          <w:b/>
+          <w:bCs/>
+        </w:rPr>
+        <w:t xml:space="preserve"> hospital record, biopsy </w:t>
+      </w:r>
+      <w:r>
+        <w:rPr>
+          <w:rFonts w:ascii="Mangal" w:hAnsi="Mangal" w:cs="Mangal"/>
+          <w:b/>
+          <w:bCs/>
+        </w:rPr>
+        <w:t>और</w:t>
+      </w:r>
+      <w:r>
+        <w:rPr>
+          <w:b/>
+          <w:bCs/>
+        </w:rPr>
+        <w:t xml:space="preserve"> treating specialist </w:t>
+      </w:r>
+      <w:r>
+        <w:rPr>
+          <w:rFonts w:ascii="Mangal" w:hAnsi="Mangal" w:cs="Mangal"/>
+          <w:b/>
+          <w:bCs/>
+        </w:rPr>
+        <w:t>के</w:t>
+      </w:r>
+      <w:r>
+        <w:rPr>
+          <w:b/>
+          <w:bCs/>
+        </w:rPr>
+        <w:t xml:space="preserve"> certificate </w:t>
+      </w:r>
+      <w:r>
+        <w:rPr>
+          <w:rFonts w:ascii="Mangal" w:hAnsi="Mangal" w:cs="Mangal"/>
+          <w:b/>
+          <w:bCs/>
+        </w:rPr>
+        <w:t>से</w:t>
+      </w:r>
+      <w:r>
+        <w:rPr>
+          <w:b/>
+          <w:bCs/>
+        </w:rPr>
+        <w:t xml:space="preserve"> support </w:t>
+      </w:r>
+      <w:r>
+        <w:rPr>
+          <w:rFonts w:ascii="Mangal" w:hAnsi="Mangal" w:cs="Mangal"/>
+          <w:b/>
+          <w:bCs/>
+        </w:rPr>
+        <w:t>किया</w:t>
+      </w:r>
+      <w:r>
+        <w:rPr>
+          <w:b/>
+          <w:bCs/>
+        </w:rPr>
+        <w:t xml:space="preserve"> </w:t>
+      </w:r>
+      <w:r>
+        <w:rPr>
+          <w:rFonts w:ascii="Mangal" w:hAnsi="Mangal" w:cs="Mangal"/>
+          <w:b/>
+          <w:bCs/>
+        </w:rPr>
+        <w:t>गया</w:t>
+      </w:r>
+      <w:r>
+        <w:rPr>
+          <w:b/>
+          <w:bCs/>
+        </w:rPr>
+        <w:t xml:space="preserve"> </w:t>
+      </w:r>
+      <w:r>
+        <w:rPr>
+          <w:rFonts w:ascii="Mangal" w:hAnsi="Mangal" w:cs="Mangal"/>
+          <w:b/>
+          <w:bCs/>
+        </w:rPr>
+        <w:t>है।</w:t>
+      </w:r>
+      <w:r>
+        <w:rPr>
+          <w:b/>
+          <w:bCs/>
+        </w:rPr>
+        <w:t>”</w:t>
+      </w:r>
+    </w:p>
+    <w:p>
+      <w:pPr>
+        <w:rPr>
+          <w:b/>
+          <w:bCs/>
+        </w:rPr>
+      </w:pPr>
+      <w:r>
+        <w:rPr>
+          <w:rFonts w:ascii="Mangal" w:hAnsi="Mangal" w:cs="Mangal"/>
+          <w:b/>
+          <w:bCs/>
+        </w:rPr>
+        <w:t>एक</w:t>
+      </w:r>
+      <w:r>
+        <w:rPr>
+          <w:b/>
+          <w:bCs/>
+        </w:rPr>
+        <w:t xml:space="preserve"> </w:t>
+      </w:r>
+      <w:r>
+        <w:rPr>
+          <w:rFonts w:ascii="Mangal" w:hAnsi="Mangal" w:cs="Mangal"/>
+          <w:b/>
+          <w:bCs/>
+        </w:rPr>
+        <w:t>बहुत</w:t>
+      </w:r>
+      <w:r>
+        <w:rPr>
+          <w:b/>
+          <w:bCs/>
+        </w:rPr>
+        <w:t xml:space="preserve"> </w:t>
+      </w:r>
+      <w:r>
+        <w:rPr>
+          <w:rFonts w:ascii="Mangal" w:hAnsi="Mangal" w:cs="Mangal"/>
+          <w:b/>
+          <w:bCs/>
+        </w:rPr>
+        <w:t>महत्वपूर्ण</w:t>
+      </w:r>
+      <w:r>
+        <w:rPr>
+          <w:b/>
+          <w:bCs/>
+        </w:rPr>
+        <w:t xml:space="preserve"> </w:t>
+      </w:r>
+      <w:r>
+        <w:rPr>
+          <w:rFonts w:ascii="Mangal" w:hAnsi="Mangal" w:cs="Mangal"/>
+          <w:b/>
+          <w:bCs/>
+        </w:rPr>
+        <w:t>सुधार</w:t>
+      </w:r>
+    </w:p>
+    <w:p>
+      <w:r>
+        <w:rPr>
+          <w:rFonts w:ascii="Mangal" w:hAnsi="Mangal" w:cs="Mangal"/>
+        </w:rPr>
+        <w:t>मैं</w:t>
+      </w:r>
+      <w:r>
+        <w:t xml:space="preserve"> </w:t>
+      </w:r>
+      <w:r>
+        <w:rPr>
+          <w:rFonts w:ascii="Mangal" w:hAnsi="Mangal" w:cs="Mangal"/>
+        </w:rPr>
+        <w:t>आपको</w:t>
+      </w:r>
+      <w:r>
+        <w:t xml:space="preserve"> </w:t>
+      </w:r>
+      <w:r>
+        <w:rPr>
+          <w:rFonts w:ascii="Mangal" w:hAnsi="Mangal" w:cs="Mangal"/>
+          <w:b/>
+          <w:bCs/>
+        </w:rPr>
+        <w:t>यह</w:t>
+      </w:r>
+      <w:r>
+        <w:rPr>
+          <w:b/>
+          <w:bCs/>
+        </w:rPr>
+        <w:t xml:space="preserve"> </w:t>
+      </w:r>
+      <w:r>
+        <w:rPr>
+          <w:rFonts w:ascii="Mangal" w:hAnsi="Mangal" w:cs="Mangal"/>
+          <w:b/>
+          <w:bCs/>
+        </w:rPr>
+        <w:t>नहीं</w:t>
+      </w:r>
+      <w:r>
+        <w:rPr>
+          <w:b/>
+          <w:bCs/>
+        </w:rPr>
+        <w:t xml:space="preserve"> </w:t>
+      </w:r>
+      <w:r>
+        <w:rPr>
+          <w:rFonts w:ascii="Mangal" w:hAnsi="Mangal" w:cs="Mangal"/>
+          <w:b/>
+          <w:bCs/>
+        </w:rPr>
+        <w:t>बोलने</w:t>
+      </w:r>
+      <w:r>
+        <w:rPr>
+          <w:b/>
+          <w:bCs/>
+        </w:rPr>
+        <w:t xml:space="preserve"> </w:t>
+      </w:r>
+      <w:r>
+        <w:rPr>
+          <w:rFonts w:ascii="Mangal" w:hAnsi="Mangal" w:cs="Mangal"/>
+          <w:b/>
+          <w:bCs/>
+        </w:rPr>
+        <w:t>दूँगा</w:t>
+      </w:r>
+      <w:r>
+        <w:t>:</w:t>
+      </w:r>
+    </w:p>
+    <w:p>
+      <w:r>
+        <w:t xml:space="preserve">“ACKO </w:t>
+      </w:r>
+      <w:r>
+        <w:rPr>
+          <w:rFonts w:ascii="Mangal" w:hAnsi="Mangal" w:cs="Mangal"/>
+        </w:rPr>
+        <w:t>मानता</w:t>
+      </w:r>
+      <w:r>
+        <w:t xml:space="preserve"> </w:t>
+      </w:r>
+      <w:r>
+        <w:rPr>
+          <w:rFonts w:ascii="Mangal" w:hAnsi="Mangal" w:cs="Mangal"/>
+        </w:rPr>
+        <w:t>है</w:t>
+      </w:r>
+      <w:r>
+        <w:t xml:space="preserve"> </w:t>
+      </w:r>
+      <w:r>
+        <w:rPr>
+          <w:rFonts w:ascii="Mangal" w:hAnsi="Mangal" w:cs="Mangal"/>
+        </w:rPr>
+        <w:t>कि</w:t>
+      </w:r>
+      <w:r>
+        <w:t xml:space="preserve"> malignancy exception </w:t>
+      </w:r>
+      <w:r>
+        <w:rPr>
+          <w:rFonts w:ascii="Mangal" w:hAnsi="Mangal" w:cs="Mangal"/>
+        </w:rPr>
+        <w:t>है</w:t>
+      </w:r>
+      <w:r>
+        <w:t xml:space="preserve"> </w:t>
+      </w:r>
+      <w:r>
+        <w:rPr>
+          <w:rFonts w:ascii="Mangal" w:hAnsi="Mangal" w:cs="Mangal"/>
+        </w:rPr>
+        <w:t>लेकिन</w:t>
+      </w:r>
+      <w:r>
+        <w:t xml:space="preserve"> </w:t>
+      </w:r>
+      <w:r>
+        <w:rPr>
+          <w:rFonts w:ascii="Mangal" w:hAnsi="Mangal" w:cs="Mangal"/>
+        </w:rPr>
+        <w:t>वह</w:t>
+      </w:r>
+      <w:r>
+        <w:t xml:space="preserve"> </w:t>
+      </w:r>
+      <w:r>
+        <w:rPr>
+          <w:rFonts w:ascii="Mangal" w:hAnsi="Mangal" w:cs="Mangal"/>
+        </w:rPr>
+        <w:t>मुझे</w:t>
+      </w:r>
+      <w:r>
+        <w:t xml:space="preserve"> </w:t>
+      </w:r>
+      <w:r>
+        <w:rPr>
+          <w:rFonts w:ascii="Mangal" w:hAnsi="Mangal" w:cs="Mangal"/>
+        </w:rPr>
+        <w:t>नहीं</w:t>
+      </w:r>
+      <w:r>
+        <w:t xml:space="preserve"> </w:t>
+      </w:r>
+      <w:r>
+        <w:rPr>
+          <w:rFonts w:ascii="Mangal" w:hAnsi="Mangal" w:cs="Mangal"/>
+        </w:rPr>
+        <w:t>देना</w:t>
+      </w:r>
+      <w:r>
+        <w:t xml:space="preserve"> </w:t>
+      </w:r>
+      <w:r>
+        <w:rPr>
+          <w:rFonts w:ascii="Mangal" w:hAnsi="Mangal" w:cs="Mangal"/>
+        </w:rPr>
+        <w:t>चाहता।</w:t>
+      </w:r>
+      <w:r>
+        <w:t>”</w:t>
+      </w:r>
+    </w:p>
+    <w:p>
+      <w:r>
+        <w:rPr>
+          <w:rFonts w:ascii="Mangal" w:hAnsi="Mangal" w:cs="Mangal"/>
+        </w:rPr>
+        <w:t>क्योंकि</w:t>
+      </w:r>
+      <w:r>
+        <w:t xml:space="preserve"> repository </w:t>
+      </w:r>
+      <w:r>
+        <w:rPr>
+          <w:rFonts w:ascii="Mangal" w:hAnsi="Mangal" w:cs="Mangal"/>
+        </w:rPr>
+        <w:t>से</w:t>
+      </w:r>
+      <w:r>
+        <w:t xml:space="preserve"> </w:t>
+      </w:r>
+      <w:r>
+        <w:rPr>
+          <w:rFonts w:ascii="Mangal" w:hAnsi="Mangal" w:cs="Mangal"/>
+        </w:rPr>
+        <w:t>ऐसा</w:t>
+      </w:r>
+      <w:r>
+        <w:t xml:space="preserve"> </w:t>
+      </w:r>
+      <w:r>
+        <w:rPr>
+          <w:rFonts w:ascii="Mangal" w:hAnsi="Mangal" w:cs="Mangal"/>
+        </w:rPr>
+        <w:t>साफ़</w:t>
+      </w:r>
+      <w:r>
+        <w:t xml:space="preserve"> admission </w:t>
+      </w:r>
+      <w:r>
+        <w:rPr>
+          <w:rFonts w:ascii="Mangal" w:hAnsi="Mangal" w:cs="Mangal"/>
+        </w:rPr>
+        <w:t>सिद्ध</w:t>
+      </w:r>
+      <w:r>
+        <w:t xml:space="preserve"> </w:t>
+      </w:r>
+      <w:r>
+        <w:rPr>
+          <w:rFonts w:ascii="Mangal" w:hAnsi="Mangal" w:cs="Mangal"/>
+        </w:rPr>
+        <w:t>नहीं</w:t>
+      </w:r>
+      <w:r>
+        <w:t xml:space="preserve"> </w:t>
+      </w:r>
+      <w:r>
+        <w:rPr>
+          <w:rFonts w:ascii="Mangal" w:hAnsi="Mangal" w:cs="Mangal"/>
+        </w:rPr>
+        <w:t>होता।</w:t>
+      </w:r>
+    </w:p>
+    <w:p>
+      <w:r>
+        <w:t xml:space="preserve">ACKO </w:t>
+      </w:r>
+      <w:r>
+        <w:rPr>
+          <w:rFonts w:ascii="Mangal" w:hAnsi="Mangal" w:cs="Mangal"/>
+        </w:rPr>
+        <w:t>का</w:t>
+      </w:r>
+      <w:r>
+        <w:t xml:space="preserve"> </w:t>
+      </w:r>
+      <w:r>
+        <w:rPr>
+          <w:rFonts w:ascii="Mangal" w:hAnsi="Mangal" w:cs="Mangal"/>
+        </w:rPr>
+        <w:t>अधिक</w:t>
+      </w:r>
+      <w:r>
+        <w:t xml:space="preserve"> defensible position </w:t>
+      </w:r>
+      <w:r>
+        <w:rPr>
+          <w:rFonts w:ascii="Mangal" w:hAnsi="Mangal" w:cs="Mangal"/>
+        </w:rPr>
+        <w:t>यह</w:t>
+      </w:r>
+      <w:r>
+        <w:t xml:space="preserve"> </w:t>
+      </w:r>
+      <w:r>
+        <w:rPr>
+          <w:rFonts w:ascii="Mangal" w:hAnsi="Mangal" w:cs="Mangal"/>
+        </w:rPr>
+        <w:t>है</w:t>
+      </w:r>
+      <w:r>
+        <w:t>:</w:t>
+      </w:r>
+    </w:p>
+    <w:p>
+      <w:r>
+        <w:rPr>
+          <w:b/>
+          <w:bCs/>
+        </w:rPr>
+        <w:t>Genitourinary surgery → waiting-period clause → no established malignancy → exception unavailable.</w:t>
+      </w:r>
+    </w:p>
+    <w:p>
+      <w:r>
+        <w:rPr>
+          <w:rFonts w:ascii="Mangal" w:hAnsi="Mangal" w:cs="Mangal"/>
+        </w:rPr>
+        <w:lastRenderedPageBreak/>
+        <w:t>आपकी</w:t>
+      </w:r>
+      <w:r>
+        <w:t xml:space="preserve"> </w:t>
+      </w:r>
+      <w:r>
+        <w:rPr>
+          <w:rFonts w:ascii="Mangal" w:hAnsi="Mangal" w:cs="Mangal"/>
+        </w:rPr>
+        <w:t>अपनी</w:t>
+      </w:r>
+      <w:r>
+        <w:t xml:space="preserve"> file </w:t>
+      </w:r>
+      <w:r>
+        <w:rPr>
+          <w:rFonts w:ascii="Mangal" w:hAnsi="Mangal" w:cs="Mangal"/>
+        </w:rPr>
+        <w:t>में</w:t>
+      </w:r>
+      <w:r>
+        <w:t xml:space="preserve"> rejection </w:t>
+      </w:r>
+      <w:r>
+        <w:rPr>
+          <w:rFonts w:ascii="Mangal" w:hAnsi="Mangal" w:cs="Mangal"/>
+        </w:rPr>
+        <w:t>की</w:t>
+      </w:r>
+      <w:r>
+        <w:t xml:space="preserve"> chronology </w:t>
+      </w:r>
+      <w:r>
+        <w:rPr>
+          <w:rFonts w:ascii="Mangal" w:hAnsi="Mangal" w:cs="Mangal"/>
+        </w:rPr>
+        <w:t>भी</w:t>
+      </w:r>
+      <w:r>
+        <w:t xml:space="preserve"> </w:t>
+      </w:r>
+      <w:r>
+        <w:rPr>
+          <w:rFonts w:ascii="Mangal" w:hAnsi="Mangal" w:cs="Mangal"/>
+        </w:rPr>
+        <w:t>इसी</w:t>
+      </w:r>
+      <w:r>
+        <w:t xml:space="preserve"> </w:t>
+      </w:r>
+      <w:r>
+        <w:rPr>
+          <w:rFonts w:ascii="Mangal" w:hAnsi="Mangal" w:cs="Mangal"/>
+        </w:rPr>
+        <w:t>दिशा</w:t>
+      </w:r>
+      <w:r>
+        <w:t xml:space="preserve"> </w:t>
+      </w:r>
+      <w:r>
+        <w:rPr>
+          <w:rFonts w:ascii="Mangal" w:hAnsi="Mangal" w:cs="Mangal"/>
+        </w:rPr>
+        <w:t>में</w:t>
+      </w:r>
+      <w:r>
+        <w:t xml:space="preserve"> </w:t>
+      </w:r>
+      <w:r>
+        <w:rPr>
+          <w:rFonts w:ascii="Mangal" w:hAnsi="Mangal" w:cs="Mangal"/>
+        </w:rPr>
+        <w:t>है</w:t>
+      </w:r>
+      <w:r>
+        <w:t xml:space="preserve">: ACKO </w:t>
+      </w:r>
+      <w:r>
+        <w:rPr>
+          <w:rFonts w:ascii="Mangal" w:hAnsi="Mangal" w:cs="Mangal"/>
+        </w:rPr>
+        <w:t>ने</w:t>
+      </w:r>
+      <w:r>
+        <w:t xml:space="preserve"> </w:t>
+      </w:r>
+      <w:r>
+        <w:rPr>
+          <w:b/>
+          <w:bCs/>
+        </w:rPr>
+        <w:t>25.06.2025</w:t>
+      </w:r>
+      <w:r>
+        <w:t xml:space="preserve"> </w:t>
+      </w:r>
+      <w:r>
+        <w:rPr>
+          <w:rFonts w:ascii="Mangal" w:hAnsi="Mangal" w:cs="Mangal"/>
+        </w:rPr>
+        <w:t>को</w:t>
+      </w:r>
+      <w:r>
+        <w:t xml:space="preserve"> </w:t>
+      </w:r>
+      <w:r>
+        <w:rPr>
+          <w:rFonts w:ascii="Mangal" w:hAnsi="Mangal" w:cs="Mangal"/>
+        </w:rPr>
+        <w:t>ही</w:t>
+      </w:r>
+      <w:r>
+        <w:t xml:space="preserve"> </w:t>
+      </w:r>
+      <w:r>
+        <w:rPr>
+          <w:rFonts w:ascii="Mangal" w:hAnsi="Mangal" w:cs="Mangal"/>
+        </w:rPr>
+        <w:t>कहा</w:t>
+      </w:r>
+      <w:r>
+        <w:t xml:space="preserve"> </w:t>
+      </w:r>
+      <w:r>
+        <w:rPr>
+          <w:rFonts w:ascii="Mangal" w:hAnsi="Mangal" w:cs="Mangal"/>
+        </w:rPr>
+        <w:t>कि</w:t>
+      </w:r>
+      <w:r>
+        <w:t xml:space="preserve"> condition malignancy </w:t>
+      </w:r>
+      <w:r>
+        <w:rPr>
+          <w:rFonts w:ascii="Mangal" w:hAnsi="Mangal" w:cs="Mangal"/>
+        </w:rPr>
+        <w:t>से</w:t>
+      </w:r>
+      <w:r>
+        <w:t xml:space="preserve"> related </w:t>
+      </w:r>
+      <w:r>
+        <w:rPr>
+          <w:rFonts w:ascii="Mangal" w:hAnsi="Mangal" w:cs="Mangal"/>
+        </w:rPr>
+        <w:t>नहीं</w:t>
+      </w:r>
+      <w:r>
+        <w:t xml:space="preserve"> </w:t>
+      </w:r>
+      <w:r>
+        <w:rPr>
+          <w:rFonts w:ascii="Mangal" w:hAnsi="Mangal" w:cs="Mangal"/>
+        </w:rPr>
+        <w:t>है</w:t>
+      </w:r>
+      <w:r>
+        <w:t xml:space="preserve">, </w:t>
+      </w:r>
+      <w:r>
+        <w:rPr>
+          <w:rFonts w:ascii="Mangal" w:hAnsi="Mangal" w:cs="Mangal"/>
+        </w:rPr>
+        <w:t>जबकि</w:t>
+      </w:r>
+      <w:r>
+        <w:t xml:space="preserve"> histopathology report </w:t>
+      </w:r>
+      <w:r>
+        <w:rPr>
+          <w:b/>
+          <w:bCs/>
+        </w:rPr>
+        <w:t>30.06.2025</w:t>
+      </w:r>
+      <w:r>
+        <w:t xml:space="preserve"> </w:t>
+      </w:r>
+      <w:r>
+        <w:rPr>
+          <w:rFonts w:ascii="Mangal" w:hAnsi="Mangal" w:cs="Mangal"/>
+        </w:rPr>
+        <w:t>की</w:t>
+      </w:r>
+      <w:r>
+        <w:t xml:space="preserve"> </w:t>
+      </w:r>
+      <w:r>
+        <w:rPr>
+          <w:rFonts w:ascii="Mangal" w:hAnsi="Mangal" w:cs="Mangal"/>
+        </w:rPr>
+        <w:t>है।</w:t>
+      </w:r>
+    </w:p>
+    <w:p>
+      <w:r>
+        <w:rPr>
+          <w:rFonts w:ascii="Mangal" w:hAnsi="Mangal" w:cs="Mangal"/>
+        </w:rPr>
+        <w:t>यही</w:t>
+      </w:r>
+      <w:r>
+        <w:t xml:space="preserve"> </w:t>
+      </w:r>
+      <w:r>
+        <w:rPr>
+          <w:rFonts w:ascii="Mangal" w:hAnsi="Mangal" w:cs="Mangal"/>
+        </w:rPr>
+        <w:t>आपके</w:t>
+      </w:r>
+      <w:r>
+        <w:t xml:space="preserve"> </w:t>
+      </w:r>
+      <w:r>
+        <w:rPr>
+          <w:rFonts w:ascii="Mangal" w:hAnsi="Mangal" w:cs="Mangal"/>
+        </w:rPr>
+        <w:t>लिए</w:t>
+      </w:r>
+      <w:r>
+        <w:t xml:space="preserve"> </w:t>
+      </w:r>
+      <w:r>
+        <w:rPr>
+          <w:rFonts w:ascii="Mangal" w:hAnsi="Mangal" w:cs="Mangal"/>
+          <w:b/>
+          <w:bCs/>
+        </w:rPr>
+        <w:t>बहुत</w:t>
+      </w:r>
+      <w:r>
+        <w:rPr>
+          <w:b/>
+          <w:bCs/>
+        </w:rPr>
+        <w:t xml:space="preserve"> </w:t>
+      </w:r>
+      <w:r>
+        <w:rPr>
+          <w:rFonts w:ascii="Mangal" w:hAnsi="Mangal" w:cs="Mangal"/>
+          <w:b/>
+          <w:bCs/>
+        </w:rPr>
+        <w:t>महत्वपूर्ण</w:t>
+      </w:r>
+      <w:r>
+        <w:rPr>
+          <w:b/>
+          <w:bCs/>
+        </w:rPr>
+        <w:t xml:space="preserve"> factual attack</w:t>
+      </w:r>
+      <w:r>
+        <w:t xml:space="preserve"> </w:t>
+      </w:r>
+      <w:r>
+        <w:rPr>
+          <w:rFonts w:ascii="Mangal" w:hAnsi="Mangal" w:cs="Mangal"/>
+        </w:rPr>
+        <w:t>है।</w:t>
+      </w:r>
+    </w:p>
+    <w:p>
+      <w:r>
+        <w:rPr>
+          <w:rFonts w:ascii="Mangal" w:hAnsi="Mangal" w:cs="Mangal"/>
+        </w:rPr>
+        <w:t>आप</w:t>
+      </w:r>
+      <w:r>
+        <w:t xml:space="preserve"> Judge </w:t>
+      </w:r>
+      <w:r>
+        <w:rPr>
+          <w:rFonts w:ascii="Mangal" w:hAnsi="Mangal" w:cs="Mangal"/>
+        </w:rPr>
+        <w:t>को</w:t>
+      </w:r>
+      <w:r>
+        <w:t xml:space="preserve"> </w:t>
+      </w:r>
+      <w:r>
+        <w:rPr>
+          <w:rFonts w:ascii="Mangal" w:hAnsi="Mangal" w:cs="Mangal"/>
+        </w:rPr>
+        <w:t>यह</w:t>
+      </w:r>
+      <w:r>
+        <w:t xml:space="preserve"> </w:t>
+      </w:r>
+      <w:r>
+        <w:rPr>
+          <w:rFonts w:ascii="Mangal" w:hAnsi="Mangal" w:cs="Mangal"/>
+        </w:rPr>
+        <w:t>कह</w:t>
+      </w:r>
+      <w:r>
+        <w:t xml:space="preserve"> </w:t>
+      </w:r>
+      <w:r>
+        <w:rPr>
+          <w:rFonts w:ascii="Mangal" w:hAnsi="Mangal" w:cs="Mangal"/>
+        </w:rPr>
+        <w:t>सकते</w:t>
+      </w:r>
+      <w:r>
+        <w:t xml:space="preserve"> </w:t>
+      </w:r>
+      <w:r>
+        <w:rPr>
+          <w:rFonts w:ascii="Mangal" w:hAnsi="Mangal" w:cs="Mangal"/>
+        </w:rPr>
+        <w:t>हैं</w:t>
+      </w:r>
+      <w:r>
+        <w:t>:</w:t>
+      </w:r>
+    </w:p>
+    <w:p>
+      <w:r>
+        <w:rPr>
+          <w:b/>
+          <w:bCs/>
+        </w:rPr>
+        <w:t>“Sir, the difficulty is that when ACKO rejected the claim on 25.06.2025 on the basis that it was not related to malignancy, the histopathology report establishing BXO had not even come into existence; it came on 30.06.2025.”</w:t>
+      </w:r>
+    </w:p>
+    <w:p>
+      <w:r>
+        <w:rPr>
+          <w:rFonts w:ascii="Mangal" w:hAnsi="Mangal" w:cs="Mangal"/>
+        </w:rPr>
+        <w:t>यह</w:t>
+      </w:r>
+      <w:r>
+        <w:t xml:space="preserve"> </w:t>
+      </w:r>
+      <w:r>
+        <w:rPr>
+          <w:rFonts w:ascii="Mangal" w:hAnsi="Mangal" w:cs="Mangal"/>
+        </w:rPr>
+        <w:t>बात</w:t>
+      </w:r>
+      <w:r>
+        <w:t xml:space="preserve"> </w:t>
+      </w:r>
+      <w:r>
+        <w:rPr>
+          <w:b/>
+          <w:bCs/>
+        </w:rPr>
+        <w:t xml:space="preserve">“ACKO </w:t>
+      </w:r>
+      <w:r>
+        <w:rPr>
+          <w:rFonts w:ascii="Mangal" w:hAnsi="Mangal" w:cs="Mangal"/>
+          <w:b/>
+          <w:bCs/>
+        </w:rPr>
+        <w:t>ने</w:t>
+      </w:r>
+      <w:r>
+        <w:rPr>
+          <w:b/>
+          <w:bCs/>
+        </w:rPr>
+        <w:t xml:space="preserve"> </w:t>
+      </w:r>
+      <w:r>
+        <w:rPr>
+          <w:rFonts w:ascii="Mangal" w:hAnsi="Mangal" w:cs="Mangal"/>
+          <w:b/>
+          <w:bCs/>
+        </w:rPr>
+        <w:t>मेरी</w:t>
+      </w:r>
+      <w:r>
+        <w:rPr>
+          <w:b/>
+          <w:bCs/>
+        </w:rPr>
+        <w:t xml:space="preserve"> </w:t>
+      </w:r>
+      <w:r>
+        <w:rPr>
+          <w:rFonts w:ascii="Mangal" w:hAnsi="Mangal" w:cs="Mangal"/>
+          <w:b/>
+          <w:bCs/>
+        </w:rPr>
+        <w:t>बात</w:t>
+      </w:r>
+      <w:r>
+        <w:rPr>
+          <w:b/>
+          <w:bCs/>
+        </w:rPr>
+        <w:t xml:space="preserve"> </w:t>
+      </w:r>
+      <w:r>
+        <w:rPr>
+          <w:rFonts w:ascii="Mangal" w:hAnsi="Mangal" w:cs="Mangal"/>
+          <w:b/>
+          <w:bCs/>
+        </w:rPr>
+        <w:t>नहीं</w:t>
+      </w:r>
+      <w:r>
+        <w:rPr>
+          <w:b/>
+          <w:bCs/>
+        </w:rPr>
+        <w:t xml:space="preserve"> </w:t>
+      </w:r>
+      <w:r>
+        <w:rPr>
+          <w:rFonts w:ascii="Mangal" w:hAnsi="Mangal" w:cs="Mangal"/>
+          <w:b/>
+          <w:bCs/>
+        </w:rPr>
+        <w:t>सुनी</w:t>
+      </w:r>
+      <w:r>
+        <w:rPr>
+          <w:b/>
+          <w:bCs/>
+        </w:rPr>
+        <w:t>”</w:t>
+      </w:r>
+      <w:r>
+        <w:t xml:space="preserve"> </w:t>
+      </w:r>
+      <w:r>
+        <w:rPr>
+          <w:rFonts w:ascii="Mangal" w:hAnsi="Mangal" w:cs="Mangal"/>
+        </w:rPr>
+        <w:t>कहने</w:t>
+      </w:r>
+      <w:r>
+        <w:t xml:space="preserve"> </w:t>
+      </w:r>
+      <w:r>
+        <w:rPr>
+          <w:rFonts w:ascii="Mangal" w:hAnsi="Mangal" w:cs="Mangal"/>
+        </w:rPr>
+        <w:t>से</w:t>
+      </w:r>
+      <w:r>
+        <w:t xml:space="preserve"> </w:t>
+      </w:r>
+      <w:r>
+        <w:rPr>
+          <w:rFonts w:ascii="Mangal" w:hAnsi="Mangal" w:cs="Mangal"/>
+        </w:rPr>
+        <w:t>ज्यादा</w:t>
+      </w:r>
+      <w:r>
+        <w:t xml:space="preserve"> </w:t>
+      </w:r>
+      <w:r>
+        <w:rPr>
+          <w:rFonts w:ascii="Mangal" w:hAnsi="Mangal" w:cs="Mangal"/>
+        </w:rPr>
+        <w:t>मजबूत</w:t>
+      </w:r>
+      <w:r>
+        <w:t xml:space="preserve"> </w:t>
+      </w:r>
+      <w:r>
+        <w:rPr>
+          <w:rFonts w:ascii="Mangal" w:hAnsi="Mangal" w:cs="Mangal"/>
+        </w:rPr>
+        <w:t>है।</w:t>
+      </w:r>
+    </w:p>
+    <w:p>
+      <w:r>
+        <w:pict w14:anchorId="2FAF9680">
+          <v:rect id="_x0000_i1031" style="width:0;height:1.5pt" o:hralign="center" o:hrstd="t" o:hr="t" fillcolor="#a0a0a0" stroked="f"/>
+        </w:pict>
+      </w:r>
+    </w:p>
+    <w:p>
+      <w:pPr>
+        <w:rPr>
+          <w:b/>
+          <w:bCs/>
+        </w:rPr>
+      </w:pPr>
+      <w:r>
+        <w:rPr>
+          <w:rFonts w:ascii="Mangal" w:hAnsi="Mangal" w:cs="Mangal"/>
+          <w:b/>
+          <w:bCs/>
+        </w:rPr>
+        <w:t>और</w:t>
+      </w:r>
+      <w:r>
+        <w:rPr>
+          <w:b/>
+          <w:bCs/>
+        </w:rPr>
+        <w:t xml:space="preserve"> Ombudsman </w:t>
+      </w:r>
+      <w:r>
+        <w:rPr>
+          <w:rFonts w:ascii="Mangal" w:hAnsi="Mangal" w:cs="Mangal"/>
+          <w:b/>
+          <w:bCs/>
+        </w:rPr>
+        <w:t>वाला</w:t>
+      </w:r>
+      <w:r>
+        <w:rPr>
+          <w:b/>
+          <w:bCs/>
+        </w:rPr>
+        <w:t xml:space="preserve"> point </w:t>
+      </w:r>
+      <w:r>
+        <w:rPr>
+          <w:rFonts w:ascii="Mangal" w:hAnsi="Mangal" w:cs="Mangal"/>
+          <w:b/>
+          <w:bCs/>
+        </w:rPr>
+        <w:t>यहाँ</w:t>
+      </w:r>
+      <w:r>
+        <w:rPr>
+          <w:b/>
+          <w:bCs/>
+        </w:rPr>
+        <w:t xml:space="preserve"> </w:t>
+      </w:r>
+      <w:r>
+        <w:rPr>
+          <w:rFonts w:ascii="Mangal" w:hAnsi="Mangal" w:cs="Mangal"/>
+          <w:b/>
+          <w:bCs/>
+        </w:rPr>
+        <w:t>बहुत</w:t>
+      </w:r>
+      <w:r>
+        <w:rPr>
+          <w:b/>
+          <w:bCs/>
+        </w:rPr>
+        <w:t xml:space="preserve"> </w:t>
+      </w:r>
+      <w:r>
+        <w:rPr>
+          <w:rFonts w:ascii="Mangal" w:hAnsi="Mangal" w:cs="Mangal"/>
+          <w:b/>
+          <w:bCs/>
+        </w:rPr>
+        <w:t>काम</w:t>
+      </w:r>
+      <w:r>
+        <w:rPr>
+          <w:b/>
+          <w:bCs/>
+        </w:rPr>
+        <w:t xml:space="preserve"> </w:t>
+      </w:r>
+      <w:r>
+        <w:rPr>
+          <w:rFonts w:ascii="Mangal" w:hAnsi="Mangal" w:cs="Mangal"/>
+          <w:b/>
+          <w:bCs/>
+        </w:rPr>
+        <w:t>आएगा</w:t>
+      </w:r>
+    </w:p>
+    <w:p>
+      <w:r>
+        <w:rPr>
+          <w:rFonts w:ascii="Mangal" w:hAnsi="Mangal" w:cs="Mangal"/>
+        </w:rPr>
+        <w:t>आपके</w:t>
+      </w:r>
+      <w:r>
+        <w:t xml:space="preserve"> repository record </w:t>
+      </w:r>
+      <w:r>
+        <w:rPr>
+          <w:rFonts w:ascii="Mangal" w:hAnsi="Mangal" w:cs="Mangal"/>
+        </w:rPr>
+        <w:t>के</w:t>
+      </w:r>
+      <w:r>
+        <w:t xml:space="preserve"> </w:t>
+      </w:r>
+      <w:r>
+        <w:rPr>
+          <w:rFonts w:ascii="Mangal" w:hAnsi="Mangal" w:cs="Mangal"/>
+        </w:rPr>
+        <w:t>अनुसार</w:t>
+      </w:r>
+      <w:r>
+        <w:t xml:space="preserve"> Ombudsman </w:t>
+      </w:r>
+      <w:r>
+        <w:rPr>
+          <w:rFonts w:ascii="Mangal" w:hAnsi="Mangal" w:cs="Mangal"/>
+        </w:rPr>
+        <w:t>ने</w:t>
+      </w:r>
+      <w:r>
+        <w:t>:</w:t>
+      </w:r>
+    </w:p>
+    <w:p>
+      <w:pPr>
+        <w:numPr>
+          <w:ilvl w:val="0"/>
+          <w:numId w:val="3"/>
+        </w:numPr>
+      </w:pPr>
+      <w:r>
+        <w:t xml:space="preserve">treatment </w:t>
+      </w:r>
+      <w:r>
+        <w:rPr>
+          <w:rFonts w:ascii="Mangal" w:hAnsi="Mangal" w:cs="Mangal"/>
+        </w:rPr>
+        <w:t>को</w:t>
+      </w:r>
+      <w:r>
+        <w:t xml:space="preserve"> </w:t>
+      </w:r>
+      <w:r>
+        <w:rPr>
+          <w:b/>
+          <w:bCs/>
+        </w:rPr>
+        <w:t>medically necessary</w:t>
+      </w:r>
+      <w:r>
+        <w:t xml:space="preserve"> </w:t>
+      </w:r>
+      <w:r>
+        <w:rPr>
+          <w:rFonts w:ascii="Mangal" w:hAnsi="Mangal" w:cs="Mangal"/>
+        </w:rPr>
+        <w:t>माना</w:t>
+      </w:r>
+      <w:r>
+        <w:t>;</w:t>
+      </w:r>
+    </w:p>
+    <w:p>
+      <w:pPr>
+        <w:numPr>
+          <w:ilvl w:val="0"/>
+          <w:numId w:val="3"/>
+        </w:numPr>
+      </w:pPr>
+      <w:r>
+        <w:t xml:space="preserve">Permanent Exclusion Clause 4.2.3 </w:t>
+      </w:r>
+      <w:r>
+        <w:rPr>
+          <w:rFonts w:ascii="Mangal" w:hAnsi="Mangal" w:cs="Mangal"/>
+        </w:rPr>
+        <w:t>को</w:t>
+      </w:r>
+      <w:r>
+        <w:t xml:space="preserve"> applicable </w:t>
+      </w:r>
+      <w:r>
+        <w:rPr>
+          <w:rFonts w:ascii="Mangal" w:hAnsi="Mangal" w:cs="Mangal"/>
+        </w:rPr>
+        <w:t>नहीं</w:t>
+      </w:r>
+      <w:r>
+        <w:t xml:space="preserve"> </w:t>
+      </w:r>
+      <w:r>
+        <w:rPr>
+          <w:rFonts w:ascii="Mangal" w:hAnsi="Mangal" w:cs="Mangal"/>
+        </w:rPr>
+        <w:t>माना</w:t>
+      </w:r>
+      <w:r>
+        <w:t>;</w:t>
+      </w:r>
+    </w:p>
+    <w:p>
+      <w:pPr>
+        <w:numPr>
+          <w:ilvl w:val="0"/>
+          <w:numId w:val="3"/>
+        </w:numPr>
+      </w:pPr>
+      <w:r>
+        <w:rPr>
+          <w:rFonts w:ascii="Mangal" w:hAnsi="Mangal" w:cs="Mangal"/>
+        </w:rPr>
+        <w:t>लेकिन</w:t>
+      </w:r>
+      <w:r>
+        <w:t xml:space="preserve"> </w:t>
+      </w:r>
+      <w:r>
+        <w:rPr>
+          <w:rFonts w:ascii="Mangal" w:hAnsi="Mangal" w:cs="Mangal"/>
+        </w:rPr>
+        <w:t>उस</w:t>
+      </w:r>
+      <w:r>
+        <w:t xml:space="preserve"> </w:t>
+      </w:r>
+      <w:r>
+        <w:rPr>
+          <w:rFonts w:ascii="Mangal" w:hAnsi="Mangal" w:cs="Mangal"/>
+        </w:rPr>
+        <w:t>समय</w:t>
+      </w:r>
+      <w:r>
+        <w:t xml:space="preserve"> available post-operative medical documentation </w:t>
+      </w:r>
+      <w:r>
+        <w:rPr>
+          <w:rFonts w:ascii="Mangal" w:hAnsi="Mangal" w:cs="Mangal"/>
+        </w:rPr>
+        <w:t>के</w:t>
+      </w:r>
+      <w:r>
+        <w:t xml:space="preserve"> </w:t>
+      </w:r>
+      <w:r>
+        <w:rPr>
+          <w:rFonts w:ascii="Mangal" w:hAnsi="Mangal" w:cs="Mangal"/>
+        </w:rPr>
+        <w:t>आधार</w:t>
+      </w:r>
+      <w:r>
+        <w:t xml:space="preserve"> </w:t>
+      </w:r>
+      <w:r>
+        <w:rPr>
+          <w:rFonts w:ascii="Mangal" w:hAnsi="Mangal" w:cs="Mangal"/>
+        </w:rPr>
+        <w:t>पर</w:t>
+      </w:r>
+      <w:r>
+        <w:t xml:space="preserve"> claim reject </w:t>
+      </w:r>
+      <w:r>
+        <w:rPr>
+          <w:rFonts w:ascii="Mangal" w:hAnsi="Mangal" w:cs="Mangal"/>
+        </w:rPr>
+        <w:t>किया।</w:t>
+      </w:r>
+    </w:p>
+    <w:p>
+      <w:r>
+        <w:rPr>
+          <w:rFonts w:ascii="Mangal" w:hAnsi="Mangal" w:cs="Mangal"/>
+        </w:rPr>
+        <w:t>इसलिए</w:t>
+      </w:r>
+      <w:r>
+        <w:t xml:space="preserve"> </w:t>
+      </w:r>
+      <w:r>
+        <w:rPr>
+          <w:rFonts w:ascii="Mangal" w:hAnsi="Mangal" w:cs="Mangal"/>
+        </w:rPr>
+        <w:t>अगर</w:t>
+      </w:r>
+      <w:r>
+        <w:t xml:space="preserve"> Judge </w:t>
+      </w:r>
+      <w:r>
+        <w:rPr>
+          <w:rFonts w:ascii="Mangal" w:hAnsi="Mangal" w:cs="Mangal"/>
+        </w:rPr>
+        <w:t>पूछें</w:t>
+      </w:r>
+      <w:r>
+        <w:t>:</w:t>
+      </w:r>
+    </w:p>
+    <w:p>
+      <w:r>
+        <w:rPr>
+          <w:b/>
+          <w:bCs/>
+        </w:rPr>
+        <w:t xml:space="preserve">“Ombudsman </w:t>
+      </w:r>
+      <w:r>
+        <w:rPr>
+          <w:rFonts w:ascii="Mangal" w:hAnsi="Mangal" w:cs="Mangal"/>
+          <w:b/>
+          <w:bCs/>
+        </w:rPr>
+        <w:t>ने</w:t>
+      </w:r>
+      <w:r>
+        <w:rPr>
+          <w:b/>
+          <w:bCs/>
+        </w:rPr>
+        <w:t xml:space="preserve"> </w:t>
+      </w:r>
+      <w:r>
+        <w:rPr>
+          <w:rFonts w:ascii="Mangal" w:hAnsi="Mangal" w:cs="Mangal"/>
+          <w:b/>
+          <w:bCs/>
+        </w:rPr>
+        <w:t>तो</w:t>
+      </w:r>
+      <w:r>
+        <w:rPr>
+          <w:b/>
+          <w:bCs/>
+        </w:rPr>
+        <w:t xml:space="preserve"> </w:t>
+      </w:r>
+      <w:r>
+        <w:rPr>
+          <w:rFonts w:ascii="Mangal" w:hAnsi="Mangal" w:cs="Mangal"/>
+          <w:b/>
+          <w:bCs/>
+        </w:rPr>
+        <w:t>आपका</w:t>
+      </w:r>
+      <w:r>
+        <w:rPr>
+          <w:b/>
+          <w:bCs/>
+        </w:rPr>
+        <w:t xml:space="preserve"> claim reject </w:t>
+      </w:r>
+      <w:r>
+        <w:rPr>
+          <w:rFonts w:ascii="Mangal" w:hAnsi="Mangal" w:cs="Mangal"/>
+          <w:b/>
+          <w:bCs/>
+        </w:rPr>
+        <w:t>कर</w:t>
+      </w:r>
+      <w:r>
+        <w:rPr>
+          <w:b/>
+          <w:bCs/>
+        </w:rPr>
+        <w:t xml:space="preserve"> </w:t>
+      </w:r>
+      <w:r>
+        <w:rPr>
+          <w:rFonts w:ascii="Mangal" w:hAnsi="Mangal" w:cs="Mangal"/>
+          <w:b/>
+          <w:bCs/>
+        </w:rPr>
+        <w:t>दिया</w:t>
+      </w:r>
+      <w:r>
+        <w:rPr>
+          <w:b/>
+          <w:bCs/>
+        </w:rPr>
+        <w:t xml:space="preserve"> </w:t>
+      </w:r>
+      <w:r>
+        <w:rPr>
+          <w:rFonts w:ascii="Mangal" w:hAnsi="Mangal" w:cs="Mangal"/>
+          <w:b/>
+          <w:bCs/>
+        </w:rPr>
+        <w:t>था</w:t>
+      </w:r>
+      <w:r>
+        <w:rPr>
+          <w:b/>
+          <w:bCs/>
+        </w:rPr>
+        <w:t>?”</w:t>
+      </w:r>
+    </w:p>
+    <w:p>
+      <w:r>
+        <w:rPr>
+          <w:rFonts w:ascii="Mangal" w:hAnsi="Mangal" w:cs="Mangal"/>
+        </w:rPr>
+        <w:t>आपका</w:t>
+      </w:r>
+      <w:r>
+        <w:t xml:space="preserve"> </w:t>
+      </w:r>
+      <w:r>
+        <w:rPr>
+          <w:rFonts w:ascii="Mangal" w:hAnsi="Mangal" w:cs="Mangal"/>
+        </w:rPr>
+        <w:t>जवाब</w:t>
+      </w:r>
+      <w:r>
+        <w:t xml:space="preserve"> </w:t>
+      </w:r>
+      <w:r>
+        <w:rPr>
+          <w:rFonts w:ascii="Mangal" w:hAnsi="Mangal" w:cs="Mangal"/>
+        </w:rPr>
+        <w:t>होना</w:t>
+      </w:r>
+      <w:r>
+        <w:t xml:space="preserve"> </w:t>
+      </w:r>
+      <w:r>
+        <w:rPr>
+          <w:rFonts w:ascii="Mangal" w:hAnsi="Mangal" w:cs="Mangal"/>
+        </w:rPr>
+        <w:t>चाहिए</w:t>
+      </w:r>
+      <w:r>
+        <w:t>:</w:t>
+      </w:r>
+    </w:p>
+    <w:p>
+      <w:r>
+        <w:rPr>
+          <w:b/>
+          <w:bCs/>
+        </w:rPr>
+        <w:t>“Yes, Sir. The Ombudsman did not reject the case on the ground that the surgery was unnecessary. In fact, the decision records the treatment as medically necessary and did not apply the Permanent Exclusion Clause 4.2.3. The issue at that stage was the supporting post-operative medical documentation.</w:t>
+      </w:r>
+    </w:p>
+    <w:p>
+      <w:r>
+        <w:rPr>
+          <w:b/>
+          <w:bCs/>
+        </w:rPr>
+        <w:t>That gap has subsequently been addressed by the treating specialist’s medical certificate, which is now on record and specifically records the condition as pre-malignant, the surgery as necessary, and the risk of penile cancer if untreated.</w:t>
+      </w:r>
+    </w:p>
+    <w:p>
+      <w:r>
+        <w:rPr>
+          <w:b/>
+          <w:bCs/>
+        </w:rPr>
+        <w:t>Therefore, I am respectfully requesting that the present Commission consider the complete medical record now available.”</w:t>
+      </w:r>
+    </w:p>
+    <w:p>
+      <w:pPr>
+        <w:rPr>
+          <w:b/>
+          <w:bCs/>
+        </w:rPr>
+      </w:pPr>
+      <w:r>
+        <w:rPr>
+          <w:rFonts w:ascii="Mangal" w:hAnsi="Mangal" w:cs="Mangal"/>
+          <w:b/>
+          <w:bCs/>
+        </w:rPr>
+        <w:lastRenderedPageBreak/>
+        <w:t>और</w:t>
+      </w:r>
+      <w:r>
+        <w:rPr>
+          <w:b/>
+          <w:bCs/>
+        </w:rPr>
+        <w:t xml:space="preserve"> </w:t>
+      </w:r>
+      <w:r>
+        <w:rPr>
+          <w:rFonts w:ascii="Mangal" w:hAnsi="Mangal" w:cs="Mangal"/>
+          <w:b/>
+          <w:bCs/>
+        </w:rPr>
+        <w:t>अगर</w:t>
+      </w:r>
+      <w:r>
+        <w:rPr>
+          <w:b/>
+          <w:bCs/>
+        </w:rPr>
+        <w:t xml:space="preserve"> Judge </w:t>
+      </w:r>
+      <w:r>
+        <w:rPr>
+          <w:rFonts w:ascii="Mangal" w:hAnsi="Mangal" w:cs="Mangal"/>
+          <w:b/>
+          <w:bCs/>
+        </w:rPr>
+        <w:t>पूछें</w:t>
+      </w:r>
+      <w:r>
+        <w:rPr>
+          <w:b/>
+          <w:bCs/>
+        </w:rPr>
+        <w:t xml:space="preserve"> — “</w:t>
+      </w:r>
+      <w:r>
+        <w:rPr>
+          <w:rFonts w:ascii="Mangal" w:hAnsi="Mangal" w:cs="Mangal"/>
+          <w:b/>
+          <w:bCs/>
+        </w:rPr>
+        <w:t>तो</w:t>
+      </w:r>
+      <w:r>
+        <w:rPr>
+          <w:b/>
+          <w:bCs/>
+        </w:rPr>
+        <w:t xml:space="preserve"> </w:t>
+      </w:r>
+      <w:r>
+        <w:rPr>
+          <w:rFonts w:ascii="Mangal" w:hAnsi="Mangal" w:cs="Mangal"/>
+          <w:b/>
+          <w:bCs/>
+        </w:rPr>
+        <w:t>आपका</w:t>
+      </w:r>
+      <w:r>
+        <w:rPr>
+          <w:b/>
+          <w:bCs/>
+        </w:rPr>
+        <w:t xml:space="preserve"> </w:t>
+      </w:r>
+      <w:r>
+        <w:rPr>
+          <w:rFonts w:ascii="Mangal" w:hAnsi="Mangal" w:cs="Mangal"/>
+          <w:b/>
+          <w:bCs/>
+        </w:rPr>
+        <w:t>पूरा</w:t>
+      </w:r>
+      <w:r>
+        <w:rPr>
+          <w:b/>
+          <w:bCs/>
+        </w:rPr>
+        <w:t xml:space="preserve"> case </w:t>
+      </w:r>
+      <w:r>
+        <w:rPr>
+          <w:rFonts w:ascii="Mangal" w:hAnsi="Mangal" w:cs="Mangal"/>
+          <w:b/>
+          <w:bCs/>
+        </w:rPr>
+        <w:t>किस</w:t>
+      </w:r>
+      <w:r>
+        <w:rPr>
+          <w:b/>
+          <w:bCs/>
+        </w:rPr>
+        <w:t xml:space="preserve"> </w:t>
+      </w:r>
+      <w:r>
+        <w:rPr>
+          <w:rFonts w:ascii="Mangal" w:hAnsi="Mangal" w:cs="Mangal"/>
+          <w:b/>
+          <w:bCs/>
+        </w:rPr>
+        <w:t>एक</w:t>
+      </w:r>
+      <w:r>
+        <w:rPr>
+          <w:b/>
+          <w:bCs/>
+        </w:rPr>
+        <w:t xml:space="preserve"> </w:t>
+      </w:r>
+      <w:r>
+        <w:rPr>
+          <w:rFonts w:ascii="Mangal" w:hAnsi="Mangal" w:cs="Mangal"/>
+          <w:b/>
+          <w:bCs/>
+        </w:rPr>
+        <w:t>बात</w:t>
+      </w:r>
+      <w:r>
+        <w:rPr>
+          <w:b/>
+          <w:bCs/>
+        </w:rPr>
+        <w:t xml:space="preserve"> </w:t>
+      </w:r>
+      <w:r>
+        <w:rPr>
+          <w:rFonts w:ascii="Mangal" w:hAnsi="Mangal" w:cs="Mangal"/>
+          <w:b/>
+          <w:bCs/>
+        </w:rPr>
+        <w:t>पर</w:t>
+      </w:r>
+      <w:r>
+        <w:rPr>
+          <w:b/>
+          <w:bCs/>
+        </w:rPr>
+        <w:t xml:space="preserve"> </w:t>
+      </w:r>
+      <w:r>
+        <w:rPr>
+          <w:rFonts w:ascii="Mangal" w:hAnsi="Mangal" w:cs="Mangal"/>
+          <w:b/>
+          <w:bCs/>
+        </w:rPr>
+        <w:t>है</w:t>
+      </w:r>
+      <w:r>
+        <w:rPr>
+          <w:b/>
+          <w:bCs/>
+        </w:rPr>
+        <w:t>?”</w:t>
+      </w:r>
+    </w:p>
+    <w:p>
+      <w:r>
+        <w:rPr>
+          <w:rFonts w:ascii="Mangal" w:hAnsi="Mangal" w:cs="Mangal"/>
+          <w:b/>
+          <w:bCs/>
+        </w:rPr>
+        <w:t>बस</w:t>
+      </w:r>
+      <w:r>
+        <w:rPr>
+          <w:b/>
+          <w:bCs/>
+        </w:rPr>
+        <w:t xml:space="preserve"> </w:t>
+      </w:r>
+      <w:r>
+        <w:rPr>
+          <w:rFonts w:ascii="Mangal" w:hAnsi="Mangal" w:cs="Mangal"/>
+          <w:b/>
+          <w:bCs/>
+        </w:rPr>
+        <w:t>यह</w:t>
+      </w:r>
+      <w:r>
+        <w:rPr>
+          <w:b/>
+          <w:bCs/>
+        </w:rPr>
+        <w:t xml:space="preserve"> </w:t>
+      </w:r>
+      <w:r>
+        <w:rPr>
+          <w:rFonts w:ascii="Mangal" w:hAnsi="Mangal" w:cs="Mangal"/>
+          <w:b/>
+          <w:bCs/>
+        </w:rPr>
+        <w:t>तीन</w:t>
+      </w:r>
+      <w:r>
+        <w:rPr>
+          <w:b/>
+          <w:bCs/>
+        </w:rPr>
+        <w:t xml:space="preserve"> </w:t>
+      </w:r>
+      <w:r>
+        <w:rPr>
+          <w:rFonts w:ascii="Mangal" w:hAnsi="Mangal" w:cs="Mangal"/>
+          <w:b/>
+          <w:bCs/>
+        </w:rPr>
+        <w:t>लाइन</w:t>
+      </w:r>
+      <w:r>
+        <w:rPr>
+          <w:b/>
+          <w:bCs/>
+        </w:rPr>
+        <w:t xml:space="preserve"> </w:t>
+      </w:r>
+      <w:r>
+        <w:rPr>
+          <w:rFonts w:ascii="Mangal" w:hAnsi="Mangal" w:cs="Mangal"/>
+          <w:b/>
+          <w:bCs/>
+        </w:rPr>
+        <w:t>याद</w:t>
+      </w:r>
+      <w:r>
+        <w:rPr>
+          <w:b/>
+          <w:bCs/>
+        </w:rPr>
+        <w:t xml:space="preserve"> </w:t>
+      </w:r>
+      <w:r>
+        <w:rPr>
+          <w:rFonts w:ascii="Mangal" w:hAnsi="Mangal" w:cs="Mangal"/>
+          <w:b/>
+          <w:bCs/>
+        </w:rPr>
+        <w:t>रखिए</w:t>
+      </w:r>
+      <w:r>
+        <w:rPr>
+          <w:b/>
+          <w:bCs/>
+        </w:rPr>
+        <w:t>:</w:t>
+      </w:r>
+    </w:p>
+    <w:p>
+      <w:r>
+        <w:rPr>
+          <w:b/>
+          <w:bCs/>
+        </w:rPr>
+        <w:t>“Sir, I am not saying BXO is cancer.</w:t>
+      </w:r>
+      <w:r>
+        <w:br/>
+      </w:r>
+      <w:r>
+        <w:rPr>
+          <w:b/>
+          <w:bCs/>
+        </w:rPr>
+        <w:t>I am saying BXO is a pre-malignant condition carrying a medically recognised risk of malignancy, and my treating specialist certified that the surgery was necessary.</w:t>
+      </w:r>
+      <w:r>
+        <w:br/>
+      </w:r>
+      <w:r>
+        <w:rPr>
+          <w:b/>
+          <w:bCs/>
+        </w:rPr>
+        <w:t>Therefore, the medical evidence must be considered while interpreting the policy exception.”</w:t>
+      </w:r>
+    </w:p>
+    <w:p>
+      <w:r>
+        <w:rPr>
+          <w:rFonts w:ascii="Mangal" w:hAnsi="Mangal" w:cs="Mangal"/>
+        </w:rPr>
+        <w:t>यही</w:t>
+      </w:r>
+      <w:r>
+        <w:t xml:space="preserve"> </w:t>
+      </w:r>
+      <w:r>
+        <w:rPr>
+          <w:rFonts w:ascii="Mangal" w:hAnsi="Mangal" w:cs="Mangal"/>
+        </w:rPr>
+        <w:t>आपका</w:t>
+      </w:r>
+      <w:r>
+        <w:t xml:space="preserve"> </w:t>
+      </w:r>
+      <w:r>
+        <w:rPr>
+          <w:rFonts w:ascii="Mangal" w:hAnsi="Mangal" w:cs="Mangal"/>
+          <w:b/>
+          <w:bCs/>
+        </w:rPr>
+        <w:t>सबसे</w:t>
+      </w:r>
+      <w:r>
+        <w:rPr>
+          <w:b/>
+          <w:bCs/>
+        </w:rPr>
+        <w:t xml:space="preserve"> </w:t>
+      </w:r>
+      <w:r>
+        <w:rPr>
+          <w:rFonts w:ascii="Mangal" w:hAnsi="Mangal" w:cs="Mangal"/>
+          <w:b/>
+          <w:bCs/>
+        </w:rPr>
+        <w:t>साफ़</w:t>
+      </w:r>
+      <w:r>
+        <w:rPr>
+          <w:b/>
+          <w:bCs/>
+        </w:rPr>
+        <w:t xml:space="preserve">, </w:t>
+      </w:r>
+      <w:r>
+        <w:rPr>
+          <w:rFonts w:ascii="Mangal" w:hAnsi="Mangal" w:cs="Mangal"/>
+          <w:b/>
+          <w:bCs/>
+        </w:rPr>
+        <w:t>सुरक्षित</w:t>
+      </w:r>
+      <w:r>
+        <w:rPr>
+          <w:b/>
+          <w:bCs/>
+        </w:rPr>
+        <w:t xml:space="preserve"> </w:t>
+      </w:r>
+      <w:r>
+        <w:rPr>
+          <w:rFonts w:ascii="Mangal" w:hAnsi="Mangal" w:cs="Mangal"/>
+          <w:b/>
+          <w:bCs/>
+        </w:rPr>
+        <w:t>और</w:t>
+      </w:r>
+      <w:r>
+        <w:rPr>
+          <w:b/>
+          <w:bCs/>
+        </w:rPr>
+        <w:t xml:space="preserve"> intellectually honest answer</w:t>
+      </w:r>
+      <w:r>
+        <w:t xml:space="preserve"> </w:t>
+      </w:r>
+      <w:r>
+        <w:rPr>
+          <w:rFonts w:ascii="Mangal" w:hAnsi="Mangal" w:cs="Mangal"/>
+        </w:rPr>
+        <w:t>है।</w:t>
+      </w:r>
+    </w:p>
+    <w:p>
+      <w:pPr>
+        <w:rPr>
+          <w:b/>
+          <w:bCs/>
+        </w:rPr>
+      </w:pPr>
+      <w:r>
+        <w:rPr>
+          <w:b/>
+          <w:bCs/>
+        </w:rPr>
+        <w:t xml:space="preserve">Contra proferentem </w:t>
+      </w:r>
+      <w:r>
+        <w:rPr>
+          <w:rFonts w:ascii="Mangal" w:hAnsi="Mangal" w:cs="Mangal"/>
+          <w:b/>
+          <w:bCs/>
+        </w:rPr>
+        <w:t>पर</w:t>
+      </w:r>
+      <w:r>
+        <w:rPr>
+          <w:b/>
+          <w:bCs/>
+        </w:rPr>
+        <w:t xml:space="preserve"> </w:t>
+      </w:r>
+      <w:r>
+        <w:rPr>
+          <w:rFonts w:ascii="Mangal" w:hAnsi="Mangal" w:cs="Mangal"/>
+          <w:b/>
+          <w:bCs/>
+        </w:rPr>
+        <w:t>भी</w:t>
+      </w:r>
+      <w:r>
+        <w:rPr>
+          <w:b/>
+          <w:bCs/>
+        </w:rPr>
+        <w:t xml:space="preserve"> </w:t>
+      </w:r>
+      <w:r>
+        <w:rPr>
+          <w:rFonts w:ascii="Mangal" w:hAnsi="Mangal" w:cs="Mangal"/>
+          <w:b/>
+          <w:bCs/>
+        </w:rPr>
+        <w:t>एक</w:t>
+      </w:r>
+      <w:r>
+        <w:rPr>
+          <w:b/>
+          <w:bCs/>
+        </w:rPr>
+        <w:t xml:space="preserve"> correction</w:t>
+      </w:r>
+    </w:p>
+    <w:p>
+      <w:r>
+        <w:rPr>
+          <w:rFonts w:ascii="Mangal" w:hAnsi="Mangal" w:cs="Mangal"/>
+        </w:rPr>
+        <w:t>इसे</w:t>
+      </w:r>
+      <w:r>
+        <w:t xml:space="preserve"> </w:t>
+      </w:r>
+      <w:r>
+        <w:rPr>
+          <w:rFonts w:ascii="Mangal" w:hAnsi="Mangal" w:cs="Mangal"/>
+          <w:b/>
+          <w:bCs/>
+        </w:rPr>
+        <w:t>पहला</w:t>
+      </w:r>
+      <w:r>
+        <w:rPr>
+          <w:b/>
+          <w:bCs/>
+        </w:rPr>
+        <w:t xml:space="preserve"> </w:t>
+      </w:r>
+      <w:r>
+        <w:rPr>
+          <w:rFonts w:ascii="Mangal" w:hAnsi="Mangal" w:cs="Mangal"/>
+          <w:b/>
+          <w:bCs/>
+        </w:rPr>
+        <w:t>हथियार</w:t>
+      </w:r>
+      <w:r>
+        <w:rPr>
+          <w:b/>
+          <w:bCs/>
+        </w:rPr>
+        <w:t xml:space="preserve"> </w:t>
+      </w:r>
+      <w:r>
+        <w:rPr>
+          <w:rFonts w:ascii="Mangal" w:hAnsi="Mangal" w:cs="Mangal"/>
+          <w:b/>
+          <w:bCs/>
+        </w:rPr>
+        <w:t>नहीं</w:t>
+      </w:r>
+      <w:r>
+        <w:t xml:space="preserve">, </w:t>
+      </w:r>
+      <w:r>
+        <w:rPr>
+          <w:rFonts w:ascii="Mangal" w:hAnsi="Mangal" w:cs="Mangal"/>
+        </w:rPr>
+        <w:t>बल्कि</w:t>
+      </w:r>
+      <w:r>
+        <w:t xml:space="preserve"> </w:t>
+      </w:r>
+      <w:r>
+        <w:rPr>
+          <w:b/>
+          <w:bCs/>
+        </w:rPr>
+        <w:t>alternative argument</w:t>
+      </w:r>
+      <w:r>
+        <w:t xml:space="preserve"> </w:t>
+      </w:r>
+      <w:r>
+        <w:rPr>
+          <w:rFonts w:ascii="Mangal" w:hAnsi="Mangal" w:cs="Mangal"/>
+        </w:rPr>
+        <w:t>ही</w:t>
+      </w:r>
+      <w:r>
+        <w:t xml:space="preserve"> </w:t>
+      </w:r>
+      <w:r>
+        <w:rPr>
+          <w:rFonts w:ascii="Mangal" w:hAnsi="Mangal" w:cs="Mangal"/>
+        </w:rPr>
+        <w:t>रखें।</w:t>
+      </w:r>
+      <w:r>
+        <w:t xml:space="preserve"> Supreme Court </w:t>
+      </w:r>
+      <w:r>
+        <w:rPr>
+          <w:rFonts w:ascii="Mangal" w:hAnsi="Mangal" w:cs="Mangal"/>
+        </w:rPr>
+        <w:t>ने</w:t>
+      </w:r>
+      <w:r>
+        <w:t xml:space="preserve"> </w:t>
+      </w:r>
+      <w:r>
+        <w:rPr>
+          <w:rFonts w:ascii="Mangal" w:hAnsi="Mangal" w:cs="Mangal"/>
+        </w:rPr>
+        <w:t>स्पष्ट</w:t>
+      </w:r>
+      <w:r>
+        <w:t xml:space="preserve"> </w:t>
+      </w:r>
+      <w:r>
+        <w:rPr>
+          <w:rFonts w:ascii="Mangal" w:hAnsi="Mangal" w:cs="Mangal"/>
+        </w:rPr>
+        <w:t>किया</w:t>
+      </w:r>
+      <w:r>
+        <w:t xml:space="preserve"> </w:t>
+      </w:r>
+      <w:r>
+        <w:rPr>
+          <w:rFonts w:ascii="Mangal" w:hAnsi="Mangal" w:cs="Mangal"/>
+        </w:rPr>
+        <w:t>है</w:t>
+      </w:r>
+      <w:r>
+        <w:t xml:space="preserve"> </w:t>
+      </w:r>
+      <w:r>
+        <w:rPr>
+          <w:rFonts w:ascii="Mangal" w:hAnsi="Mangal" w:cs="Mangal"/>
+        </w:rPr>
+        <w:t>कि</w:t>
+      </w:r>
+      <w:r>
+        <w:t xml:space="preserve"> </w:t>
+      </w:r>
+      <w:r>
+        <w:rPr>
+          <w:rFonts w:ascii="Mangal" w:hAnsi="Mangal" w:cs="Mangal"/>
+        </w:rPr>
+        <w:t>पहले</w:t>
+      </w:r>
+      <w:r>
+        <w:t xml:space="preserve"> insurance policy </w:t>
+      </w:r>
+      <w:r>
+        <w:rPr>
+          <w:rFonts w:ascii="Mangal" w:hAnsi="Mangal" w:cs="Mangal"/>
+        </w:rPr>
+        <w:t>को</w:t>
+      </w:r>
+      <w:r>
+        <w:t xml:space="preserve"> </w:t>
+      </w:r>
+      <w:r>
+        <w:rPr>
+          <w:rFonts w:ascii="Mangal" w:hAnsi="Mangal" w:cs="Mangal"/>
+          <w:b/>
+          <w:bCs/>
+        </w:rPr>
+        <w:t>पूरे</w:t>
+      </w:r>
+      <w:r>
+        <w:rPr>
+          <w:b/>
+          <w:bCs/>
+        </w:rPr>
+        <w:t xml:space="preserve"> contract </w:t>
+      </w:r>
+      <w:r>
+        <w:rPr>
+          <w:rFonts w:ascii="Mangal" w:hAnsi="Mangal" w:cs="Mangal"/>
+          <w:b/>
+          <w:bCs/>
+        </w:rPr>
+        <w:t>के</w:t>
+      </w:r>
+      <w:r>
+        <w:rPr>
+          <w:b/>
+          <w:bCs/>
+        </w:rPr>
+        <w:t xml:space="preserve"> </w:t>
+      </w:r>
+      <w:r>
+        <w:rPr>
+          <w:rFonts w:ascii="Mangal" w:hAnsi="Mangal" w:cs="Mangal"/>
+          <w:b/>
+          <w:bCs/>
+        </w:rPr>
+        <w:t>साथ</w:t>
+      </w:r>
+      <w:r>
+        <w:rPr>
+          <w:b/>
+          <w:bCs/>
+        </w:rPr>
+        <w:t xml:space="preserve"> harmoniously interpret</w:t>
+      </w:r>
+      <w:r>
+        <w:t xml:space="preserve"> </w:t>
+      </w:r>
+      <w:r>
+        <w:rPr>
+          <w:rFonts w:ascii="Mangal" w:hAnsi="Mangal" w:cs="Mangal"/>
+        </w:rPr>
+        <w:t>किया</w:t>
+      </w:r>
+      <w:r>
+        <w:t xml:space="preserve"> </w:t>
+      </w:r>
+      <w:r>
+        <w:rPr>
+          <w:rFonts w:ascii="Mangal" w:hAnsi="Mangal" w:cs="Mangal"/>
+        </w:rPr>
+        <w:t>जाता</w:t>
+      </w:r>
+      <w:r>
+        <w:t xml:space="preserve"> </w:t>
+      </w:r>
+      <w:r>
+        <w:rPr>
+          <w:rFonts w:ascii="Mangal" w:hAnsi="Mangal" w:cs="Mangal"/>
+        </w:rPr>
+        <w:t>है</w:t>
+      </w:r>
+      <w:r>
+        <w:t xml:space="preserve">; </w:t>
+      </w:r>
+      <w:r>
+        <w:rPr>
+          <w:rFonts w:ascii="Mangal" w:hAnsi="Mangal" w:cs="Mangal"/>
+        </w:rPr>
+        <w:t>केवल</w:t>
+      </w:r>
+      <w:r>
+        <w:t xml:space="preserve"> genuine ambiguity </w:t>
+      </w:r>
+      <w:r>
+        <w:rPr>
+          <w:rFonts w:ascii="Mangal" w:hAnsi="Mangal" w:cs="Mangal"/>
+        </w:rPr>
+        <w:t>बचने</w:t>
+      </w:r>
+      <w:r>
+        <w:t xml:space="preserve"> </w:t>
+      </w:r>
+      <w:r>
+        <w:rPr>
+          <w:rFonts w:ascii="Mangal" w:hAnsi="Mangal" w:cs="Mangal"/>
+        </w:rPr>
+        <w:t>पर</w:t>
+      </w:r>
+      <w:r>
+        <w:t xml:space="preserve"> contra proferentem </w:t>
+      </w:r>
+      <w:r>
+        <w:rPr>
+          <w:rFonts w:ascii="Mangal" w:hAnsi="Mangal" w:cs="Mangal"/>
+        </w:rPr>
+        <w:t>लागू</w:t>
+      </w:r>
+      <w:r>
+        <w:t xml:space="preserve"> </w:t>
+      </w:r>
+      <w:r>
+        <w:rPr>
+          <w:rFonts w:ascii="Mangal" w:hAnsi="Mangal" w:cs="Mangal"/>
+        </w:rPr>
+        <w:t>होता</w:t>
+      </w:r>
+      <w:r>
+        <w:t xml:space="preserve"> </w:t>
+      </w:r>
+      <w:r>
+        <w:rPr>
+          <w:rFonts w:ascii="Mangal" w:hAnsi="Mangal" w:cs="Mangal"/>
+        </w:rPr>
+        <w:t>है।</w:t>
+      </w:r>
+      <w:r>
+        <w:t xml:space="preserve"> (</w:t>
+      </w:r>
+      <w:hyperlink r:id="rId5" w:tooltip="29&#10;&#10;D. Rule of contra proferentem&#10;&#10;16. It is entre" w:history="1">
+        <w:r>
+          <w:rPr>
+            <w:rStyle w:val="Hyperlink"/>
+          </w:rPr>
+          <w:t>Sci API</w:t>
+        </w:r>
+      </w:hyperlink>
+      <w:r>
+        <w:t>)</w:t>
+      </w:r>
+    </w:p>
+    <w:p>
+      <w:r>
+        <w:rPr>
+          <w:rFonts w:ascii="Mangal" w:hAnsi="Mangal" w:cs="Mangal"/>
+        </w:rPr>
+        <w:t>इसलिए</w:t>
+      </w:r>
+      <w:r>
+        <w:t xml:space="preserve"> courtroom sequence </w:t>
+      </w:r>
+      <w:r>
+        <w:rPr>
+          <w:rFonts w:ascii="Mangal" w:hAnsi="Mangal" w:cs="Mangal"/>
+        </w:rPr>
+        <w:t>होना</w:t>
+      </w:r>
+      <w:r>
+        <w:t xml:space="preserve"> </w:t>
+      </w:r>
+      <w:r>
+        <w:rPr>
+          <w:rFonts w:ascii="Mangal" w:hAnsi="Mangal" w:cs="Mangal"/>
+        </w:rPr>
+        <w:t>चाहिए</w:t>
+      </w:r>
+      <w:r>
+        <w:t>:</w:t>
+      </w:r>
+    </w:p>
+    <w:p>
+      <w:r>
+        <w:rPr>
+          <w:b/>
+          <w:bCs/>
+        </w:rPr>
+        <w:t xml:space="preserve">1. ACKO </w:t>
+      </w:r>
+      <w:r>
+        <w:rPr>
+          <w:rFonts w:ascii="Mangal" w:hAnsi="Mangal" w:cs="Mangal"/>
+          <w:b/>
+          <w:bCs/>
+        </w:rPr>
+        <w:t>का</w:t>
+      </w:r>
+      <w:r>
+        <w:rPr>
+          <w:b/>
+          <w:bCs/>
+        </w:rPr>
+        <w:t xml:space="preserve"> stand acknowledge </w:t>
+      </w:r>
+      <w:r>
+        <w:rPr>
+          <w:rFonts w:ascii="Mangal" w:hAnsi="Mangal" w:cs="Mangal"/>
+          <w:b/>
+          <w:bCs/>
+        </w:rPr>
+        <w:t>करो</w:t>
+      </w:r>
+      <w:r>
+        <w:br/>
+        <w:t>↓</w:t>
+      </w:r>
+      <w:r>
+        <w:br/>
+      </w:r>
+      <w:r>
+        <w:rPr>
+          <w:b/>
+          <w:bCs/>
+        </w:rPr>
+        <w:t xml:space="preserve">2. BXO ≠ malignancy — </w:t>
+      </w:r>
+      <w:r>
+        <w:rPr>
+          <w:rFonts w:ascii="Mangal" w:hAnsi="Mangal" w:cs="Mangal"/>
+          <w:b/>
+          <w:bCs/>
+        </w:rPr>
+        <w:t>खुद</w:t>
+      </w:r>
+      <w:r>
+        <w:rPr>
+          <w:b/>
+          <w:bCs/>
+        </w:rPr>
+        <w:t xml:space="preserve"> concede </w:t>
+      </w:r>
+      <w:r>
+        <w:rPr>
+          <w:rFonts w:ascii="Mangal" w:hAnsi="Mangal" w:cs="Mangal"/>
+          <w:b/>
+          <w:bCs/>
+        </w:rPr>
+        <w:t>करो</w:t>
+      </w:r>
+      <w:r>
+        <w:br/>
+        <w:t>↓</w:t>
+      </w:r>
+      <w:r>
+        <w:br/>
+      </w:r>
+      <w:r>
+        <w:rPr>
+          <w:b/>
+          <w:bCs/>
+        </w:rPr>
+        <w:t>3. BXO = recognised pre-malignant condition + cancer risk</w:t>
+      </w:r>
+      <w:r>
+        <w:br/>
+        <w:t>↓</w:t>
+      </w:r>
+      <w:r>
+        <w:br/>
+      </w:r>
+      <w:r>
+        <w:rPr>
+          <w:b/>
+          <w:bCs/>
+        </w:rPr>
+        <w:t>4. Specialist: surgery “was must”</w:t>
+      </w:r>
+      <w:r>
+        <w:br/>
+        <w:t>↓</w:t>
+      </w:r>
+      <w:r>
+        <w:br/>
+      </w:r>
+      <w:r>
+        <w:rPr>
+          <w:b/>
+          <w:bCs/>
+        </w:rPr>
+        <w:t>5. Hospital: poor urine flow + tight phimosis + meatal stenosis</w:t>
+      </w:r>
+      <w:r>
+        <w:br/>
+        <w:t>↓</w:t>
+      </w:r>
+      <w:r>
+        <w:br/>
+      </w:r>
+      <w:r>
+        <w:rPr>
+          <w:b/>
+          <w:bCs/>
+        </w:rPr>
+        <w:t>6. ACKO rejected before histopathology existed</w:t>
+      </w:r>
+      <w:r>
+        <w:br/>
+        <w:t>↓</w:t>
+      </w:r>
+      <w:r>
+        <w:br/>
+      </w:r>
+      <w:r>
+        <w:rPr>
+          <w:b/>
+          <w:bCs/>
+        </w:rPr>
+        <w:t>7. Ombudsman: medically necessary + permanent exclusion not applicable</w:t>
+      </w:r>
+      <w:r>
+        <w:br/>
+        <w:t>↓</w:t>
+      </w:r>
+      <w:r>
+        <w:br/>
+      </w:r>
+      <w:r>
+        <w:rPr>
+          <w:b/>
+          <w:bCs/>
+        </w:rPr>
+        <w:t>8. Complete medical evidence is now before Commission</w:t>
+      </w:r>
+      <w:r>
+        <w:br/>
+        <w:t>↓</w:t>
+      </w:r>
+      <w:r>
+        <w:br/>
+      </w:r>
+      <w:r>
+        <w:rPr>
+          <w:b/>
+          <w:bCs/>
+        </w:rPr>
+        <w:t>9. Only then: if genuine ambiguity remains → CONTRA PROFERENTEM.</w:t>
+      </w:r>
+    </w:p>
+    <w:p>
+      <w:r>
+        <w:rPr>
+          <w:rFonts w:ascii="Mangal" w:hAnsi="Mangal" w:cs="Mangal"/>
+          <w:b/>
+          <w:bCs/>
+        </w:rPr>
+        <w:lastRenderedPageBreak/>
+        <w:t>यह</w:t>
+      </w:r>
+      <w:r>
+        <w:rPr>
+          <w:b/>
+          <w:bCs/>
+        </w:rPr>
+        <w:t xml:space="preserve"> structure </w:t>
+      </w:r>
+      <w:r>
+        <w:rPr>
+          <w:rFonts w:ascii="Mangal" w:hAnsi="Mangal" w:cs="Mangal"/>
+          <w:b/>
+          <w:bCs/>
+        </w:rPr>
+        <w:t>मुझे</w:t>
+      </w:r>
+      <w:r>
+        <w:rPr>
+          <w:b/>
+          <w:bCs/>
+        </w:rPr>
+        <w:t xml:space="preserve"> </w:t>
+      </w:r>
+      <w:r>
+        <w:rPr>
+          <w:rFonts w:ascii="Mangal" w:hAnsi="Mangal" w:cs="Mangal"/>
+          <w:b/>
+          <w:bCs/>
+        </w:rPr>
+        <w:t>आपके</w:t>
+      </w:r>
+      <w:r>
+        <w:rPr>
+          <w:b/>
+          <w:bCs/>
+        </w:rPr>
+        <w:t xml:space="preserve"> case </w:t>
+      </w:r>
+      <w:r>
+        <w:rPr>
+          <w:rFonts w:ascii="Mangal" w:hAnsi="Mangal" w:cs="Mangal"/>
+          <w:b/>
+          <w:bCs/>
+        </w:rPr>
+        <w:t>के</w:t>
+      </w:r>
+      <w:r>
+        <w:rPr>
+          <w:b/>
+          <w:bCs/>
+        </w:rPr>
+        <w:t xml:space="preserve"> </w:t>
+      </w:r>
+      <w:r>
+        <w:rPr>
+          <w:rFonts w:ascii="Mangal" w:hAnsi="Mangal" w:cs="Mangal"/>
+          <w:b/>
+          <w:bCs/>
+        </w:rPr>
+        <w:t>लिए</w:t>
+      </w:r>
+      <w:r>
+        <w:rPr>
+          <w:b/>
+          <w:bCs/>
+        </w:rPr>
+        <w:t xml:space="preserve"> </w:t>
+      </w:r>
+      <w:r>
+        <w:rPr>
+          <w:rFonts w:ascii="Mangal" w:hAnsi="Mangal" w:cs="Mangal"/>
+          <w:b/>
+          <w:bCs/>
+        </w:rPr>
+        <w:t>वर्तमान</w:t>
+      </w:r>
+      <w:r>
+        <w:rPr>
+          <w:b/>
+          <w:bCs/>
+        </w:rPr>
+        <w:t xml:space="preserve"> one-page PDF </w:t>
+      </w:r>
+      <w:r>
+        <w:rPr>
+          <w:rFonts w:ascii="Mangal" w:hAnsi="Mangal" w:cs="Mangal"/>
+          <w:b/>
+          <w:bCs/>
+        </w:rPr>
+        <w:t>से</w:t>
+      </w:r>
+      <w:r>
+        <w:rPr>
+          <w:b/>
+          <w:bCs/>
+        </w:rPr>
+        <w:t xml:space="preserve"> </w:t>
+      </w:r>
+      <w:r>
+        <w:rPr>
+          <w:rFonts w:ascii="Mangal" w:hAnsi="Mangal" w:cs="Mangal"/>
+          <w:b/>
+          <w:bCs/>
+        </w:rPr>
+        <w:t>भी</w:t>
+      </w:r>
+      <w:r>
+        <w:rPr>
+          <w:b/>
+          <w:bCs/>
+        </w:rPr>
+        <w:t xml:space="preserve"> </w:t>
+      </w:r>
+      <w:r>
+        <w:rPr>
+          <w:rFonts w:ascii="Mangal" w:hAnsi="Mangal" w:cs="Mangal"/>
+          <w:b/>
+          <w:bCs/>
+        </w:rPr>
+        <w:t>ज्यादा</w:t>
+      </w:r>
+      <w:r>
+        <w:rPr>
+          <w:b/>
+          <w:bCs/>
+        </w:rPr>
+        <w:t xml:space="preserve"> </w:t>
+      </w:r>
+      <w:r>
+        <w:rPr>
+          <w:rFonts w:ascii="Mangal" w:hAnsi="Mangal" w:cs="Mangal"/>
+          <w:b/>
+          <w:bCs/>
+        </w:rPr>
+        <w:t>मजबूत</w:t>
+      </w:r>
+      <w:r>
+        <w:rPr>
+          <w:b/>
+          <w:bCs/>
+        </w:rPr>
+        <w:t xml:space="preserve"> </w:t>
+      </w:r>
+      <w:r>
+        <w:rPr>
+          <w:rFonts w:ascii="Mangal" w:hAnsi="Mangal" w:cs="Mangal"/>
+          <w:b/>
+          <w:bCs/>
+        </w:rPr>
+        <w:t>लगता</w:t>
+      </w:r>
+      <w:r>
+        <w:rPr>
+          <w:b/>
+          <w:bCs/>
+        </w:rPr>
+        <w:t xml:space="preserve"> </w:t>
+      </w:r>
+      <w:r>
+        <w:rPr>
+          <w:rFonts w:ascii="Mangal" w:hAnsi="Mangal" w:cs="Mangal"/>
+          <w:b/>
+          <w:bCs/>
+        </w:rPr>
+        <w:t>है</w:t>
+      </w:r>
+      <w:r>
+        <w:t xml:space="preserve">, </w:t>
+      </w:r>
+      <w:r>
+        <w:rPr>
+          <w:rFonts w:ascii="Mangal" w:hAnsi="Mangal" w:cs="Mangal"/>
+        </w:rPr>
+        <w:t>क्योंकि</w:t>
+      </w:r>
+      <w:r>
+        <w:t xml:space="preserve"> </w:t>
+      </w:r>
+      <w:r>
+        <w:rPr>
+          <w:rFonts w:ascii="Mangal" w:hAnsi="Mangal" w:cs="Mangal"/>
+        </w:rPr>
+        <w:t>इसमें</w:t>
+      </w:r>
+      <w:r>
+        <w:t xml:space="preserve"> </w:t>
+      </w:r>
+      <w:r>
+        <w:rPr>
+          <w:rFonts w:ascii="Mangal" w:hAnsi="Mangal" w:cs="Mangal"/>
+        </w:rPr>
+        <w:t>आप</w:t>
+      </w:r>
+      <w:r>
+        <w:t xml:space="preserve"> ACKO </w:t>
+      </w:r>
+      <w:r>
+        <w:rPr>
+          <w:rFonts w:ascii="Mangal" w:hAnsi="Mangal" w:cs="Mangal"/>
+        </w:rPr>
+        <w:t>की</w:t>
+      </w:r>
+      <w:r>
+        <w:t xml:space="preserve"> </w:t>
+      </w:r>
+      <w:r>
+        <w:rPr>
+          <w:rFonts w:ascii="Mangal" w:hAnsi="Mangal" w:cs="Mangal"/>
+        </w:rPr>
+        <w:t>बात</w:t>
+      </w:r>
+      <w:r>
+        <w:t xml:space="preserve"> </w:t>
+      </w:r>
+      <w:r>
+        <w:rPr>
+          <w:rFonts w:ascii="Mangal" w:hAnsi="Mangal" w:cs="Mangal"/>
+        </w:rPr>
+        <w:t>को</w:t>
+      </w:r>
+      <w:r>
+        <w:t xml:space="preserve"> </w:t>
+      </w:r>
+      <w:r>
+        <w:rPr>
+          <w:rFonts w:ascii="Mangal" w:hAnsi="Mangal" w:cs="Mangal"/>
+        </w:rPr>
+        <w:t>गलत</w:t>
+      </w:r>
+      <w:r>
+        <w:t xml:space="preserve"> </w:t>
+      </w:r>
+      <w:r>
+        <w:rPr>
+          <w:rFonts w:ascii="Mangal" w:hAnsi="Mangal" w:cs="Mangal"/>
+        </w:rPr>
+        <w:t>तरीके</w:t>
+      </w:r>
+      <w:r>
+        <w:t xml:space="preserve"> </w:t>
+      </w:r>
+      <w:r>
+        <w:rPr>
+          <w:rFonts w:ascii="Mangal" w:hAnsi="Mangal" w:cs="Mangal"/>
+        </w:rPr>
+        <w:t>से</w:t>
+      </w:r>
+      <w:r>
+        <w:t xml:space="preserve"> represent </w:t>
+      </w:r>
+      <w:r>
+        <w:rPr>
+          <w:rFonts w:ascii="Mangal" w:hAnsi="Mangal" w:cs="Mangal"/>
+        </w:rPr>
+        <w:t>नहीं</w:t>
+      </w:r>
+      <w:r>
+        <w:t xml:space="preserve"> </w:t>
+      </w:r>
+      <w:r>
+        <w:rPr>
+          <w:rFonts w:ascii="Mangal" w:hAnsi="Mangal" w:cs="Mangal"/>
+        </w:rPr>
+        <w:t>कर</w:t>
+      </w:r>
+      <w:r>
+        <w:t xml:space="preserve"> </w:t>
+      </w:r>
+      <w:r>
+        <w:rPr>
+          <w:rFonts w:ascii="Mangal" w:hAnsi="Mangal" w:cs="Mangal"/>
+        </w:rPr>
+        <w:t>रहे</w:t>
+      </w:r>
+      <w:r>
+        <w:t>—</w:t>
+      </w:r>
+      <w:r>
+        <w:rPr>
+          <w:rFonts w:ascii="Mangal" w:hAnsi="Mangal" w:cs="Mangal"/>
+        </w:rPr>
+        <w:t>पहले</w:t>
+      </w:r>
+      <w:r>
+        <w:t xml:space="preserve"> </w:t>
+      </w:r>
+      <w:r>
+        <w:rPr>
+          <w:rFonts w:ascii="Mangal" w:hAnsi="Mangal" w:cs="Mangal"/>
+        </w:rPr>
+        <w:t>उनकी</w:t>
+      </w:r>
+      <w:r>
+        <w:t xml:space="preserve"> strongest position </w:t>
+      </w:r>
+      <w:r>
+        <w:rPr>
+          <w:rFonts w:ascii="Mangal" w:hAnsi="Mangal" w:cs="Mangal"/>
+        </w:rPr>
+        <w:t>स्वीकार</w:t>
+      </w:r>
+      <w:r>
+        <w:t xml:space="preserve"> </w:t>
+      </w:r>
+      <w:r>
+        <w:rPr>
+          <w:rFonts w:ascii="Mangal" w:hAnsi="Mangal" w:cs="Mangal"/>
+        </w:rPr>
+        <w:t>करते</w:t>
+      </w:r>
+      <w:r>
+        <w:t xml:space="preserve"> </w:t>
+      </w:r>
+      <w:r>
+        <w:rPr>
+          <w:rFonts w:ascii="Mangal" w:hAnsi="Mangal" w:cs="Mangal"/>
+        </w:rPr>
+        <w:t>हैं</w:t>
+      </w:r>
+      <w:r>
+        <w:t xml:space="preserve"> </w:t>
+      </w:r>
+      <w:r>
+        <w:rPr>
+          <w:rFonts w:ascii="Mangal" w:hAnsi="Mangal" w:cs="Mangal"/>
+        </w:rPr>
+        <w:t>और</w:t>
+      </w:r>
+      <w:r>
+        <w:t xml:space="preserve"> </w:t>
+      </w:r>
+      <w:r>
+        <w:rPr>
+          <w:rFonts w:ascii="Mangal" w:hAnsi="Mangal" w:cs="Mangal"/>
+        </w:rPr>
+        <w:t>फिर</w:t>
+      </w:r>
+      <w:r>
+        <w:t xml:space="preserve"> </w:t>
+      </w:r>
+      <w:r>
+        <w:rPr>
+          <w:rFonts w:ascii="Mangal" w:hAnsi="Mangal" w:cs="Mangal"/>
+        </w:rPr>
+        <w:t>उसी</w:t>
+      </w:r>
+      <w:r>
+        <w:t xml:space="preserve"> </w:t>
+      </w:r>
+      <w:r>
+        <w:rPr>
+          <w:rFonts w:ascii="Mangal" w:hAnsi="Mangal" w:cs="Mangal"/>
+        </w:rPr>
+        <w:t>के</w:t>
+      </w:r>
+      <w:r>
+        <w:t xml:space="preserve"> </w:t>
+      </w:r>
+      <w:r>
+        <w:rPr>
+          <w:rFonts w:ascii="Mangal" w:hAnsi="Mangal" w:cs="Mangal"/>
+        </w:rPr>
+        <w:t>ऊपर</w:t>
+      </w:r>
+      <w:r>
+        <w:t xml:space="preserve"> </w:t>
+      </w:r>
+      <w:r>
+        <w:rPr>
+          <w:rFonts w:ascii="Mangal" w:hAnsi="Mangal" w:cs="Mangal"/>
+        </w:rPr>
+        <w:t>अपना</w:t>
+      </w:r>
+      <w:r>
+        <w:t xml:space="preserve"> narrower argument </w:t>
+      </w:r>
+      <w:r>
+        <w:rPr>
+          <w:rFonts w:ascii="Mangal" w:hAnsi="Mangal" w:cs="Mangal"/>
+        </w:rPr>
+        <w:t>बनाते</w:t>
+      </w:r>
+      <w:r>
+        <w:t xml:space="preserve"> </w:t>
+      </w:r>
+      <w:r>
+        <w:rPr>
+          <w:rFonts w:ascii="Mangal" w:hAnsi="Mangal" w:cs="Mangal"/>
+        </w:rPr>
+        <w:t>हैं।</w:t>
+      </w:r>
+    </w:p>
+    <w:p/>
     <w:p/>
     <w:sectPr>
       <w:pgSz w:w="11906" w:h="16838"/>
@@ -5818,6 +13003,155 @@
 <file path=word/numbering.xml><?xml version="1.0" encoding="utf-8"?>
 <w:numbering xmlns:wpc="http://schemas.microsoft.com/office/word/2010/wordprocessingCanvas" xmlns:cx="http://schemas.microsoft.com/office/drawing/2014/chartex" xmlns:cx1="http://schemas.microsoft.com/office/drawing/2015/9/8/chartex" xmlns:cx2="http://schemas.microsoft.com/office/drawing/2015/10/21/chartex" xmlns:cx3="http://schemas.microsoft.com/office/drawing/2016/5/9/chartex" xmlns:cx4="http://schemas.microsoft.com/office/drawing/2016/5/10/chartex" xmlns:cx5="http://schemas.microsoft.com/office/drawing/2016/5/11/chartex" xmlns:cx6="http://schemas.microsoft.com/office/drawing/2016/5/12/chartex" xmlns:cx7="http://schemas.microsoft.com/office/drawing/2016/5/13/chartex" xmlns:cx8="http://schemas.microsoft.com/office/drawing/2016/5/14/chartex" xmlns:mc="http://schemas.openxmlformats.org/markup-compatibility/2006" xmlns:aink="http://schemas.microsoft.com/office/drawing/2016/ink" xmlns:am3d="http://schemas.microsoft.com/office/drawing/2017/model3d" xmlns:o="urn:schemas-microsoft-com:office:office" xmlns:oel="http://schemas.microsoft.com/office/2019/extlst" xmlns:r="http://schemas.openxmlformats.org/officeDocument/2006/relationships" xmlns:m="http://schemas.openxmlformats.org/officeDocument/2006/math" xmlns:v="urn:schemas-microsoft-com:vml" xmlns:wp14="http://schemas.microsoft.com/office/word/2010/wordprocessingDrawing" xmlns:wp="http://schemas.openxmlformats.org/drawingml/2006/wordprocessingDrawing" xmlns:w10="urn:schemas-microsoft-com:office:word" xmlns:w="http://schemas.openxmlformats.org/wordprocessingml/2006/main" xmlns:w14="http://schemas.microsoft.com/office/word/2010/wordml" xmlns:w15="http://schemas.microsoft.com/office/word/2012/wordml" xmlns:w16cex="http://schemas.microsoft.com/office/word/2018/wordml/cex" xmlns:w16cid="http://schemas.microsoft.com/office/word/2016/wordml/cid" xmlns:w16="http://schemas.microsoft.com/office/word/2018/wordml" xmlns:w16du="http://schemas.microsoft.com/office/word/2023/wordml/word16du" xmlns:w16sdtdh="http://schemas.microsoft.com/office/word/2020/wordml/sdtdatahash" xmlns:w16sdtfl="http://schemas.microsoft.com/office/word/2024/wordml/sdtformatlock" xmlns:w16se="http://schemas.microsoft.com/office/word/2015/wordml/symex" xmlns:wpg="http://schemas.microsoft.com/office/word/2010/wordprocessingGroup" xmlns:wpi="http://schemas.microsoft.com/office/word/2010/wordprocessingInk" xmlns:wne="http://schemas.microsoft.com/office/word/2006/wordml" xmlns:wps="http://schemas.microsoft.com/office/word/2010/wordprocessingShape" mc:Ignorable="w14 w15 w16se w16cid w16 w16cex w16sdtdh w16sdtfl w16du wp14">
   <w:abstractNum w:abstractNumId="0" w15:restartNumberingAfterBreak="0">
+    <w:nsid w:val="1ABF4C8F"/>
+    <w:multiLevelType w:val="multilevel"/>
+    <w:tmpl w:val="C3E27256"/>
+    <w:lvl w:ilvl="0">
+      <w:start w:val="1"/>
+      <w:numFmt w:val="bullet"/>
+      <w:lvlText w:val=""/>
+      <w:lvlJc w:val="left"/>
+      <w:pPr>
+        <w:tabs>
+          <w:tab w:val="num" w:pos="720"/>
+        </w:tabs>
+        <w:ind w:left="720" w:hanging="360"/>
+      </w:pPr>
+      <w:rPr>
+        <w:rFonts w:ascii="Symbol" w:hAnsi="Symbol" w:hint="default"/>
+        <w:sz w:val="20"/>
+      </w:rPr>
+    </w:lvl>
+    <w:lvl w:ilvl="1" w:tentative="1">
+      <w:start w:val="1"/>
+      <w:numFmt w:val="bullet"/>
+      <w:lvlText w:val="o"/>
+      <w:lvlJc w:val="left"/>
+      <w:pPr>
+        <w:tabs>
+          <w:tab w:val="num" w:pos="1440"/>
+        </w:tabs>
+        <w:ind w:left="1440" w:hanging="360"/>
+      </w:pPr>
+      <w:rPr>
+        <w:rFonts w:ascii="Courier New" w:hAnsi="Courier New" w:hint="default"/>
+        <w:sz w:val="20"/>
+      </w:rPr>
+    </w:lvl>
+    <w:lvl w:ilvl="2" w:tentative="1">
+      <w:start w:val="1"/>
+      <w:numFmt w:val="bullet"/>
+      <w:lvlText w:val=""/>
+      <w:lvlJc w:val="left"/>
+      <w:pPr>
+        <w:tabs>
+          <w:tab w:val="num" w:pos="2160"/>
+        </w:tabs>
+        <w:ind w:left="2160" w:hanging="360"/>
+      </w:pPr>
+      <w:rPr>
+        <w:rFonts w:ascii="Wingdings" w:hAnsi="Wingdings" w:hint="default"/>
+        <w:sz w:val="20"/>
+      </w:rPr>
+    </w:lvl>
+    <w:lvl w:ilvl="3" w:tentative="1">
+      <w:start w:val="1"/>
+      <w:numFmt w:val="bullet"/>
+      <w:lvlText w:val=""/>
+      <w:lvlJc w:val="left"/>
+      <w:pPr>
+        <w:tabs>
+          <w:tab w:val="num" w:pos="2880"/>
+        </w:tabs>
+        <w:ind w:left="2880" w:hanging="360"/>
+      </w:pPr>
+      <w:rPr>
+        <w:rFonts w:ascii="Wingdings" w:hAnsi="Wingdings" w:hint="default"/>
+        <w:sz w:val="20"/>
+      </w:rPr>
+    </w:lvl>
+    <w:lvl w:ilvl="4" w:tentative="1">
+      <w:start w:val="1"/>
+      <w:numFmt w:val="bullet"/>
+      <w:lvlText w:val=""/>
+      <w:lvlJc w:val="left"/>
+      <w:pPr>
+        <w:tabs>
+          <w:tab w:val="num" w:pos="3600"/>
+        </w:tabs>
+        <w:ind w:left="3600" w:hanging="360"/>
+      </w:pPr>
+      <w:rPr>
+        <w:rFonts w:ascii="Wingdings" w:hAnsi="Wingdings" w:hint="default"/>
+        <w:sz w:val="20"/>
+      </w:rPr>
+    </w:lvl>
+    <w:lvl w:ilvl="5" w:tentative="1">
+      <w:start w:val="1"/>
+      <w:numFmt w:val="bullet"/>
+      <w:lvlText w:val=""/>
+      <w:lvlJc w:val="left"/>
+      <w:pPr>
+        <w:tabs>
+          <w:tab w:val="num" w:pos="4320"/>
+        </w:tabs>
+        <w:ind w:left="4320" w:hanging="360"/>
+      </w:pPr>
+      <w:rPr>
+        <w:rFonts w:ascii="Wingdings" w:hAnsi="Wingdings" w:hint="default"/>
+        <w:sz w:val="20"/>
+      </w:rPr>
+    </w:lvl>
+    <w:lvl w:ilvl="6" w:tentative="1">
+      <w:start w:val="1"/>
+      <w:numFmt w:val="bullet"/>
+      <w:lvlText w:val=""/>
+      <w:lvlJc w:val="left"/>
+      <w:pPr>
+        <w:tabs>
+          <w:tab w:val="num" w:pos="5040"/>
+        </w:tabs>
+        <w:ind w:left="5040" w:hanging="360"/>
+      </w:pPr>
+      <w:rPr>
+        <w:rFonts w:ascii="Wingdings" w:hAnsi="Wingdings" w:hint="default"/>
+        <w:sz w:val="20"/>
+      </w:rPr>
+    </w:lvl>
+    <w:lvl w:ilvl="7" w:tentative="1">
+      <w:start w:val="1"/>
+      <w:numFmt w:val="bullet"/>
+      <w:lvlText w:val=""/>
+      <w:lvlJc w:val="left"/>
+      <w:pPr>
+        <w:tabs>
+          <w:tab w:val="num" w:pos="5760"/>
+        </w:tabs>
+        <w:ind w:left="5760" w:hanging="360"/>
+      </w:pPr>
+      <w:rPr>
+        <w:rFonts w:ascii="Wingdings" w:hAnsi="Wingdings" w:hint="default"/>
+        <w:sz w:val="20"/>
+      </w:rPr>
+    </w:lvl>
+    <w:lvl w:ilvl="8" w:tentative="1">
+      <w:start w:val="1"/>
+      <w:numFmt w:val="bullet"/>
+      <w:lvlText w:val=""/>
+      <w:lvlJc w:val="left"/>
+      <w:pPr>
+        <w:tabs>
+          <w:tab w:val="num" w:pos="6480"/>
+        </w:tabs>
+        <w:ind w:left="6480" w:hanging="360"/>
+      </w:pPr>
+      <w:rPr>
+        <w:rFonts w:ascii="Wingdings" w:hAnsi="Wingdings" w:hint="default"/>
+        <w:sz w:val="20"/>
+      </w:rPr>
+    </w:lvl>
+  </w:abstractNum>
+  <w:abstractNum w:abstractNumId="1" w15:restartNumberingAfterBreak="0">
     <w:nsid w:val="1F2035AD"/>
     <w:multiLevelType w:val="multilevel"/>
     <w:tmpl w:val="EE4C67E2"/>
@@ -5966,7 +13300,7 @@
       </w:rPr>
     </w:lvl>
   </w:abstractNum>
-  <w:abstractNum w:abstractNumId="1" w15:restartNumberingAfterBreak="0">
+  <w:abstractNum w:abstractNumId="2" w15:restartNumberingAfterBreak="0">
     <w:nsid w:val="2FD67070"/>
     <w:multiLevelType w:val="multilevel"/>
     <w:tmpl w:val="2340CCC2"/>
@@ -6116,9 +13450,12 @@
     </w:lvl>
   </w:abstractNum>
   <w:num w:numId="1" w16cid:durableId="1553931109">
+    <w:abstractNumId w:val="2"/>
+  </w:num>
+  <w:num w:numId="2" w16cid:durableId="1610698584">
     <w:abstractNumId w:val="1"/>
   </w:num>
-  <w:num w:numId="2" w16cid:durableId="1610698584">
+  <w:num w:numId="3" w16cid:durableId="1549029942">
     <w:abstractNumId w:val="0"/>
   </w:num>
 </w:numbering>
@@ -7040,6 +14377,29 @@
       <w:spacing w:val="5"/>
     </w:rPr>
   </w:style>
+  <w:style w:type="character" w:styleId="Hyperlink">
+    <w:name w:val="Hyperlink"/>
+    <w:basedOn w:val="DefaultParagraphFont"/>
+    <w:uiPriority w:val="99"/>
+    <w:unhideWhenUsed/>
+    <w:rsid w:val="001C6573"/>
+    <w:rPr>
+      <w:color w:val="0563C1" w:themeColor="hyperlink"/>
+      <w:u w:val="single"/>
+    </w:rPr>
+  </w:style>
+  <w:style w:type="character" w:styleId="UnresolvedMention">
+    <w:name w:val="Unresolved Mention"/>
+    <w:basedOn w:val="DefaultParagraphFont"/>
+    <w:uiPriority w:val="99"/>
+    <w:semiHidden/>
+    <w:unhideWhenUsed/>
+    <w:rsid w:val="001C6573"/>
+    <w:rPr>
+      <w:color w:val="605E5C"/>
+      <w:shd w:val="clear" w:color="auto" w:fill="E1DFDD"/>
+    </w:rPr>
+  </w:style>
 </w:styles>
 </file>
 
